--- a/TP-KВ-251-Valeriia-Kosaia-lpr.docx
+++ b/TP-KВ-251-Valeriia-Kosaia-lpr.docx
@@ -15155,7 +15155,9 @@
         </w:tblBorders>
         <w:tblLayout w:type="autofit"/>
         <w:tblCellMar>
+          <w:top w:w="0" w:type="dxa"/>
           <w:left w:w="108" w:type="dxa"/>
+          <w:bottom w:w="0" w:type="dxa"/>
           <w:right w:w="108" w:type="dxa"/>
         </w:tblCellMar>
       </w:tblPr>
@@ -15172,6 +15174,12 @@
             <w:insideH w:val="single" w:color="auto" w:sz="4" w:space="0"/>
             <w:insideV w:val="single" w:color="auto" w:sz="4" w:space="0"/>
           </w:tblBorders>
+          <w:tblCellMar>
+            <w:top w:w="0" w:type="dxa"/>
+            <w:left w:w="108" w:type="dxa"/>
+            <w:bottom w:w="0" w:type="dxa"/>
+            <w:right w:w="108" w:type="dxa"/>
+          </w:tblCellMar>
         </w:tblPrEx>
         <w:tc>
           <w:tcPr>
@@ -25251,8 +25259,6 @@
         </w:rPr>
         <w:t xml:space="preserve"> </w:t>
       </w:r>
-      <w:bookmarkStart w:id="0" w:name="_GoBack"/>
-      <w:bookmarkEnd w:id="0"/>
     </w:p>
     <w:p>
       <w:pPr>
@@ -25365,6 +25371,7 @@
     <w:p>
       <w:pPr>
         <w:rPr>
+          <w:rFonts w:hint="default"/>
           <w:lang w:val="uk-UA"/>
         </w:rPr>
       </w:pPr>
@@ -25374,6 +25381,50 @@
           <w:lang w:val="uk-UA"/>
         </w:rPr>
         <w:t>Під час виконання роботи я закріпила навички використання циклів while і for, а також роботи зі списками та словниками в Python. Я навчилася створювати калькулятор із багаторазовим введенням даних, тестувати основні методи списків і словників, а також реалізувала функцію пошуку позиції для вставки нового елемента у відсортований список.</w:t>
+      </w:r>
+    </w:p>
+    <w:p>
+      <w:pPr>
+        <w:rPr>
+          <w:rFonts w:hint="default"/>
+          <w:lang w:val="uk-UA"/>
+        </w:rPr>
+      </w:pPr>
+    </w:p>
+    <w:p>
+      <w:pPr>
+        <w:rPr>
+          <w:rFonts w:hint="default"/>
+          <w:lang w:val="uk-UA"/>
+        </w:rPr>
+      </w:pPr>
+    </w:p>
+    <w:p>
+      <w:pPr>
+        <w:jc w:val="right"/>
+        <w:rPr>
+          <w:rFonts w:hint="default"/>
+          <w:b/>
+          <w:bCs/>
+          <w:lang w:val="en-US"/>
+        </w:rPr>
+      </w:pPr>
+      <w:r>
+        <w:rPr>
+          <w:b/>
+          <w:bCs/>
+          <w:lang w:val="uk-UA"/>
+        </w:rPr>
+        <w:t>Звіт до Теми №</w:t>
+      </w:r>
+      <w:r>
+        <w:rPr>
+          <w:rFonts w:hint="default"/>
+          <w:b/>
+          <w:bCs/>
+          <w:lang w:val="en-US"/>
+        </w:rPr>
+        <w:t>4</w:t>
       </w:r>
     </w:p>
     <w:p>
@@ -25383,11 +25434,4439 @@
           <w:numId w:val="0"/>
         </w:numPr>
         <w:ind w:leftChars="0" w:firstLine="720" w:firstLineChars="0"/>
-        <w:jc w:val="center"/>
+        <w:jc w:val="right"/>
         <w:rPr>
           <w:rFonts w:hint="default"/>
           <w:b/>
           <w:bCs/>
+          <w:lang w:val="en-US"/>
+        </w:rPr>
+      </w:pPr>
+      <w:r>
+        <w:rPr>
+          <w:rFonts w:hint="default"/>
+          <w:b/>
+          <w:bCs/>
+          <w:lang w:val="en-US"/>
+        </w:rPr>
+        <w:t xml:space="preserve"> Виняткові ситуації</w:t>
+      </w:r>
+    </w:p>
+    <w:p>
+      <w:pPr>
+        <w:pStyle w:val="11"/>
+        <w:numPr>
+          <w:ilvl w:val="0"/>
+          <w:numId w:val="4"/>
+        </w:numPr>
+        <w:ind w:left="420" w:leftChars="0" w:hanging="420" w:firstLineChars="0"/>
+        <w:rPr>
+          <w:lang w:val="uk-UA"/>
+        </w:rPr>
+      </w:pPr>
+      <w:r>
+        <w:rPr>
+          <w:lang w:val="uk-UA"/>
+        </w:rPr>
+        <w:t xml:space="preserve">Розширити програму калькулятор функцією запитів даних для виконання операцій від користувача, що обробляє виняткові ситуації. </w:t>
+      </w:r>
+    </w:p>
+    <w:p>
+      <w:pPr>
+        <w:pStyle w:val="11"/>
+        <w:numPr>
+          <w:ilvl w:val="0"/>
+          <w:numId w:val="4"/>
+        </w:numPr>
+        <w:ind w:left="420" w:leftChars="0" w:hanging="420" w:firstLineChars="0"/>
+        <w:rPr>
+          <w:lang w:val="uk-UA"/>
+        </w:rPr>
+      </w:pPr>
+      <w:r>
+        <w:rPr>
+          <w:lang w:val="uk-UA"/>
+        </w:rPr>
+        <w:t>Розширити функцію ділення обробкою виняткової ситуації ділення но нуль</w:t>
+      </w:r>
+    </w:p>
+    <w:p>
+      <w:pPr>
+        <w:pStyle w:val="11"/>
+        <w:numPr>
+          <w:ilvl w:val="0"/>
+          <w:numId w:val="4"/>
+        </w:numPr>
+        <w:ind w:left="420" w:leftChars="0" w:hanging="420" w:firstLineChars="0"/>
+        <w:rPr>
+          <w:rFonts w:hint="default"/>
+          <w:b w:val="0"/>
+          <w:bCs w:val="0"/>
+          <w:lang w:val="en-US"/>
+        </w:rPr>
+      </w:pPr>
+      <w:r>
+        <w:rPr>
+          <w:lang w:val="uk-UA"/>
+        </w:rPr>
+        <w:t xml:space="preserve">Ознайомитись зі списком виняткових ситуацій за посиланням </w:t>
+      </w:r>
+      <w:r>
+        <w:fldChar w:fldCharType="begin"/>
+      </w:r>
+      <w:r>
+        <w:instrText xml:space="preserve"> HYPERLINK "https://docs.python.org/3/library/exceptions.html" </w:instrText>
+      </w:r>
+      <w:r>
+        <w:fldChar w:fldCharType="separate"/>
+      </w:r>
+      <w:r>
+        <w:rPr>
+          <w:rStyle w:val="5"/>
+          <w:lang w:val="uk-UA"/>
+        </w:rPr>
+        <w:t>https://docs.python.org/3/library/exceptions.html</w:t>
+      </w:r>
+      <w:r>
+        <w:rPr>
+          <w:rStyle w:val="5"/>
+          <w:lang w:val="uk-UA"/>
+        </w:rPr>
+        <w:fldChar w:fldCharType="end"/>
+      </w:r>
+      <w:r>
+        <w:rPr>
+          <w:lang w:val="uk-UA"/>
+        </w:rPr>
+        <w:t xml:space="preserve"> </w:t>
+      </w:r>
+    </w:p>
+    <w:p>
+      <w:pPr>
+        <w:jc w:val="center"/>
+        <w:rPr>
+          <w:b/>
+          <w:bCs/>
+          <w:lang w:val="uk-UA"/>
+        </w:rPr>
+      </w:pPr>
+      <w:r>
+        <w:rPr>
+          <w:b/>
+          <w:bCs/>
+          <w:lang w:val="uk-UA"/>
+        </w:rPr>
+        <w:t>Хід виконання завдання:</w:t>
+      </w:r>
+    </w:p>
+    <w:p>
+      <w:pPr>
+        <w:rPr>
+          <w:lang w:val="uk-UA"/>
+        </w:rPr>
+      </w:pPr>
+      <w:r>
+        <w:rPr>
+          <w:lang w:val="uk-UA"/>
+        </w:rPr>
+        <w:t>Текст програми:</w:t>
+      </w:r>
+    </w:p>
+    <w:tbl>
+      <w:tblPr>
+        <w:tblStyle w:val="10"/>
+        <w:tblW w:w="0" w:type="auto"/>
+        <w:tblInd w:w="0" w:type="dxa"/>
+        <w:tblBorders>
+          <w:top w:val="single" w:color="auto" w:sz="4" w:space="0"/>
+          <w:left w:val="single" w:color="auto" w:sz="4" w:space="0"/>
+          <w:bottom w:val="single" w:color="auto" w:sz="4" w:space="0"/>
+          <w:right w:val="single" w:color="auto" w:sz="4" w:space="0"/>
+          <w:insideH w:val="single" w:color="auto" w:sz="4" w:space="0"/>
+          <w:insideV w:val="single" w:color="auto" w:sz="4" w:space="0"/>
+        </w:tblBorders>
+        <w:tblLayout w:type="autofit"/>
+        <w:tblCellMar>
+          <w:top w:w="0" w:type="dxa"/>
+          <w:left w:w="108" w:type="dxa"/>
+          <w:bottom w:w="0" w:type="dxa"/>
+          <w:right w:w="108" w:type="dxa"/>
+        </w:tblCellMar>
+      </w:tblPr>
+      <w:tblGrid>
+        <w:gridCol w:w="8856"/>
+      </w:tblGrid>
+      <w:tr>
+        <w:tblPrEx>
+          <w:tblBorders>
+            <w:top w:val="single" w:color="auto" w:sz="4" w:space="0"/>
+            <w:left w:val="single" w:color="auto" w:sz="4" w:space="0"/>
+            <w:bottom w:val="single" w:color="auto" w:sz="4" w:space="0"/>
+            <w:right w:val="single" w:color="auto" w:sz="4" w:space="0"/>
+            <w:insideH w:val="single" w:color="auto" w:sz="4" w:space="0"/>
+            <w:insideV w:val="single" w:color="auto" w:sz="4" w:space="0"/>
+          </w:tblBorders>
+          <w:tblCellMar>
+            <w:top w:w="0" w:type="dxa"/>
+            <w:left w:w="108" w:type="dxa"/>
+            <w:bottom w:w="0" w:type="dxa"/>
+            <w:right w:w="108" w:type="dxa"/>
+          </w:tblCellMar>
+        </w:tblPrEx>
+        <w:tc>
+          <w:tcPr>
+            <w:tcW w:w="9576" w:type="dxa"/>
+          </w:tcPr>
+          <w:p>
+            <w:pPr>
+              <w:keepNext w:val="0"/>
+              <w:keepLines w:val="0"/>
+              <w:widowControl/>
+              <w:suppressLineNumbers w:val="0"/>
+              <w:shd w:val="clear" w:fill="121314"/>
+              <w:spacing w:line="285" w:lineRule="atLeast"/>
+              <w:jc w:val="left"/>
+              <w:rPr>
+                <w:rFonts w:ascii="Consolas" w:hAnsi="Consolas" w:eastAsia="Consolas" w:cs="Consolas"/>
+                <w:b w:val="0"/>
+                <w:bCs w:val="0"/>
+                <w:color w:val="BBBEBF"/>
+                <w:sz w:val="21"/>
+                <w:szCs w:val="21"/>
+              </w:rPr>
+            </w:pPr>
+          </w:p>
+          <w:p>
+            <w:pPr>
+              <w:keepNext w:val="0"/>
+              <w:keepLines w:val="0"/>
+              <w:widowControl/>
+              <w:suppressLineNumbers w:val="0"/>
+              <w:shd w:val="clear" w:fill="121314"/>
+              <w:spacing w:line="285" w:lineRule="atLeast"/>
+              <w:jc w:val="left"/>
+              <w:rPr>
+                <w:rFonts w:hint="default" w:ascii="Consolas" w:hAnsi="Consolas" w:eastAsia="Consolas" w:cs="Consolas"/>
+                <w:b w:val="0"/>
+                <w:bCs w:val="0"/>
+                <w:color w:val="BBBEBF"/>
+                <w:sz w:val="21"/>
+                <w:szCs w:val="21"/>
+              </w:rPr>
+            </w:pPr>
+            <w:r>
+              <w:rPr>
+                <w:rFonts w:hint="default" w:ascii="Consolas" w:hAnsi="Consolas" w:eastAsia="Consolas" w:cs="Consolas"/>
+                <w:b w:val="0"/>
+                <w:bCs w:val="0"/>
+                <w:color w:val="FF7B72"/>
+                <w:kern w:val="0"/>
+                <w:sz w:val="21"/>
+                <w:szCs w:val="21"/>
+                <w:shd w:val="clear" w:fill="121314"/>
+                <w:lang w:val="en-US" w:eastAsia="zh-CN" w:bidi="ar"/>
+              </w:rPr>
+              <w:t>def</w:t>
+            </w:r>
+            <w:r>
+              <w:rPr>
+                <w:rFonts w:hint="default" w:ascii="Consolas" w:hAnsi="Consolas" w:eastAsia="Consolas" w:cs="Consolas"/>
+                <w:b w:val="0"/>
+                <w:bCs w:val="0"/>
+                <w:color w:val="BBBEBF"/>
+                <w:kern w:val="0"/>
+                <w:sz w:val="21"/>
+                <w:szCs w:val="21"/>
+                <w:shd w:val="clear" w:fill="121314"/>
+                <w:lang w:val="en-US" w:eastAsia="zh-CN" w:bidi="ar"/>
+              </w:rPr>
+              <w:t xml:space="preserve"> </w:t>
+            </w:r>
+            <w:r>
+              <w:rPr>
+                <w:rFonts w:hint="default" w:ascii="Consolas" w:hAnsi="Consolas" w:eastAsia="Consolas" w:cs="Consolas"/>
+                <w:b w:val="0"/>
+                <w:bCs w:val="0"/>
+                <w:color w:val="D2A8FF"/>
+                <w:kern w:val="0"/>
+                <w:sz w:val="21"/>
+                <w:szCs w:val="21"/>
+                <w:shd w:val="clear" w:fill="121314"/>
+                <w:lang w:val="en-US" w:eastAsia="zh-CN" w:bidi="ar"/>
+              </w:rPr>
+              <w:t>add</w:t>
+            </w:r>
+            <w:r>
+              <w:rPr>
+                <w:rFonts w:hint="default" w:ascii="Consolas" w:hAnsi="Consolas" w:eastAsia="Consolas" w:cs="Consolas"/>
+                <w:b w:val="0"/>
+                <w:bCs w:val="0"/>
+                <w:color w:val="BBBEBF"/>
+                <w:kern w:val="0"/>
+                <w:sz w:val="21"/>
+                <w:szCs w:val="21"/>
+                <w:shd w:val="clear" w:fill="121314"/>
+                <w:lang w:val="en-US" w:eastAsia="zh-CN" w:bidi="ar"/>
+              </w:rPr>
+              <w:t>(</w:t>
+            </w:r>
+            <w:r>
+              <w:rPr>
+                <w:rFonts w:hint="default" w:ascii="Consolas" w:hAnsi="Consolas" w:eastAsia="Consolas" w:cs="Consolas"/>
+                <w:b w:val="0"/>
+                <w:bCs w:val="0"/>
+                <w:color w:val="FFA657"/>
+                <w:kern w:val="0"/>
+                <w:sz w:val="21"/>
+                <w:szCs w:val="21"/>
+                <w:shd w:val="clear" w:fill="121314"/>
+                <w:lang w:val="en-US" w:eastAsia="zh-CN" w:bidi="ar"/>
+              </w:rPr>
+              <w:t>a</w:t>
+            </w:r>
+            <w:r>
+              <w:rPr>
+                <w:rFonts w:hint="default" w:ascii="Consolas" w:hAnsi="Consolas" w:eastAsia="Consolas" w:cs="Consolas"/>
+                <w:b w:val="0"/>
+                <w:bCs w:val="0"/>
+                <w:color w:val="BBBEBF"/>
+                <w:kern w:val="0"/>
+                <w:sz w:val="21"/>
+                <w:szCs w:val="21"/>
+                <w:shd w:val="clear" w:fill="121314"/>
+                <w:lang w:val="en-US" w:eastAsia="zh-CN" w:bidi="ar"/>
+              </w:rPr>
+              <w:t xml:space="preserve">, </w:t>
+            </w:r>
+            <w:r>
+              <w:rPr>
+                <w:rFonts w:hint="default" w:ascii="Consolas" w:hAnsi="Consolas" w:eastAsia="Consolas" w:cs="Consolas"/>
+                <w:b w:val="0"/>
+                <w:bCs w:val="0"/>
+                <w:color w:val="FFA657"/>
+                <w:kern w:val="0"/>
+                <w:sz w:val="21"/>
+                <w:szCs w:val="21"/>
+                <w:shd w:val="clear" w:fill="121314"/>
+                <w:lang w:val="en-US" w:eastAsia="zh-CN" w:bidi="ar"/>
+              </w:rPr>
+              <w:t>b</w:t>
+            </w:r>
+            <w:r>
+              <w:rPr>
+                <w:rFonts w:hint="default" w:ascii="Consolas" w:hAnsi="Consolas" w:eastAsia="Consolas" w:cs="Consolas"/>
+                <w:b w:val="0"/>
+                <w:bCs w:val="0"/>
+                <w:color w:val="BBBEBF"/>
+                <w:kern w:val="0"/>
+                <w:sz w:val="21"/>
+                <w:szCs w:val="21"/>
+                <w:shd w:val="clear" w:fill="121314"/>
+                <w:lang w:val="en-US" w:eastAsia="zh-CN" w:bidi="ar"/>
+              </w:rPr>
+              <w:t>):</w:t>
+            </w:r>
+          </w:p>
+          <w:p>
+            <w:pPr>
+              <w:keepNext w:val="0"/>
+              <w:keepLines w:val="0"/>
+              <w:widowControl/>
+              <w:suppressLineNumbers w:val="0"/>
+              <w:shd w:val="clear" w:fill="121314"/>
+              <w:spacing w:line="285" w:lineRule="atLeast"/>
+              <w:jc w:val="left"/>
+            </w:pPr>
+            <w:r>
+              <w:rPr>
+                <w:rFonts w:hint="default" w:ascii="Consolas" w:hAnsi="Consolas" w:eastAsia="Consolas" w:cs="Consolas"/>
+                <w:b w:val="0"/>
+                <w:bCs w:val="0"/>
+                <w:color w:val="BBBEBF"/>
+                <w:kern w:val="0"/>
+                <w:sz w:val="21"/>
+                <w:szCs w:val="21"/>
+                <w:shd w:val="clear" w:fill="121314"/>
+                <w:lang w:val="en-US" w:eastAsia="zh-CN" w:bidi="ar"/>
+              </w:rPr>
+              <w:t xml:space="preserve">    </w:t>
+            </w:r>
+            <w:r>
+              <w:rPr>
+                <w:rFonts w:hint="default" w:ascii="Consolas" w:hAnsi="Consolas" w:eastAsia="Consolas" w:cs="Consolas"/>
+                <w:b w:val="0"/>
+                <w:bCs w:val="0"/>
+                <w:color w:val="C586C0"/>
+                <w:kern w:val="0"/>
+                <w:sz w:val="21"/>
+                <w:szCs w:val="21"/>
+                <w:shd w:val="clear" w:fill="121314"/>
+                <w:lang w:val="en-US" w:eastAsia="zh-CN" w:bidi="ar"/>
+              </w:rPr>
+              <w:t>return</w:t>
+            </w:r>
+            <w:r>
+              <w:rPr>
+                <w:rFonts w:hint="default" w:ascii="Consolas" w:hAnsi="Consolas" w:eastAsia="Consolas" w:cs="Consolas"/>
+                <w:b w:val="0"/>
+                <w:bCs w:val="0"/>
+                <w:color w:val="BBBEBF"/>
+                <w:kern w:val="0"/>
+                <w:sz w:val="21"/>
+                <w:szCs w:val="21"/>
+                <w:shd w:val="clear" w:fill="121314"/>
+                <w:lang w:val="en-US" w:eastAsia="zh-CN" w:bidi="ar"/>
+              </w:rPr>
+              <w:t xml:space="preserve"> </w:t>
+            </w:r>
+            <w:r>
+              <w:rPr>
+                <w:rFonts w:hint="default" w:ascii="Consolas" w:hAnsi="Consolas" w:eastAsia="Consolas" w:cs="Consolas"/>
+                <w:b w:val="0"/>
+                <w:bCs w:val="0"/>
+                <w:color w:val="FFA657"/>
+                <w:kern w:val="0"/>
+                <w:sz w:val="21"/>
+                <w:szCs w:val="21"/>
+                <w:shd w:val="clear" w:fill="121314"/>
+                <w:lang w:val="en-US" w:eastAsia="zh-CN" w:bidi="ar"/>
+              </w:rPr>
+              <w:t>a</w:t>
+            </w:r>
+            <w:r>
+              <w:rPr>
+                <w:rFonts w:hint="default" w:ascii="Consolas" w:hAnsi="Consolas" w:eastAsia="Consolas" w:cs="Consolas"/>
+                <w:b w:val="0"/>
+                <w:bCs w:val="0"/>
+                <w:color w:val="BBBEBF"/>
+                <w:kern w:val="0"/>
+                <w:sz w:val="21"/>
+                <w:szCs w:val="21"/>
+                <w:shd w:val="clear" w:fill="121314"/>
+                <w:lang w:val="en-US" w:eastAsia="zh-CN" w:bidi="ar"/>
+              </w:rPr>
+              <w:t xml:space="preserve"> </w:t>
+            </w:r>
+            <w:r>
+              <w:rPr>
+                <w:rFonts w:hint="default" w:ascii="Consolas" w:hAnsi="Consolas" w:eastAsia="Consolas" w:cs="Consolas"/>
+                <w:b w:val="0"/>
+                <w:bCs w:val="0"/>
+                <w:color w:val="D4D4D4"/>
+                <w:kern w:val="0"/>
+                <w:sz w:val="21"/>
+                <w:szCs w:val="21"/>
+                <w:shd w:val="clear" w:fill="121314"/>
+                <w:lang w:val="en-US" w:eastAsia="zh-CN" w:bidi="ar"/>
+              </w:rPr>
+              <w:t>+</w:t>
+            </w:r>
+            <w:r>
+              <w:rPr>
+                <w:rFonts w:hint="default" w:ascii="Consolas" w:hAnsi="Consolas" w:eastAsia="Consolas" w:cs="Consolas"/>
+                <w:b w:val="0"/>
+                <w:bCs w:val="0"/>
+                <w:color w:val="BBBEBF"/>
+                <w:kern w:val="0"/>
+                <w:sz w:val="21"/>
+                <w:szCs w:val="21"/>
+                <w:shd w:val="clear" w:fill="121314"/>
+                <w:lang w:val="en-US" w:eastAsia="zh-CN" w:bidi="ar"/>
+              </w:rPr>
+              <w:t xml:space="preserve"> </w:t>
+            </w:r>
+            <w:r>
+              <w:rPr>
+                <w:rFonts w:hint="default" w:ascii="Consolas" w:hAnsi="Consolas" w:eastAsia="Consolas" w:cs="Consolas"/>
+                <w:b w:val="0"/>
+                <w:bCs w:val="0"/>
+                <w:color w:val="FFA657"/>
+                <w:kern w:val="0"/>
+                <w:sz w:val="21"/>
+                <w:szCs w:val="21"/>
+                <w:shd w:val="clear" w:fill="121314"/>
+                <w:lang w:val="en-US" w:eastAsia="zh-CN" w:bidi="ar"/>
+              </w:rPr>
+              <w:t>b</w:t>
+            </w:r>
+          </w:p>
+          <w:p>
+            <w:pPr>
+              <w:keepNext w:val="0"/>
+              <w:keepLines w:val="0"/>
+              <w:widowControl/>
+              <w:suppressLineNumbers w:val="0"/>
+              <w:shd w:val="clear" w:fill="121314"/>
+              <w:spacing w:line="285" w:lineRule="atLeast"/>
+              <w:jc w:val="left"/>
+              <w:rPr>
+                <w:rFonts w:hint="default" w:ascii="Consolas" w:hAnsi="Consolas" w:eastAsia="Consolas" w:cs="Consolas"/>
+                <w:b w:val="0"/>
+                <w:bCs w:val="0"/>
+                <w:color w:val="BBBEBF"/>
+                <w:sz w:val="21"/>
+                <w:szCs w:val="21"/>
+              </w:rPr>
+            </w:pPr>
+            <w:r>
+              <w:rPr>
+                <w:rFonts w:hint="default" w:ascii="Consolas" w:hAnsi="Consolas" w:eastAsia="Consolas" w:cs="Consolas"/>
+                <w:b w:val="0"/>
+                <w:bCs w:val="0"/>
+                <w:color w:val="FF7B72"/>
+                <w:kern w:val="0"/>
+                <w:sz w:val="21"/>
+                <w:szCs w:val="21"/>
+                <w:shd w:val="clear" w:fill="121314"/>
+                <w:lang w:val="en-US" w:eastAsia="zh-CN" w:bidi="ar"/>
+              </w:rPr>
+              <w:t>def</w:t>
+            </w:r>
+            <w:r>
+              <w:rPr>
+                <w:rFonts w:hint="default" w:ascii="Consolas" w:hAnsi="Consolas" w:eastAsia="Consolas" w:cs="Consolas"/>
+                <w:b w:val="0"/>
+                <w:bCs w:val="0"/>
+                <w:color w:val="BBBEBF"/>
+                <w:kern w:val="0"/>
+                <w:sz w:val="21"/>
+                <w:szCs w:val="21"/>
+                <w:shd w:val="clear" w:fill="121314"/>
+                <w:lang w:val="en-US" w:eastAsia="zh-CN" w:bidi="ar"/>
+              </w:rPr>
+              <w:t xml:space="preserve"> </w:t>
+            </w:r>
+            <w:r>
+              <w:rPr>
+                <w:rFonts w:hint="default" w:ascii="Consolas" w:hAnsi="Consolas" w:eastAsia="Consolas" w:cs="Consolas"/>
+                <w:b w:val="0"/>
+                <w:bCs w:val="0"/>
+                <w:color w:val="D2A8FF"/>
+                <w:kern w:val="0"/>
+                <w:sz w:val="21"/>
+                <w:szCs w:val="21"/>
+                <w:shd w:val="clear" w:fill="121314"/>
+                <w:lang w:val="en-US" w:eastAsia="zh-CN" w:bidi="ar"/>
+              </w:rPr>
+              <w:t>subtract</w:t>
+            </w:r>
+            <w:r>
+              <w:rPr>
+                <w:rFonts w:hint="default" w:ascii="Consolas" w:hAnsi="Consolas" w:eastAsia="Consolas" w:cs="Consolas"/>
+                <w:b w:val="0"/>
+                <w:bCs w:val="0"/>
+                <w:color w:val="BBBEBF"/>
+                <w:kern w:val="0"/>
+                <w:sz w:val="21"/>
+                <w:szCs w:val="21"/>
+                <w:shd w:val="clear" w:fill="121314"/>
+                <w:lang w:val="en-US" w:eastAsia="zh-CN" w:bidi="ar"/>
+              </w:rPr>
+              <w:t>(</w:t>
+            </w:r>
+            <w:r>
+              <w:rPr>
+                <w:rFonts w:hint="default" w:ascii="Consolas" w:hAnsi="Consolas" w:eastAsia="Consolas" w:cs="Consolas"/>
+                <w:b w:val="0"/>
+                <w:bCs w:val="0"/>
+                <w:color w:val="FFA657"/>
+                <w:kern w:val="0"/>
+                <w:sz w:val="21"/>
+                <w:szCs w:val="21"/>
+                <w:shd w:val="clear" w:fill="121314"/>
+                <w:lang w:val="en-US" w:eastAsia="zh-CN" w:bidi="ar"/>
+              </w:rPr>
+              <w:t>a</w:t>
+            </w:r>
+            <w:r>
+              <w:rPr>
+                <w:rFonts w:hint="default" w:ascii="Consolas" w:hAnsi="Consolas" w:eastAsia="Consolas" w:cs="Consolas"/>
+                <w:b w:val="0"/>
+                <w:bCs w:val="0"/>
+                <w:color w:val="BBBEBF"/>
+                <w:kern w:val="0"/>
+                <w:sz w:val="21"/>
+                <w:szCs w:val="21"/>
+                <w:shd w:val="clear" w:fill="121314"/>
+                <w:lang w:val="en-US" w:eastAsia="zh-CN" w:bidi="ar"/>
+              </w:rPr>
+              <w:t xml:space="preserve">, </w:t>
+            </w:r>
+            <w:r>
+              <w:rPr>
+                <w:rFonts w:hint="default" w:ascii="Consolas" w:hAnsi="Consolas" w:eastAsia="Consolas" w:cs="Consolas"/>
+                <w:b w:val="0"/>
+                <w:bCs w:val="0"/>
+                <w:color w:val="FFA657"/>
+                <w:kern w:val="0"/>
+                <w:sz w:val="21"/>
+                <w:szCs w:val="21"/>
+                <w:shd w:val="clear" w:fill="121314"/>
+                <w:lang w:val="en-US" w:eastAsia="zh-CN" w:bidi="ar"/>
+              </w:rPr>
+              <w:t>b</w:t>
+            </w:r>
+            <w:r>
+              <w:rPr>
+                <w:rFonts w:hint="default" w:ascii="Consolas" w:hAnsi="Consolas" w:eastAsia="Consolas" w:cs="Consolas"/>
+                <w:b w:val="0"/>
+                <w:bCs w:val="0"/>
+                <w:color w:val="BBBEBF"/>
+                <w:kern w:val="0"/>
+                <w:sz w:val="21"/>
+                <w:szCs w:val="21"/>
+                <w:shd w:val="clear" w:fill="121314"/>
+                <w:lang w:val="en-US" w:eastAsia="zh-CN" w:bidi="ar"/>
+              </w:rPr>
+              <w:t>):</w:t>
+            </w:r>
+          </w:p>
+          <w:p>
+            <w:pPr>
+              <w:keepNext w:val="0"/>
+              <w:keepLines w:val="0"/>
+              <w:widowControl/>
+              <w:suppressLineNumbers w:val="0"/>
+              <w:shd w:val="clear" w:fill="121314"/>
+              <w:spacing w:line="285" w:lineRule="atLeast"/>
+              <w:jc w:val="left"/>
+            </w:pPr>
+            <w:r>
+              <w:rPr>
+                <w:rFonts w:hint="default" w:ascii="Consolas" w:hAnsi="Consolas" w:eastAsia="Consolas" w:cs="Consolas"/>
+                <w:b w:val="0"/>
+                <w:bCs w:val="0"/>
+                <w:color w:val="BBBEBF"/>
+                <w:kern w:val="0"/>
+                <w:sz w:val="21"/>
+                <w:szCs w:val="21"/>
+                <w:shd w:val="clear" w:fill="121314"/>
+                <w:lang w:val="en-US" w:eastAsia="zh-CN" w:bidi="ar"/>
+              </w:rPr>
+              <w:t xml:space="preserve">    </w:t>
+            </w:r>
+            <w:r>
+              <w:rPr>
+                <w:rFonts w:hint="default" w:ascii="Consolas" w:hAnsi="Consolas" w:eastAsia="Consolas" w:cs="Consolas"/>
+                <w:b w:val="0"/>
+                <w:bCs w:val="0"/>
+                <w:color w:val="C586C0"/>
+                <w:kern w:val="0"/>
+                <w:sz w:val="21"/>
+                <w:szCs w:val="21"/>
+                <w:shd w:val="clear" w:fill="121314"/>
+                <w:lang w:val="en-US" w:eastAsia="zh-CN" w:bidi="ar"/>
+              </w:rPr>
+              <w:t>return</w:t>
+            </w:r>
+            <w:r>
+              <w:rPr>
+                <w:rFonts w:hint="default" w:ascii="Consolas" w:hAnsi="Consolas" w:eastAsia="Consolas" w:cs="Consolas"/>
+                <w:b w:val="0"/>
+                <w:bCs w:val="0"/>
+                <w:color w:val="BBBEBF"/>
+                <w:kern w:val="0"/>
+                <w:sz w:val="21"/>
+                <w:szCs w:val="21"/>
+                <w:shd w:val="clear" w:fill="121314"/>
+                <w:lang w:val="en-US" w:eastAsia="zh-CN" w:bidi="ar"/>
+              </w:rPr>
+              <w:t xml:space="preserve"> </w:t>
+            </w:r>
+            <w:r>
+              <w:rPr>
+                <w:rFonts w:hint="default" w:ascii="Consolas" w:hAnsi="Consolas" w:eastAsia="Consolas" w:cs="Consolas"/>
+                <w:b w:val="0"/>
+                <w:bCs w:val="0"/>
+                <w:color w:val="FFA657"/>
+                <w:kern w:val="0"/>
+                <w:sz w:val="21"/>
+                <w:szCs w:val="21"/>
+                <w:shd w:val="clear" w:fill="121314"/>
+                <w:lang w:val="en-US" w:eastAsia="zh-CN" w:bidi="ar"/>
+              </w:rPr>
+              <w:t>a</w:t>
+            </w:r>
+            <w:r>
+              <w:rPr>
+                <w:rFonts w:hint="default" w:ascii="Consolas" w:hAnsi="Consolas" w:eastAsia="Consolas" w:cs="Consolas"/>
+                <w:b w:val="0"/>
+                <w:bCs w:val="0"/>
+                <w:color w:val="BBBEBF"/>
+                <w:kern w:val="0"/>
+                <w:sz w:val="21"/>
+                <w:szCs w:val="21"/>
+                <w:shd w:val="clear" w:fill="121314"/>
+                <w:lang w:val="en-US" w:eastAsia="zh-CN" w:bidi="ar"/>
+              </w:rPr>
+              <w:t xml:space="preserve"> </w:t>
+            </w:r>
+            <w:r>
+              <w:rPr>
+                <w:rFonts w:hint="default" w:ascii="Consolas" w:hAnsi="Consolas" w:eastAsia="Consolas" w:cs="Consolas"/>
+                <w:b w:val="0"/>
+                <w:bCs w:val="0"/>
+                <w:color w:val="D4D4D4"/>
+                <w:kern w:val="0"/>
+                <w:sz w:val="21"/>
+                <w:szCs w:val="21"/>
+                <w:shd w:val="clear" w:fill="121314"/>
+                <w:lang w:val="en-US" w:eastAsia="zh-CN" w:bidi="ar"/>
+              </w:rPr>
+              <w:t>-</w:t>
+            </w:r>
+            <w:r>
+              <w:rPr>
+                <w:rFonts w:hint="default" w:ascii="Consolas" w:hAnsi="Consolas" w:eastAsia="Consolas" w:cs="Consolas"/>
+                <w:b w:val="0"/>
+                <w:bCs w:val="0"/>
+                <w:color w:val="BBBEBF"/>
+                <w:kern w:val="0"/>
+                <w:sz w:val="21"/>
+                <w:szCs w:val="21"/>
+                <w:shd w:val="clear" w:fill="121314"/>
+                <w:lang w:val="en-US" w:eastAsia="zh-CN" w:bidi="ar"/>
+              </w:rPr>
+              <w:t xml:space="preserve"> </w:t>
+            </w:r>
+            <w:r>
+              <w:rPr>
+                <w:rFonts w:hint="default" w:ascii="Consolas" w:hAnsi="Consolas" w:eastAsia="Consolas" w:cs="Consolas"/>
+                <w:b w:val="0"/>
+                <w:bCs w:val="0"/>
+                <w:color w:val="FFA657"/>
+                <w:kern w:val="0"/>
+                <w:sz w:val="21"/>
+                <w:szCs w:val="21"/>
+                <w:shd w:val="clear" w:fill="121314"/>
+                <w:lang w:val="en-US" w:eastAsia="zh-CN" w:bidi="ar"/>
+              </w:rPr>
+              <w:t>b</w:t>
+            </w:r>
+          </w:p>
+          <w:p>
+            <w:pPr>
+              <w:keepNext w:val="0"/>
+              <w:keepLines w:val="0"/>
+              <w:widowControl/>
+              <w:suppressLineNumbers w:val="0"/>
+              <w:shd w:val="clear" w:fill="121314"/>
+              <w:spacing w:line="285" w:lineRule="atLeast"/>
+              <w:jc w:val="left"/>
+              <w:rPr>
+                <w:rFonts w:hint="default" w:ascii="Consolas" w:hAnsi="Consolas" w:eastAsia="Consolas" w:cs="Consolas"/>
+                <w:b w:val="0"/>
+                <w:bCs w:val="0"/>
+                <w:color w:val="BBBEBF"/>
+                <w:sz w:val="21"/>
+                <w:szCs w:val="21"/>
+              </w:rPr>
+            </w:pPr>
+            <w:r>
+              <w:rPr>
+                <w:rFonts w:hint="default" w:ascii="Consolas" w:hAnsi="Consolas" w:eastAsia="Consolas" w:cs="Consolas"/>
+                <w:b w:val="0"/>
+                <w:bCs w:val="0"/>
+                <w:color w:val="FF7B72"/>
+                <w:kern w:val="0"/>
+                <w:sz w:val="21"/>
+                <w:szCs w:val="21"/>
+                <w:shd w:val="clear" w:fill="121314"/>
+                <w:lang w:val="en-US" w:eastAsia="zh-CN" w:bidi="ar"/>
+              </w:rPr>
+              <w:t>def</w:t>
+            </w:r>
+            <w:r>
+              <w:rPr>
+                <w:rFonts w:hint="default" w:ascii="Consolas" w:hAnsi="Consolas" w:eastAsia="Consolas" w:cs="Consolas"/>
+                <w:b w:val="0"/>
+                <w:bCs w:val="0"/>
+                <w:color w:val="BBBEBF"/>
+                <w:kern w:val="0"/>
+                <w:sz w:val="21"/>
+                <w:szCs w:val="21"/>
+                <w:shd w:val="clear" w:fill="121314"/>
+                <w:lang w:val="en-US" w:eastAsia="zh-CN" w:bidi="ar"/>
+              </w:rPr>
+              <w:t xml:space="preserve"> </w:t>
+            </w:r>
+            <w:r>
+              <w:rPr>
+                <w:rFonts w:hint="default" w:ascii="Consolas" w:hAnsi="Consolas" w:eastAsia="Consolas" w:cs="Consolas"/>
+                <w:b w:val="0"/>
+                <w:bCs w:val="0"/>
+                <w:color w:val="D2A8FF"/>
+                <w:kern w:val="0"/>
+                <w:sz w:val="21"/>
+                <w:szCs w:val="21"/>
+                <w:shd w:val="clear" w:fill="121314"/>
+                <w:lang w:val="en-US" w:eastAsia="zh-CN" w:bidi="ar"/>
+              </w:rPr>
+              <w:t>multiply</w:t>
+            </w:r>
+            <w:r>
+              <w:rPr>
+                <w:rFonts w:hint="default" w:ascii="Consolas" w:hAnsi="Consolas" w:eastAsia="Consolas" w:cs="Consolas"/>
+                <w:b w:val="0"/>
+                <w:bCs w:val="0"/>
+                <w:color w:val="BBBEBF"/>
+                <w:kern w:val="0"/>
+                <w:sz w:val="21"/>
+                <w:szCs w:val="21"/>
+                <w:shd w:val="clear" w:fill="121314"/>
+                <w:lang w:val="en-US" w:eastAsia="zh-CN" w:bidi="ar"/>
+              </w:rPr>
+              <w:t>(</w:t>
+            </w:r>
+            <w:r>
+              <w:rPr>
+                <w:rFonts w:hint="default" w:ascii="Consolas" w:hAnsi="Consolas" w:eastAsia="Consolas" w:cs="Consolas"/>
+                <w:b w:val="0"/>
+                <w:bCs w:val="0"/>
+                <w:color w:val="FFA657"/>
+                <w:kern w:val="0"/>
+                <w:sz w:val="21"/>
+                <w:szCs w:val="21"/>
+                <w:shd w:val="clear" w:fill="121314"/>
+                <w:lang w:val="en-US" w:eastAsia="zh-CN" w:bidi="ar"/>
+              </w:rPr>
+              <w:t>a</w:t>
+            </w:r>
+            <w:r>
+              <w:rPr>
+                <w:rFonts w:hint="default" w:ascii="Consolas" w:hAnsi="Consolas" w:eastAsia="Consolas" w:cs="Consolas"/>
+                <w:b w:val="0"/>
+                <w:bCs w:val="0"/>
+                <w:color w:val="BBBEBF"/>
+                <w:kern w:val="0"/>
+                <w:sz w:val="21"/>
+                <w:szCs w:val="21"/>
+                <w:shd w:val="clear" w:fill="121314"/>
+                <w:lang w:val="en-US" w:eastAsia="zh-CN" w:bidi="ar"/>
+              </w:rPr>
+              <w:t xml:space="preserve">, </w:t>
+            </w:r>
+            <w:r>
+              <w:rPr>
+                <w:rFonts w:hint="default" w:ascii="Consolas" w:hAnsi="Consolas" w:eastAsia="Consolas" w:cs="Consolas"/>
+                <w:b w:val="0"/>
+                <w:bCs w:val="0"/>
+                <w:color w:val="FFA657"/>
+                <w:kern w:val="0"/>
+                <w:sz w:val="21"/>
+                <w:szCs w:val="21"/>
+                <w:shd w:val="clear" w:fill="121314"/>
+                <w:lang w:val="en-US" w:eastAsia="zh-CN" w:bidi="ar"/>
+              </w:rPr>
+              <w:t>b</w:t>
+            </w:r>
+            <w:r>
+              <w:rPr>
+                <w:rFonts w:hint="default" w:ascii="Consolas" w:hAnsi="Consolas" w:eastAsia="Consolas" w:cs="Consolas"/>
+                <w:b w:val="0"/>
+                <w:bCs w:val="0"/>
+                <w:color w:val="BBBEBF"/>
+                <w:kern w:val="0"/>
+                <w:sz w:val="21"/>
+                <w:szCs w:val="21"/>
+                <w:shd w:val="clear" w:fill="121314"/>
+                <w:lang w:val="en-US" w:eastAsia="zh-CN" w:bidi="ar"/>
+              </w:rPr>
+              <w:t>):</w:t>
+            </w:r>
+          </w:p>
+          <w:p>
+            <w:pPr>
+              <w:keepNext w:val="0"/>
+              <w:keepLines w:val="0"/>
+              <w:widowControl/>
+              <w:suppressLineNumbers w:val="0"/>
+              <w:shd w:val="clear" w:fill="121314"/>
+              <w:spacing w:line="285" w:lineRule="atLeast"/>
+              <w:jc w:val="left"/>
+            </w:pPr>
+            <w:r>
+              <w:rPr>
+                <w:rFonts w:hint="default" w:ascii="Consolas" w:hAnsi="Consolas" w:eastAsia="Consolas" w:cs="Consolas"/>
+                <w:b w:val="0"/>
+                <w:bCs w:val="0"/>
+                <w:color w:val="BBBEBF"/>
+                <w:kern w:val="0"/>
+                <w:sz w:val="21"/>
+                <w:szCs w:val="21"/>
+                <w:shd w:val="clear" w:fill="121314"/>
+                <w:lang w:val="en-US" w:eastAsia="zh-CN" w:bidi="ar"/>
+              </w:rPr>
+              <w:t xml:space="preserve">    </w:t>
+            </w:r>
+            <w:r>
+              <w:rPr>
+                <w:rFonts w:hint="default" w:ascii="Consolas" w:hAnsi="Consolas" w:eastAsia="Consolas" w:cs="Consolas"/>
+                <w:b w:val="0"/>
+                <w:bCs w:val="0"/>
+                <w:color w:val="C586C0"/>
+                <w:kern w:val="0"/>
+                <w:sz w:val="21"/>
+                <w:szCs w:val="21"/>
+                <w:shd w:val="clear" w:fill="121314"/>
+                <w:lang w:val="en-US" w:eastAsia="zh-CN" w:bidi="ar"/>
+              </w:rPr>
+              <w:t>return</w:t>
+            </w:r>
+            <w:r>
+              <w:rPr>
+                <w:rFonts w:hint="default" w:ascii="Consolas" w:hAnsi="Consolas" w:eastAsia="Consolas" w:cs="Consolas"/>
+                <w:b w:val="0"/>
+                <w:bCs w:val="0"/>
+                <w:color w:val="BBBEBF"/>
+                <w:kern w:val="0"/>
+                <w:sz w:val="21"/>
+                <w:szCs w:val="21"/>
+                <w:shd w:val="clear" w:fill="121314"/>
+                <w:lang w:val="en-US" w:eastAsia="zh-CN" w:bidi="ar"/>
+              </w:rPr>
+              <w:t xml:space="preserve"> </w:t>
+            </w:r>
+            <w:r>
+              <w:rPr>
+                <w:rFonts w:hint="default" w:ascii="Consolas" w:hAnsi="Consolas" w:eastAsia="Consolas" w:cs="Consolas"/>
+                <w:b w:val="0"/>
+                <w:bCs w:val="0"/>
+                <w:color w:val="FFA657"/>
+                <w:kern w:val="0"/>
+                <w:sz w:val="21"/>
+                <w:szCs w:val="21"/>
+                <w:shd w:val="clear" w:fill="121314"/>
+                <w:lang w:val="en-US" w:eastAsia="zh-CN" w:bidi="ar"/>
+              </w:rPr>
+              <w:t>a</w:t>
+            </w:r>
+            <w:r>
+              <w:rPr>
+                <w:rFonts w:hint="default" w:ascii="Consolas" w:hAnsi="Consolas" w:eastAsia="Consolas" w:cs="Consolas"/>
+                <w:b w:val="0"/>
+                <w:bCs w:val="0"/>
+                <w:color w:val="BBBEBF"/>
+                <w:kern w:val="0"/>
+                <w:sz w:val="21"/>
+                <w:szCs w:val="21"/>
+                <w:shd w:val="clear" w:fill="121314"/>
+                <w:lang w:val="en-US" w:eastAsia="zh-CN" w:bidi="ar"/>
+              </w:rPr>
+              <w:t xml:space="preserve"> </w:t>
+            </w:r>
+            <w:r>
+              <w:rPr>
+                <w:rFonts w:hint="default" w:ascii="Consolas" w:hAnsi="Consolas" w:eastAsia="Consolas" w:cs="Consolas"/>
+                <w:b w:val="0"/>
+                <w:bCs w:val="0"/>
+                <w:color w:val="D4D4D4"/>
+                <w:kern w:val="0"/>
+                <w:sz w:val="21"/>
+                <w:szCs w:val="21"/>
+                <w:shd w:val="clear" w:fill="121314"/>
+                <w:lang w:val="en-US" w:eastAsia="zh-CN" w:bidi="ar"/>
+              </w:rPr>
+              <w:t>*</w:t>
+            </w:r>
+            <w:r>
+              <w:rPr>
+                <w:rFonts w:hint="default" w:ascii="Consolas" w:hAnsi="Consolas" w:eastAsia="Consolas" w:cs="Consolas"/>
+                <w:b w:val="0"/>
+                <w:bCs w:val="0"/>
+                <w:color w:val="BBBEBF"/>
+                <w:kern w:val="0"/>
+                <w:sz w:val="21"/>
+                <w:szCs w:val="21"/>
+                <w:shd w:val="clear" w:fill="121314"/>
+                <w:lang w:val="en-US" w:eastAsia="zh-CN" w:bidi="ar"/>
+              </w:rPr>
+              <w:t xml:space="preserve"> </w:t>
+            </w:r>
+            <w:r>
+              <w:rPr>
+                <w:rFonts w:hint="default" w:ascii="Consolas" w:hAnsi="Consolas" w:eastAsia="Consolas" w:cs="Consolas"/>
+                <w:b w:val="0"/>
+                <w:bCs w:val="0"/>
+                <w:color w:val="FFA657"/>
+                <w:kern w:val="0"/>
+                <w:sz w:val="21"/>
+                <w:szCs w:val="21"/>
+                <w:shd w:val="clear" w:fill="121314"/>
+                <w:lang w:val="en-US" w:eastAsia="zh-CN" w:bidi="ar"/>
+              </w:rPr>
+              <w:t>b</w:t>
+            </w:r>
+          </w:p>
+          <w:p>
+            <w:pPr>
+              <w:keepNext w:val="0"/>
+              <w:keepLines w:val="0"/>
+              <w:widowControl/>
+              <w:suppressLineNumbers w:val="0"/>
+              <w:shd w:val="clear" w:fill="121314"/>
+              <w:spacing w:line="285" w:lineRule="atLeast"/>
+              <w:jc w:val="left"/>
+              <w:rPr>
+                <w:rFonts w:hint="default" w:ascii="Consolas" w:hAnsi="Consolas" w:eastAsia="Consolas" w:cs="Consolas"/>
+                <w:b w:val="0"/>
+                <w:bCs w:val="0"/>
+                <w:color w:val="BBBEBF"/>
+                <w:sz w:val="21"/>
+                <w:szCs w:val="21"/>
+              </w:rPr>
+            </w:pPr>
+            <w:r>
+              <w:rPr>
+                <w:rFonts w:hint="default" w:ascii="Consolas" w:hAnsi="Consolas" w:eastAsia="Consolas" w:cs="Consolas"/>
+                <w:b w:val="0"/>
+                <w:bCs w:val="0"/>
+                <w:color w:val="FF7B72"/>
+                <w:kern w:val="0"/>
+                <w:sz w:val="21"/>
+                <w:szCs w:val="21"/>
+                <w:shd w:val="clear" w:fill="121314"/>
+                <w:lang w:val="en-US" w:eastAsia="zh-CN" w:bidi="ar"/>
+              </w:rPr>
+              <w:t>def</w:t>
+            </w:r>
+            <w:r>
+              <w:rPr>
+                <w:rFonts w:hint="default" w:ascii="Consolas" w:hAnsi="Consolas" w:eastAsia="Consolas" w:cs="Consolas"/>
+                <w:b w:val="0"/>
+                <w:bCs w:val="0"/>
+                <w:color w:val="BBBEBF"/>
+                <w:kern w:val="0"/>
+                <w:sz w:val="21"/>
+                <w:szCs w:val="21"/>
+                <w:shd w:val="clear" w:fill="121314"/>
+                <w:lang w:val="en-US" w:eastAsia="zh-CN" w:bidi="ar"/>
+              </w:rPr>
+              <w:t xml:space="preserve"> </w:t>
+            </w:r>
+            <w:r>
+              <w:rPr>
+                <w:rFonts w:hint="default" w:ascii="Consolas" w:hAnsi="Consolas" w:eastAsia="Consolas" w:cs="Consolas"/>
+                <w:b w:val="0"/>
+                <w:bCs w:val="0"/>
+                <w:color w:val="D2A8FF"/>
+                <w:kern w:val="0"/>
+                <w:sz w:val="21"/>
+                <w:szCs w:val="21"/>
+                <w:shd w:val="clear" w:fill="121314"/>
+                <w:lang w:val="en-US" w:eastAsia="zh-CN" w:bidi="ar"/>
+              </w:rPr>
+              <w:t>divide</w:t>
+            </w:r>
+            <w:r>
+              <w:rPr>
+                <w:rFonts w:hint="default" w:ascii="Consolas" w:hAnsi="Consolas" w:eastAsia="Consolas" w:cs="Consolas"/>
+                <w:b w:val="0"/>
+                <w:bCs w:val="0"/>
+                <w:color w:val="BBBEBF"/>
+                <w:kern w:val="0"/>
+                <w:sz w:val="21"/>
+                <w:szCs w:val="21"/>
+                <w:shd w:val="clear" w:fill="121314"/>
+                <w:lang w:val="en-US" w:eastAsia="zh-CN" w:bidi="ar"/>
+              </w:rPr>
+              <w:t>(</w:t>
+            </w:r>
+            <w:r>
+              <w:rPr>
+                <w:rFonts w:hint="default" w:ascii="Consolas" w:hAnsi="Consolas" w:eastAsia="Consolas" w:cs="Consolas"/>
+                <w:b w:val="0"/>
+                <w:bCs w:val="0"/>
+                <w:color w:val="FFA657"/>
+                <w:kern w:val="0"/>
+                <w:sz w:val="21"/>
+                <w:szCs w:val="21"/>
+                <w:shd w:val="clear" w:fill="121314"/>
+                <w:lang w:val="en-US" w:eastAsia="zh-CN" w:bidi="ar"/>
+              </w:rPr>
+              <w:t>a</w:t>
+            </w:r>
+            <w:r>
+              <w:rPr>
+                <w:rFonts w:hint="default" w:ascii="Consolas" w:hAnsi="Consolas" w:eastAsia="Consolas" w:cs="Consolas"/>
+                <w:b w:val="0"/>
+                <w:bCs w:val="0"/>
+                <w:color w:val="BBBEBF"/>
+                <w:kern w:val="0"/>
+                <w:sz w:val="21"/>
+                <w:szCs w:val="21"/>
+                <w:shd w:val="clear" w:fill="121314"/>
+                <w:lang w:val="en-US" w:eastAsia="zh-CN" w:bidi="ar"/>
+              </w:rPr>
+              <w:t xml:space="preserve">, </w:t>
+            </w:r>
+            <w:r>
+              <w:rPr>
+                <w:rFonts w:hint="default" w:ascii="Consolas" w:hAnsi="Consolas" w:eastAsia="Consolas" w:cs="Consolas"/>
+                <w:b w:val="0"/>
+                <w:bCs w:val="0"/>
+                <w:color w:val="FFA657"/>
+                <w:kern w:val="0"/>
+                <w:sz w:val="21"/>
+                <w:szCs w:val="21"/>
+                <w:shd w:val="clear" w:fill="121314"/>
+                <w:lang w:val="en-US" w:eastAsia="zh-CN" w:bidi="ar"/>
+              </w:rPr>
+              <w:t>b</w:t>
+            </w:r>
+            <w:r>
+              <w:rPr>
+                <w:rFonts w:hint="default" w:ascii="Consolas" w:hAnsi="Consolas" w:eastAsia="Consolas" w:cs="Consolas"/>
+                <w:b w:val="0"/>
+                <w:bCs w:val="0"/>
+                <w:color w:val="BBBEBF"/>
+                <w:kern w:val="0"/>
+                <w:sz w:val="21"/>
+                <w:szCs w:val="21"/>
+                <w:shd w:val="clear" w:fill="121314"/>
+                <w:lang w:val="en-US" w:eastAsia="zh-CN" w:bidi="ar"/>
+              </w:rPr>
+              <w:t>):</w:t>
+            </w:r>
+          </w:p>
+          <w:p>
+            <w:pPr>
+              <w:keepNext w:val="0"/>
+              <w:keepLines w:val="0"/>
+              <w:widowControl/>
+              <w:suppressLineNumbers w:val="0"/>
+              <w:shd w:val="clear" w:fill="121314"/>
+              <w:spacing w:line="285" w:lineRule="atLeast"/>
+              <w:jc w:val="left"/>
+              <w:rPr>
+                <w:rFonts w:hint="default" w:ascii="Consolas" w:hAnsi="Consolas" w:eastAsia="Consolas" w:cs="Consolas"/>
+                <w:b w:val="0"/>
+                <w:bCs w:val="0"/>
+                <w:color w:val="BBBEBF"/>
+                <w:sz w:val="21"/>
+                <w:szCs w:val="21"/>
+              </w:rPr>
+            </w:pPr>
+            <w:r>
+              <w:rPr>
+                <w:rFonts w:hint="default" w:ascii="Consolas" w:hAnsi="Consolas" w:eastAsia="Consolas" w:cs="Consolas"/>
+                <w:b w:val="0"/>
+                <w:bCs w:val="0"/>
+                <w:color w:val="BBBEBF"/>
+                <w:kern w:val="0"/>
+                <w:sz w:val="21"/>
+                <w:szCs w:val="21"/>
+                <w:shd w:val="clear" w:fill="121314"/>
+                <w:lang w:val="en-US" w:eastAsia="zh-CN" w:bidi="ar"/>
+              </w:rPr>
+              <w:t xml:space="preserve">    </w:t>
+            </w:r>
+            <w:r>
+              <w:rPr>
+                <w:rFonts w:hint="default" w:ascii="Consolas" w:hAnsi="Consolas" w:eastAsia="Consolas" w:cs="Consolas"/>
+                <w:b w:val="0"/>
+                <w:bCs w:val="0"/>
+                <w:color w:val="C586C0"/>
+                <w:kern w:val="0"/>
+                <w:sz w:val="21"/>
+                <w:szCs w:val="21"/>
+                <w:shd w:val="clear" w:fill="121314"/>
+                <w:lang w:val="en-US" w:eastAsia="zh-CN" w:bidi="ar"/>
+              </w:rPr>
+              <w:t>if</w:t>
+            </w:r>
+            <w:r>
+              <w:rPr>
+                <w:rFonts w:hint="default" w:ascii="Consolas" w:hAnsi="Consolas" w:eastAsia="Consolas" w:cs="Consolas"/>
+                <w:b w:val="0"/>
+                <w:bCs w:val="0"/>
+                <w:color w:val="BBBEBF"/>
+                <w:kern w:val="0"/>
+                <w:sz w:val="21"/>
+                <w:szCs w:val="21"/>
+                <w:shd w:val="clear" w:fill="121314"/>
+                <w:lang w:val="en-US" w:eastAsia="zh-CN" w:bidi="ar"/>
+              </w:rPr>
+              <w:t xml:space="preserve"> </w:t>
+            </w:r>
+            <w:r>
+              <w:rPr>
+                <w:rFonts w:hint="default" w:ascii="Consolas" w:hAnsi="Consolas" w:eastAsia="Consolas" w:cs="Consolas"/>
+                <w:b w:val="0"/>
+                <w:bCs w:val="0"/>
+                <w:color w:val="FFA657"/>
+                <w:kern w:val="0"/>
+                <w:sz w:val="21"/>
+                <w:szCs w:val="21"/>
+                <w:shd w:val="clear" w:fill="121314"/>
+                <w:lang w:val="en-US" w:eastAsia="zh-CN" w:bidi="ar"/>
+              </w:rPr>
+              <w:t>b</w:t>
+            </w:r>
+            <w:r>
+              <w:rPr>
+                <w:rFonts w:hint="default" w:ascii="Consolas" w:hAnsi="Consolas" w:eastAsia="Consolas" w:cs="Consolas"/>
+                <w:b w:val="0"/>
+                <w:bCs w:val="0"/>
+                <w:color w:val="BBBEBF"/>
+                <w:kern w:val="0"/>
+                <w:sz w:val="21"/>
+                <w:szCs w:val="21"/>
+                <w:shd w:val="clear" w:fill="121314"/>
+                <w:lang w:val="en-US" w:eastAsia="zh-CN" w:bidi="ar"/>
+              </w:rPr>
+              <w:t xml:space="preserve"> </w:t>
+            </w:r>
+            <w:r>
+              <w:rPr>
+                <w:rFonts w:hint="default" w:ascii="Consolas" w:hAnsi="Consolas" w:eastAsia="Consolas" w:cs="Consolas"/>
+                <w:b w:val="0"/>
+                <w:bCs w:val="0"/>
+                <w:color w:val="D4D4D4"/>
+                <w:kern w:val="0"/>
+                <w:sz w:val="21"/>
+                <w:szCs w:val="21"/>
+                <w:shd w:val="clear" w:fill="121314"/>
+                <w:lang w:val="en-US" w:eastAsia="zh-CN" w:bidi="ar"/>
+              </w:rPr>
+              <w:t>==</w:t>
+            </w:r>
+            <w:r>
+              <w:rPr>
+                <w:rFonts w:hint="default" w:ascii="Consolas" w:hAnsi="Consolas" w:eastAsia="Consolas" w:cs="Consolas"/>
+                <w:b w:val="0"/>
+                <w:bCs w:val="0"/>
+                <w:color w:val="BBBEBF"/>
+                <w:kern w:val="0"/>
+                <w:sz w:val="21"/>
+                <w:szCs w:val="21"/>
+                <w:shd w:val="clear" w:fill="121314"/>
+                <w:lang w:val="en-US" w:eastAsia="zh-CN" w:bidi="ar"/>
+              </w:rPr>
+              <w:t xml:space="preserve"> </w:t>
+            </w:r>
+            <w:r>
+              <w:rPr>
+                <w:rFonts w:hint="default" w:ascii="Consolas" w:hAnsi="Consolas" w:eastAsia="Consolas" w:cs="Consolas"/>
+                <w:b w:val="0"/>
+                <w:bCs w:val="0"/>
+                <w:color w:val="B5CEA8"/>
+                <w:kern w:val="0"/>
+                <w:sz w:val="21"/>
+                <w:szCs w:val="21"/>
+                <w:shd w:val="clear" w:fill="121314"/>
+                <w:lang w:val="en-US" w:eastAsia="zh-CN" w:bidi="ar"/>
+              </w:rPr>
+              <w:t>0</w:t>
+            </w:r>
+            <w:r>
+              <w:rPr>
+                <w:rFonts w:hint="default" w:ascii="Consolas" w:hAnsi="Consolas" w:eastAsia="Consolas" w:cs="Consolas"/>
+                <w:b w:val="0"/>
+                <w:bCs w:val="0"/>
+                <w:color w:val="BBBEBF"/>
+                <w:kern w:val="0"/>
+                <w:sz w:val="21"/>
+                <w:szCs w:val="21"/>
+                <w:shd w:val="clear" w:fill="121314"/>
+                <w:lang w:val="en-US" w:eastAsia="zh-CN" w:bidi="ar"/>
+              </w:rPr>
+              <w:t>:</w:t>
+            </w:r>
+          </w:p>
+          <w:p>
+            <w:pPr>
+              <w:keepNext w:val="0"/>
+              <w:keepLines w:val="0"/>
+              <w:widowControl/>
+              <w:suppressLineNumbers w:val="0"/>
+              <w:shd w:val="clear" w:fill="121314"/>
+              <w:spacing w:line="285" w:lineRule="atLeast"/>
+              <w:jc w:val="left"/>
+              <w:rPr>
+                <w:rFonts w:hint="default" w:ascii="Consolas" w:hAnsi="Consolas" w:eastAsia="Consolas" w:cs="Consolas"/>
+                <w:b w:val="0"/>
+                <w:bCs w:val="0"/>
+                <w:color w:val="BBBEBF"/>
+                <w:sz w:val="21"/>
+                <w:szCs w:val="21"/>
+              </w:rPr>
+            </w:pPr>
+            <w:r>
+              <w:rPr>
+                <w:rFonts w:hint="default" w:ascii="Consolas" w:hAnsi="Consolas" w:eastAsia="Consolas" w:cs="Consolas"/>
+                <w:b w:val="0"/>
+                <w:bCs w:val="0"/>
+                <w:color w:val="BBBEBF"/>
+                <w:kern w:val="0"/>
+                <w:sz w:val="21"/>
+                <w:szCs w:val="21"/>
+                <w:shd w:val="clear" w:fill="121314"/>
+                <w:lang w:val="en-US" w:eastAsia="zh-CN" w:bidi="ar"/>
+              </w:rPr>
+              <w:t xml:space="preserve">        </w:t>
+            </w:r>
+            <w:r>
+              <w:rPr>
+                <w:rFonts w:hint="default" w:ascii="Consolas" w:hAnsi="Consolas" w:eastAsia="Consolas" w:cs="Consolas"/>
+                <w:b w:val="0"/>
+                <w:bCs w:val="0"/>
+                <w:color w:val="C586C0"/>
+                <w:kern w:val="0"/>
+                <w:sz w:val="21"/>
+                <w:szCs w:val="21"/>
+                <w:shd w:val="clear" w:fill="121314"/>
+                <w:lang w:val="en-US" w:eastAsia="zh-CN" w:bidi="ar"/>
+              </w:rPr>
+              <w:t>raise</w:t>
+            </w:r>
+            <w:r>
+              <w:rPr>
+                <w:rFonts w:hint="default" w:ascii="Consolas" w:hAnsi="Consolas" w:eastAsia="Consolas" w:cs="Consolas"/>
+                <w:b w:val="0"/>
+                <w:bCs w:val="0"/>
+                <w:color w:val="BBBEBF"/>
+                <w:kern w:val="0"/>
+                <w:sz w:val="21"/>
+                <w:szCs w:val="21"/>
+                <w:shd w:val="clear" w:fill="121314"/>
+                <w:lang w:val="en-US" w:eastAsia="zh-CN" w:bidi="ar"/>
+              </w:rPr>
+              <w:t xml:space="preserve"> </w:t>
+            </w:r>
+            <w:r>
+              <w:rPr>
+                <w:rFonts w:hint="default" w:ascii="Consolas" w:hAnsi="Consolas" w:eastAsia="Consolas" w:cs="Consolas"/>
+                <w:b w:val="0"/>
+                <w:bCs w:val="0"/>
+                <w:color w:val="4EC9B0"/>
+                <w:kern w:val="0"/>
+                <w:sz w:val="21"/>
+                <w:szCs w:val="21"/>
+                <w:shd w:val="clear" w:fill="121314"/>
+                <w:lang w:val="en-US" w:eastAsia="zh-CN" w:bidi="ar"/>
+              </w:rPr>
+              <w:t>ZeroDivisionError</w:t>
+            </w:r>
+            <w:r>
+              <w:rPr>
+                <w:rFonts w:hint="default" w:ascii="Consolas" w:hAnsi="Consolas" w:eastAsia="Consolas" w:cs="Consolas"/>
+                <w:b w:val="0"/>
+                <w:bCs w:val="0"/>
+                <w:color w:val="BBBEBF"/>
+                <w:kern w:val="0"/>
+                <w:sz w:val="21"/>
+                <w:szCs w:val="21"/>
+                <w:shd w:val="clear" w:fill="121314"/>
+                <w:lang w:val="en-US" w:eastAsia="zh-CN" w:bidi="ar"/>
+              </w:rPr>
+              <w:t>(</w:t>
+            </w:r>
+            <w:r>
+              <w:rPr>
+                <w:rFonts w:hint="default" w:ascii="Consolas" w:hAnsi="Consolas" w:eastAsia="Consolas" w:cs="Consolas"/>
+                <w:b w:val="0"/>
+                <w:bCs w:val="0"/>
+                <w:color w:val="A5D6FF"/>
+                <w:kern w:val="0"/>
+                <w:sz w:val="21"/>
+                <w:szCs w:val="21"/>
+                <w:shd w:val="clear" w:fill="121314"/>
+                <w:lang w:val="en-US" w:eastAsia="zh-CN" w:bidi="ar"/>
+              </w:rPr>
+              <w:t>"На нуль ділити не можна."</w:t>
+            </w:r>
+            <w:r>
+              <w:rPr>
+                <w:rFonts w:hint="default" w:ascii="Consolas" w:hAnsi="Consolas" w:eastAsia="Consolas" w:cs="Consolas"/>
+                <w:b w:val="0"/>
+                <w:bCs w:val="0"/>
+                <w:color w:val="BBBEBF"/>
+                <w:kern w:val="0"/>
+                <w:sz w:val="21"/>
+                <w:szCs w:val="21"/>
+                <w:shd w:val="clear" w:fill="121314"/>
+                <w:lang w:val="en-US" w:eastAsia="zh-CN" w:bidi="ar"/>
+              </w:rPr>
+              <w:t>)</w:t>
+            </w:r>
+          </w:p>
+          <w:p>
+            <w:pPr>
+              <w:keepNext w:val="0"/>
+              <w:keepLines w:val="0"/>
+              <w:widowControl/>
+              <w:suppressLineNumbers w:val="0"/>
+              <w:shd w:val="clear" w:fill="121314"/>
+              <w:spacing w:line="285" w:lineRule="atLeast"/>
+              <w:jc w:val="left"/>
+            </w:pPr>
+            <w:r>
+              <w:rPr>
+                <w:rFonts w:hint="default" w:ascii="Consolas" w:hAnsi="Consolas" w:eastAsia="Consolas" w:cs="Consolas"/>
+                <w:b w:val="0"/>
+                <w:bCs w:val="0"/>
+                <w:color w:val="BBBEBF"/>
+                <w:kern w:val="0"/>
+                <w:sz w:val="21"/>
+                <w:szCs w:val="21"/>
+                <w:shd w:val="clear" w:fill="121314"/>
+                <w:lang w:val="en-US" w:eastAsia="zh-CN" w:bidi="ar"/>
+              </w:rPr>
+              <w:t xml:space="preserve">    </w:t>
+            </w:r>
+            <w:r>
+              <w:rPr>
+                <w:rFonts w:hint="default" w:ascii="Consolas" w:hAnsi="Consolas" w:eastAsia="Consolas" w:cs="Consolas"/>
+                <w:b w:val="0"/>
+                <w:bCs w:val="0"/>
+                <w:color w:val="C586C0"/>
+                <w:kern w:val="0"/>
+                <w:sz w:val="21"/>
+                <w:szCs w:val="21"/>
+                <w:shd w:val="clear" w:fill="121314"/>
+                <w:lang w:val="en-US" w:eastAsia="zh-CN" w:bidi="ar"/>
+              </w:rPr>
+              <w:t>return</w:t>
+            </w:r>
+            <w:r>
+              <w:rPr>
+                <w:rFonts w:hint="default" w:ascii="Consolas" w:hAnsi="Consolas" w:eastAsia="Consolas" w:cs="Consolas"/>
+                <w:b w:val="0"/>
+                <w:bCs w:val="0"/>
+                <w:color w:val="BBBEBF"/>
+                <w:kern w:val="0"/>
+                <w:sz w:val="21"/>
+                <w:szCs w:val="21"/>
+                <w:shd w:val="clear" w:fill="121314"/>
+                <w:lang w:val="en-US" w:eastAsia="zh-CN" w:bidi="ar"/>
+              </w:rPr>
+              <w:t xml:space="preserve"> </w:t>
+            </w:r>
+            <w:r>
+              <w:rPr>
+                <w:rFonts w:hint="default" w:ascii="Consolas" w:hAnsi="Consolas" w:eastAsia="Consolas" w:cs="Consolas"/>
+                <w:b w:val="0"/>
+                <w:bCs w:val="0"/>
+                <w:color w:val="FFA657"/>
+                <w:kern w:val="0"/>
+                <w:sz w:val="21"/>
+                <w:szCs w:val="21"/>
+                <w:shd w:val="clear" w:fill="121314"/>
+                <w:lang w:val="en-US" w:eastAsia="zh-CN" w:bidi="ar"/>
+              </w:rPr>
+              <w:t>a</w:t>
+            </w:r>
+            <w:r>
+              <w:rPr>
+                <w:rFonts w:hint="default" w:ascii="Consolas" w:hAnsi="Consolas" w:eastAsia="Consolas" w:cs="Consolas"/>
+                <w:b w:val="0"/>
+                <w:bCs w:val="0"/>
+                <w:color w:val="BBBEBF"/>
+                <w:kern w:val="0"/>
+                <w:sz w:val="21"/>
+                <w:szCs w:val="21"/>
+                <w:shd w:val="clear" w:fill="121314"/>
+                <w:lang w:val="en-US" w:eastAsia="zh-CN" w:bidi="ar"/>
+              </w:rPr>
+              <w:t xml:space="preserve"> </w:t>
+            </w:r>
+            <w:r>
+              <w:rPr>
+                <w:rFonts w:hint="default" w:ascii="Consolas" w:hAnsi="Consolas" w:eastAsia="Consolas" w:cs="Consolas"/>
+                <w:b w:val="0"/>
+                <w:bCs w:val="0"/>
+                <w:color w:val="D4D4D4"/>
+                <w:kern w:val="0"/>
+                <w:sz w:val="21"/>
+                <w:szCs w:val="21"/>
+                <w:shd w:val="clear" w:fill="121314"/>
+                <w:lang w:val="en-US" w:eastAsia="zh-CN" w:bidi="ar"/>
+              </w:rPr>
+              <w:t>/</w:t>
+            </w:r>
+            <w:r>
+              <w:rPr>
+                <w:rFonts w:hint="default" w:ascii="Consolas" w:hAnsi="Consolas" w:eastAsia="Consolas" w:cs="Consolas"/>
+                <w:b w:val="0"/>
+                <w:bCs w:val="0"/>
+                <w:color w:val="BBBEBF"/>
+                <w:kern w:val="0"/>
+                <w:sz w:val="21"/>
+                <w:szCs w:val="21"/>
+                <w:shd w:val="clear" w:fill="121314"/>
+                <w:lang w:val="en-US" w:eastAsia="zh-CN" w:bidi="ar"/>
+              </w:rPr>
+              <w:t xml:space="preserve"> </w:t>
+            </w:r>
+            <w:r>
+              <w:rPr>
+                <w:rFonts w:hint="default" w:ascii="Consolas" w:hAnsi="Consolas" w:eastAsia="Consolas" w:cs="Consolas"/>
+                <w:b w:val="0"/>
+                <w:bCs w:val="0"/>
+                <w:color w:val="FFA657"/>
+                <w:kern w:val="0"/>
+                <w:sz w:val="21"/>
+                <w:szCs w:val="21"/>
+                <w:shd w:val="clear" w:fill="121314"/>
+                <w:lang w:val="en-US" w:eastAsia="zh-CN" w:bidi="ar"/>
+              </w:rPr>
+              <w:t>b</w:t>
+            </w:r>
+          </w:p>
+          <w:p>
+            <w:pPr>
+              <w:keepNext w:val="0"/>
+              <w:keepLines w:val="0"/>
+              <w:widowControl/>
+              <w:suppressLineNumbers w:val="0"/>
+              <w:shd w:val="clear" w:fill="121314"/>
+              <w:spacing w:line="285" w:lineRule="atLeast"/>
+              <w:jc w:val="left"/>
+              <w:rPr>
+                <w:rFonts w:hint="default" w:ascii="Consolas" w:hAnsi="Consolas" w:eastAsia="Consolas" w:cs="Consolas"/>
+                <w:b w:val="0"/>
+                <w:bCs w:val="0"/>
+                <w:color w:val="BBBEBF"/>
+                <w:sz w:val="21"/>
+                <w:szCs w:val="21"/>
+              </w:rPr>
+            </w:pPr>
+            <w:r>
+              <w:rPr>
+                <w:rFonts w:hint="default" w:ascii="Consolas" w:hAnsi="Consolas" w:eastAsia="Consolas" w:cs="Consolas"/>
+                <w:b w:val="0"/>
+                <w:bCs w:val="0"/>
+                <w:color w:val="C586C0"/>
+                <w:kern w:val="0"/>
+                <w:sz w:val="21"/>
+                <w:szCs w:val="21"/>
+                <w:shd w:val="clear" w:fill="121314"/>
+                <w:lang w:val="en-US" w:eastAsia="zh-CN" w:bidi="ar"/>
+              </w:rPr>
+              <w:t>while</w:t>
+            </w:r>
+            <w:r>
+              <w:rPr>
+                <w:rFonts w:hint="default" w:ascii="Consolas" w:hAnsi="Consolas" w:eastAsia="Consolas" w:cs="Consolas"/>
+                <w:b w:val="0"/>
+                <w:bCs w:val="0"/>
+                <w:color w:val="BBBEBF"/>
+                <w:kern w:val="0"/>
+                <w:sz w:val="21"/>
+                <w:szCs w:val="21"/>
+                <w:shd w:val="clear" w:fill="121314"/>
+                <w:lang w:val="en-US" w:eastAsia="zh-CN" w:bidi="ar"/>
+              </w:rPr>
+              <w:t xml:space="preserve"> </w:t>
+            </w:r>
+            <w:r>
+              <w:rPr>
+                <w:rFonts w:hint="default" w:ascii="Consolas" w:hAnsi="Consolas" w:eastAsia="Consolas" w:cs="Consolas"/>
+                <w:b w:val="0"/>
+                <w:bCs w:val="0"/>
+                <w:color w:val="569CD6"/>
+                <w:kern w:val="0"/>
+                <w:sz w:val="21"/>
+                <w:szCs w:val="21"/>
+                <w:shd w:val="clear" w:fill="121314"/>
+                <w:lang w:val="en-US" w:eastAsia="zh-CN" w:bidi="ar"/>
+              </w:rPr>
+              <w:t>True</w:t>
+            </w:r>
+            <w:r>
+              <w:rPr>
+                <w:rFonts w:hint="default" w:ascii="Consolas" w:hAnsi="Consolas" w:eastAsia="Consolas" w:cs="Consolas"/>
+                <w:b w:val="0"/>
+                <w:bCs w:val="0"/>
+                <w:color w:val="BBBEBF"/>
+                <w:kern w:val="0"/>
+                <w:sz w:val="21"/>
+                <w:szCs w:val="21"/>
+                <w:shd w:val="clear" w:fill="121314"/>
+                <w:lang w:val="en-US" w:eastAsia="zh-CN" w:bidi="ar"/>
+              </w:rPr>
+              <w:t>:</w:t>
+            </w:r>
+          </w:p>
+          <w:p>
+            <w:pPr>
+              <w:keepNext w:val="0"/>
+              <w:keepLines w:val="0"/>
+              <w:widowControl/>
+              <w:suppressLineNumbers w:val="0"/>
+              <w:shd w:val="clear" w:fill="121314"/>
+              <w:spacing w:line="285" w:lineRule="atLeast"/>
+              <w:jc w:val="left"/>
+            </w:pPr>
+            <w:r>
+              <w:rPr>
+                <w:rFonts w:hint="default" w:ascii="Consolas" w:hAnsi="Consolas" w:eastAsia="Consolas" w:cs="Consolas"/>
+                <w:b w:val="0"/>
+                <w:bCs w:val="0"/>
+                <w:color w:val="BBBEBF"/>
+                <w:kern w:val="0"/>
+                <w:sz w:val="21"/>
+                <w:szCs w:val="21"/>
+                <w:shd w:val="clear" w:fill="121314"/>
+                <w:lang w:val="en-US" w:eastAsia="zh-CN" w:bidi="ar"/>
+              </w:rPr>
+              <w:t xml:space="preserve">    </w:t>
+            </w:r>
+            <w:r>
+              <w:rPr>
+                <w:rFonts w:hint="default" w:ascii="Consolas" w:hAnsi="Consolas" w:eastAsia="Consolas" w:cs="Consolas"/>
+                <w:b w:val="0"/>
+                <w:bCs w:val="0"/>
+                <w:color w:val="C9D1D9"/>
+                <w:kern w:val="0"/>
+                <w:sz w:val="21"/>
+                <w:szCs w:val="21"/>
+                <w:shd w:val="clear" w:fill="121314"/>
+                <w:lang w:val="en-US" w:eastAsia="zh-CN" w:bidi="ar"/>
+              </w:rPr>
+              <w:t>operation</w:t>
+            </w:r>
+            <w:r>
+              <w:rPr>
+                <w:rFonts w:hint="default" w:ascii="Consolas" w:hAnsi="Consolas" w:eastAsia="Consolas" w:cs="Consolas"/>
+                <w:b w:val="0"/>
+                <w:bCs w:val="0"/>
+                <w:color w:val="BBBEBF"/>
+                <w:kern w:val="0"/>
+                <w:sz w:val="21"/>
+                <w:szCs w:val="21"/>
+                <w:shd w:val="clear" w:fill="121314"/>
+                <w:lang w:val="en-US" w:eastAsia="zh-CN" w:bidi="ar"/>
+              </w:rPr>
+              <w:t xml:space="preserve"> </w:t>
+            </w:r>
+            <w:r>
+              <w:rPr>
+                <w:rFonts w:hint="default" w:ascii="Consolas" w:hAnsi="Consolas" w:eastAsia="Consolas" w:cs="Consolas"/>
+                <w:b w:val="0"/>
+                <w:bCs w:val="0"/>
+                <w:color w:val="D4D4D4"/>
+                <w:kern w:val="0"/>
+                <w:sz w:val="21"/>
+                <w:szCs w:val="21"/>
+                <w:shd w:val="clear" w:fill="121314"/>
+                <w:lang w:val="en-US" w:eastAsia="zh-CN" w:bidi="ar"/>
+              </w:rPr>
+              <w:t>=</w:t>
+            </w:r>
+            <w:r>
+              <w:rPr>
+                <w:rFonts w:hint="default" w:ascii="Consolas" w:hAnsi="Consolas" w:eastAsia="Consolas" w:cs="Consolas"/>
+                <w:b w:val="0"/>
+                <w:bCs w:val="0"/>
+                <w:color w:val="BBBEBF"/>
+                <w:kern w:val="0"/>
+                <w:sz w:val="21"/>
+                <w:szCs w:val="21"/>
+                <w:shd w:val="clear" w:fill="121314"/>
+                <w:lang w:val="en-US" w:eastAsia="zh-CN" w:bidi="ar"/>
+              </w:rPr>
+              <w:t xml:space="preserve"> </w:t>
+            </w:r>
+            <w:r>
+              <w:rPr>
+                <w:rFonts w:hint="default" w:ascii="Consolas" w:hAnsi="Consolas" w:eastAsia="Consolas" w:cs="Consolas"/>
+                <w:b w:val="0"/>
+                <w:bCs w:val="0"/>
+                <w:color w:val="D2A8FF"/>
+                <w:kern w:val="0"/>
+                <w:sz w:val="21"/>
+                <w:szCs w:val="21"/>
+                <w:shd w:val="clear" w:fill="121314"/>
+                <w:lang w:val="en-US" w:eastAsia="zh-CN" w:bidi="ar"/>
+              </w:rPr>
+              <w:t>input</w:t>
+            </w:r>
+            <w:r>
+              <w:rPr>
+                <w:rFonts w:hint="default" w:ascii="Consolas" w:hAnsi="Consolas" w:eastAsia="Consolas" w:cs="Consolas"/>
+                <w:b w:val="0"/>
+                <w:bCs w:val="0"/>
+                <w:color w:val="BBBEBF"/>
+                <w:kern w:val="0"/>
+                <w:sz w:val="21"/>
+                <w:szCs w:val="21"/>
+                <w:shd w:val="clear" w:fill="121314"/>
+                <w:lang w:val="en-US" w:eastAsia="zh-CN" w:bidi="ar"/>
+              </w:rPr>
+              <w:t>(</w:t>
+            </w:r>
+            <w:r>
+              <w:rPr>
+                <w:rFonts w:hint="default" w:ascii="Consolas" w:hAnsi="Consolas" w:eastAsia="Consolas" w:cs="Consolas"/>
+                <w:b w:val="0"/>
+                <w:bCs w:val="0"/>
+                <w:color w:val="A5D6FF"/>
+                <w:kern w:val="0"/>
+                <w:sz w:val="21"/>
+                <w:szCs w:val="21"/>
+                <w:shd w:val="clear" w:fill="121314"/>
+                <w:lang w:val="en-US" w:eastAsia="zh-CN" w:bidi="ar"/>
+              </w:rPr>
+              <w:t>"Введіть операцію (+, -, *, /) або exit для виходу: "</w:t>
+            </w:r>
+            <w:r>
+              <w:rPr>
+                <w:rFonts w:hint="default" w:ascii="Consolas" w:hAnsi="Consolas" w:eastAsia="Consolas" w:cs="Consolas"/>
+                <w:b w:val="0"/>
+                <w:bCs w:val="0"/>
+                <w:color w:val="BBBEBF"/>
+                <w:kern w:val="0"/>
+                <w:sz w:val="21"/>
+                <w:szCs w:val="21"/>
+                <w:shd w:val="clear" w:fill="121314"/>
+                <w:lang w:val="en-US" w:eastAsia="zh-CN" w:bidi="ar"/>
+              </w:rPr>
+              <w:t>)</w:t>
+            </w:r>
+          </w:p>
+          <w:p>
+            <w:pPr>
+              <w:keepNext w:val="0"/>
+              <w:keepLines w:val="0"/>
+              <w:widowControl/>
+              <w:suppressLineNumbers w:val="0"/>
+              <w:shd w:val="clear" w:fill="121314"/>
+              <w:spacing w:line="285" w:lineRule="atLeast"/>
+              <w:jc w:val="left"/>
+              <w:rPr>
+                <w:rFonts w:hint="default" w:ascii="Consolas" w:hAnsi="Consolas" w:eastAsia="Consolas" w:cs="Consolas"/>
+                <w:b w:val="0"/>
+                <w:bCs w:val="0"/>
+                <w:color w:val="BBBEBF"/>
+                <w:sz w:val="21"/>
+                <w:szCs w:val="21"/>
+              </w:rPr>
+            </w:pPr>
+            <w:r>
+              <w:rPr>
+                <w:rFonts w:hint="default" w:ascii="Consolas" w:hAnsi="Consolas" w:eastAsia="Consolas" w:cs="Consolas"/>
+                <w:b w:val="0"/>
+                <w:bCs w:val="0"/>
+                <w:color w:val="BBBEBF"/>
+                <w:kern w:val="0"/>
+                <w:sz w:val="21"/>
+                <w:szCs w:val="21"/>
+                <w:shd w:val="clear" w:fill="121314"/>
+                <w:lang w:val="en-US" w:eastAsia="zh-CN" w:bidi="ar"/>
+              </w:rPr>
+              <w:t xml:space="preserve">    </w:t>
+            </w:r>
+            <w:r>
+              <w:rPr>
+                <w:rFonts w:hint="default" w:ascii="Consolas" w:hAnsi="Consolas" w:eastAsia="Consolas" w:cs="Consolas"/>
+                <w:b w:val="0"/>
+                <w:bCs w:val="0"/>
+                <w:color w:val="C586C0"/>
+                <w:kern w:val="0"/>
+                <w:sz w:val="21"/>
+                <w:szCs w:val="21"/>
+                <w:shd w:val="clear" w:fill="121314"/>
+                <w:lang w:val="en-US" w:eastAsia="zh-CN" w:bidi="ar"/>
+              </w:rPr>
+              <w:t>if</w:t>
+            </w:r>
+            <w:r>
+              <w:rPr>
+                <w:rFonts w:hint="default" w:ascii="Consolas" w:hAnsi="Consolas" w:eastAsia="Consolas" w:cs="Consolas"/>
+                <w:b w:val="0"/>
+                <w:bCs w:val="0"/>
+                <w:color w:val="BBBEBF"/>
+                <w:kern w:val="0"/>
+                <w:sz w:val="21"/>
+                <w:szCs w:val="21"/>
+                <w:shd w:val="clear" w:fill="121314"/>
+                <w:lang w:val="en-US" w:eastAsia="zh-CN" w:bidi="ar"/>
+              </w:rPr>
+              <w:t xml:space="preserve"> </w:t>
+            </w:r>
+            <w:r>
+              <w:rPr>
+                <w:rFonts w:hint="default" w:ascii="Consolas" w:hAnsi="Consolas" w:eastAsia="Consolas" w:cs="Consolas"/>
+                <w:b w:val="0"/>
+                <w:bCs w:val="0"/>
+                <w:color w:val="C9D1D9"/>
+                <w:kern w:val="0"/>
+                <w:sz w:val="21"/>
+                <w:szCs w:val="21"/>
+                <w:shd w:val="clear" w:fill="121314"/>
+                <w:lang w:val="en-US" w:eastAsia="zh-CN" w:bidi="ar"/>
+              </w:rPr>
+              <w:t>operation</w:t>
+            </w:r>
+            <w:r>
+              <w:rPr>
+                <w:rFonts w:hint="default" w:ascii="Consolas" w:hAnsi="Consolas" w:eastAsia="Consolas" w:cs="Consolas"/>
+                <w:b w:val="0"/>
+                <w:bCs w:val="0"/>
+                <w:color w:val="BBBEBF"/>
+                <w:kern w:val="0"/>
+                <w:sz w:val="21"/>
+                <w:szCs w:val="21"/>
+                <w:shd w:val="clear" w:fill="121314"/>
+                <w:lang w:val="en-US" w:eastAsia="zh-CN" w:bidi="ar"/>
+              </w:rPr>
+              <w:t xml:space="preserve"> </w:t>
+            </w:r>
+            <w:r>
+              <w:rPr>
+                <w:rFonts w:hint="default" w:ascii="Consolas" w:hAnsi="Consolas" w:eastAsia="Consolas" w:cs="Consolas"/>
+                <w:b w:val="0"/>
+                <w:bCs w:val="0"/>
+                <w:color w:val="D4D4D4"/>
+                <w:kern w:val="0"/>
+                <w:sz w:val="21"/>
+                <w:szCs w:val="21"/>
+                <w:shd w:val="clear" w:fill="121314"/>
+                <w:lang w:val="en-US" w:eastAsia="zh-CN" w:bidi="ar"/>
+              </w:rPr>
+              <w:t>==</w:t>
+            </w:r>
+            <w:r>
+              <w:rPr>
+                <w:rFonts w:hint="default" w:ascii="Consolas" w:hAnsi="Consolas" w:eastAsia="Consolas" w:cs="Consolas"/>
+                <w:b w:val="0"/>
+                <w:bCs w:val="0"/>
+                <w:color w:val="BBBEBF"/>
+                <w:kern w:val="0"/>
+                <w:sz w:val="21"/>
+                <w:szCs w:val="21"/>
+                <w:shd w:val="clear" w:fill="121314"/>
+                <w:lang w:val="en-US" w:eastAsia="zh-CN" w:bidi="ar"/>
+              </w:rPr>
+              <w:t xml:space="preserve"> </w:t>
+            </w:r>
+            <w:r>
+              <w:rPr>
+                <w:rFonts w:hint="default" w:ascii="Consolas" w:hAnsi="Consolas" w:eastAsia="Consolas" w:cs="Consolas"/>
+                <w:b w:val="0"/>
+                <w:bCs w:val="0"/>
+                <w:color w:val="A5D6FF"/>
+                <w:kern w:val="0"/>
+                <w:sz w:val="21"/>
+                <w:szCs w:val="21"/>
+                <w:shd w:val="clear" w:fill="121314"/>
+                <w:lang w:val="en-US" w:eastAsia="zh-CN" w:bidi="ar"/>
+              </w:rPr>
+              <w:t>"exit"</w:t>
+            </w:r>
+            <w:r>
+              <w:rPr>
+                <w:rFonts w:hint="default" w:ascii="Consolas" w:hAnsi="Consolas" w:eastAsia="Consolas" w:cs="Consolas"/>
+                <w:b w:val="0"/>
+                <w:bCs w:val="0"/>
+                <w:color w:val="BBBEBF"/>
+                <w:kern w:val="0"/>
+                <w:sz w:val="21"/>
+                <w:szCs w:val="21"/>
+                <w:shd w:val="clear" w:fill="121314"/>
+                <w:lang w:val="en-US" w:eastAsia="zh-CN" w:bidi="ar"/>
+              </w:rPr>
+              <w:t>:</w:t>
+            </w:r>
+          </w:p>
+          <w:p>
+            <w:pPr>
+              <w:keepNext w:val="0"/>
+              <w:keepLines w:val="0"/>
+              <w:widowControl/>
+              <w:suppressLineNumbers w:val="0"/>
+              <w:shd w:val="clear" w:fill="121314"/>
+              <w:spacing w:line="285" w:lineRule="atLeast"/>
+              <w:jc w:val="left"/>
+              <w:rPr>
+                <w:rFonts w:hint="default" w:ascii="Consolas" w:hAnsi="Consolas" w:eastAsia="Consolas" w:cs="Consolas"/>
+                <w:b w:val="0"/>
+                <w:bCs w:val="0"/>
+                <w:color w:val="BBBEBF"/>
+                <w:sz w:val="21"/>
+                <w:szCs w:val="21"/>
+              </w:rPr>
+            </w:pPr>
+            <w:r>
+              <w:rPr>
+                <w:rFonts w:hint="default" w:ascii="Consolas" w:hAnsi="Consolas" w:eastAsia="Consolas" w:cs="Consolas"/>
+                <w:b w:val="0"/>
+                <w:bCs w:val="0"/>
+                <w:color w:val="BBBEBF"/>
+                <w:kern w:val="0"/>
+                <w:sz w:val="21"/>
+                <w:szCs w:val="21"/>
+                <w:shd w:val="clear" w:fill="121314"/>
+                <w:lang w:val="en-US" w:eastAsia="zh-CN" w:bidi="ar"/>
+              </w:rPr>
+              <w:t xml:space="preserve">        </w:t>
+            </w:r>
+            <w:r>
+              <w:rPr>
+                <w:rFonts w:hint="default" w:ascii="Consolas" w:hAnsi="Consolas" w:eastAsia="Consolas" w:cs="Consolas"/>
+                <w:b w:val="0"/>
+                <w:bCs w:val="0"/>
+                <w:color w:val="D2A8FF"/>
+                <w:kern w:val="0"/>
+                <w:sz w:val="21"/>
+                <w:szCs w:val="21"/>
+                <w:shd w:val="clear" w:fill="121314"/>
+                <w:lang w:val="en-US" w:eastAsia="zh-CN" w:bidi="ar"/>
+              </w:rPr>
+              <w:t>print</w:t>
+            </w:r>
+            <w:r>
+              <w:rPr>
+                <w:rFonts w:hint="default" w:ascii="Consolas" w:hAnsi="Consolas" w:eastAsia="Consolas" w:cs="Consolas"/>
+                <w:b w:val="0"/>
+                <w:bCs w:val="0"/>
+                <w:color w:val="BBBEBF"/>
+                <w:kern w:val="0"/>
+                <w:sz w:val="21"/>
+                <w:szCs w:val="21"/>
+                <w:shd w:val="clear" w:fill="121314"/>
+                <w:lang w:val="en-US" w:eastAsia="zh-CN" w:bidi="ar"/>
+              </w:rPr>
+              <w:t>(</w:t>
+            </w:r>
+            <w:r>
+              <w:rPr>
+                <w:rFonts w:hint="default" w:ascii="Consolas" w:hAnsi="Consolas" w:eastAsia="Consolas" w:cs="Consolas"/>
+                <w:b w:val="0"/>
+                <w:bCs w:val="0"/>
+                <w:color w:val="A5D6FF"/>
+                <w:kern w:val="0"/>
+                <w:sz w:val="21"/>
+                <w:szCs w:val="21"/>
+                <w:shd w:val="clear" w:fill="121314"/>
+                <w:lang w:val="en-US" w:eastAsia="zh-CN" w:bidi="ar"/>
+              </w:rPr>
+              <w:t>"Програму завершено."</w:t>
+            </w:r>
+            <w:r>
+              <w:rPr>
+                <w:rFonts w:hint="default" w:ascii="Consolas" w:hAnsi="Consolas" w:eastAsia="Consolas" w:cs="Consolas"/>
+                <w:b w:val="0"/>
+                <w:bCs w:val="0"/>
+                <w:color w:val="BBBEBF"/>
+                <w:kern w:val="0"/>
+                <w:sz w:val="21"/>
+                <w:szCs w:val="21"/>
+                <w:shd w:val="clear" w:fill="121314"/>
+                <w:lang w:val="en-US" w:eastAsia="zh-CN" w:bidi="ar"/>
+              </w:rPr>
+              <w:t>)</w:t>
+            </w:r>
+          </w:p>
+          <w:p>
+            <w:pPr>
+              <w:keepNext w:val="0"/>
+              <w:keepLines w:val="0"/>
+              <w:widowControl/>
+              <w:suppressLineNumbers w:val="0"/>
+              <w:shd w:val="clear" w:fill="121314"/>
+              <w:spacing w:line="285" w:lineRule="atLeast"/>
+              <w:jc w:val="left"/>
+            </w:pPr>
+            <w:r>
+              <w:rPr>
+                <w:rFonts w:hint="default" w:ascii="Consolas" w:hAnsi="Consolas" w:eastAsia="Consolas" w:cs="Consolas"/>
+                <w:b w:val="0"/>
+                <w:bCs w:val="0"/>
+                <w:color w:val="BBBEBF"/>
+                <w:kern w:val="0"/>
+                <w:sz w:val="21"/>
+                <w:szCs w:val="21"/>
+                <w:shd w:val="clear" w:fill="121314"/>
+                <w:lang w:val="en-US" w:eastAsia="zh-CN" w:bidi="ar"/>
+              </w:rPr>
+              <w:t xml:space="preserve">        </w:t>
+            </w:r>
+            <w:r>
+              <w:rPr>
+                <w:rFonts w:hint="default" w:ascii="Consolas" w:hAnsi="Consolas" w:eastAsia="Consolas" w:cs="Consolas"/>
+                <w:b w:val="0"/>
+                <w:bCs w:val="0"/>
+                <w:color w:val="C586C0"/>
+                <w:kern w:val="0"/>
+                <w:sz w:val="21"/>
+                <w:szCs w:val="21"/>
+                <w:shd w:val="clear" w:fill="121314"/>
+                <w:lang w:val="en-US" w:eastAsia="zh-CN" w:bidi="ar"/>
+              </w:rPr>
+              <w:t>break</w:t>
+            </w:r>
+          </w:p>
+          <w:p>
+            <w:pPr>
+              <w:keepNext w:val="0"/>
+              <w:keepLines w:val="0"/>
+              <w:widowControl/>
+              <w:suppressLineNumbers w:val="0"/>
+              <w:shd w:val="clear" w:fill="121314"/>
+              <w:spacing w:line="285" w:lineRule="atLeast"/>
+              <w:jc w:val="left"/>
+              <w:rPr>
+                <w:rFonts w:hint="default" w:ascii="Consolas" w:hAnsi="Consolas" w:eastAsia="Consolas" w:cs="Consolas"/>
+                <w:b w:val="0"/>
+                <w:bCs w:val="0"/>
+                <w:color w:val="BBBEBF"/>
+                <w:sz w:val="21"/>
+                <w:szCs w:val="21"/>
+              </w:rPr>
+            </w:pPr>
+            <w:r>
+              <w:rPr>
+                <w:rFonts w:hint="default" w:ascii="Consolas" w:hAnsi="Consolas" w:eastAsia="Consolas" w:cs="Consolas"/>
+                <w:b w:val="0"/>
+                <w:bCs w:val="0"/>
+                <w:color w:val="BBBEBF"/>
+                <w:kern w:val="0"/>
+                <w:sz w:val="21"/>
+                <w:szCs w:val="21"/>
+                <w:shd w:val="clear" w:fill="121314"/>
+                <w:lang w:val="en-US" w:eastAsia="zh-CN" w:bidi="ar"/>
+              </w:rPr>
+              <w:t xml:space="preserve">    </w:t>
+            </w:r>
+            <w:r>
+              <w:rPr>
+                <w:rFonts w:hint="default" w:ascii="Consolas" w:hAnsi="Consolas" w:eastAsia="Consolas" w:cs="Consolas"/>
+                <w:b w:val="0"/>
+                <w:bCs w:val="0"/>
+                <w:color w:val="C586C0"/>
+                <w:kern w:val="0"/>
+                <w:sz w:val="21"/>
+                <w:szCs w:val="21"/>
+                <w:shd w:val="clear" w:fill="121314"/>
+                <w:lang w:val="en-US" w:eastAsia="zh-CN" w:bidi="ar"/>
+              </w:rPr>
+              <w:t>if</w:t>
+            </w:r>
+            <w:r>
+              <w:rPr>
+                <w:rFonts w:hint="default" w:ascii="Consolas" w:hAnsi="Consolas" w:eastAsia="Consolas" w:cs="Consolas"/>
+                <w:b w:val="0"/>
+                <w:bCs w:val="0"/>
+                <w:color w:val="BBBEBF"/>
+                <w:kern w:val="0"/>
+                <w:sz w:val="21"/>
+                <w:szCs w:val="21"/>
+                <w:shd w:val="clear" w:fill="121314"/>
+                <w:lang w:val="en-US" w:eastAsia="zh-CN" w:bidi="ar"/>
+              </w:rPr>
+              <w:t xml:space="preserve"> </w:t>
+            </w:r>
+            <w:r>
+              <w:rPr>
+                <w:rFonts w:hint="default" w:ascii="Consolas" w:hAnsi="Consolas" w:eastAsia="Consolas" w:cs="Consolas"/>
+                <w:b w:val="0"/>
+                <w:bCs w:val="0"/>
+                <w:color w:val="C9D1D9"/>
+                <w:kern w:val="0"/>
+                <w:sz w:val="21"/>
+                <w:szCs w:val="21"/>
+                <w:shd w:val="clear" w:fill="121314"/>
+                <w:lang w:val="en-US" w:eastAsia="zh-CN" w:bidi="ar"/>
+              </w:rPr>
+              <w:t>operation</w:t>
+            </w:r>
+            <w:r>
+              <w:rPr>
+                <w:rFonts w:hint="default" w:ascii="Consolas" w:hAnsi="Consolas" w:eastAsia="Consolas" w:cs="Consolas"/>
+                <w:b w:val="0"/>
+                <w:bCs w:val="0"/>
+                <w:color w:val="BBBEBF"/>
+                <w:kern w:val="0"/>
+                <w:sz w:val="21"/>
+                <w:szCs w:val="21"/>
+                <w:shd w:val="clear" w:fill="121314"/>
+                <w:lang w:val="en-US" w:eastAsia="zh-CN" w:bidi="ar"/>
+              </w:rPr>
+              <w:t xml:space="preserve"> </w:t>
+            </w:r>
+            <w:r>
+              <w:rPr>
+                <w:rFonts w:hint="default" w:ascii="Consolas" w:hAnsi="Consolas" w:eastAsia="Consolas" w:cs="Consolas"/>
+                <w:b w:val="0"/>
+                <w:bCs w:val="0"/>
+                <w:color w:val="569CD6"/>
+                <w:kern w:val="0"/>
+                <w:sz w:val="21"/>
+                <w:szCs w:val="21"/>
+                <w:shd w:val="clear" w:fill="121314"/>
+                <w:lang w:val="en-US" w:eastAsia="zh-CN" w:bidi="ar"/>
+              </w:rPr>
+              <w:t>not</w:t>
+            </w:r>
+            <w:r>
+              <w:rPr>
+                <w:rFonts w:hint="default" w:ascii="Consolas" w:hAnsi="Consolas" w:eastAsia="Consolas" w:cs="Consolas"/>
+                <w:b w:val="0"/>
+                <w:bCs w:val="0"/>
+                <w:color w:val="BBBEBF"/>
+                <w:kern w:val="0"/>
+                <w:sz w:val="21"/>
+                <w:szCs w:val="21"/>
+                <w:shd w:val="clear" w:fill="121314"/>
+                <w:lang w:val="en-US" w:eastAsia="zh-CN" w:bidi="ar"/>
+              </w:rPr>
+              <w:t xml:space="preserve"> </w:t>
+            </w:r>
+            <w:r>
+              <w:rPr>
+                <w:rFonts w:hint="default" w:ascii="Consolas" w:hAnsi="Consolas" w:eastAsia="Consolas" w:cs="Consolas"/>
+                <w:b w:val="0"/>
+                <w:bCs w:val="0"/>
+                <w:color w:val="569CD6"/>
+                <w:kern w:val="0"/>
+                <w:sz w:val="21"/>
+                <w:szCs w:val="21"/>
+                <w:shd w:val="clear" w:fill="121314"/>
+                <w:lang w:val="en-US" w:eastAsia="zh-CN" w:bidi="ar"/>
+              </w:rPr>
+              <w:t>in</w:t>
+            </w:r>
+            <w:r>
+              <w:rPr>
+                <w:rFonts w:hint="default" w:ascii="Consolas" w:hAnsi="Consolas" w:eastAsia="Consolas" w:cs="Consolas"/>
+                <w:b w:val="0"/>
+                <w:bCs w:val="0"/>
+                <w:color w:val="BBBEBF"/>
+                <w:kern w:val="0"/>
+                <w:sz w:val="21"/>
+                <w:szCs w:val="21"/>
+                <w:shd w:val="clear" w:fill="121314"/>
+                <w:lang w:val="en-US" w:eastAsia="zh-CN" w:bidi="ar"/>
+              </w:rPr>
+              <w:t xml:space="preserve"> (</w:t>
+            </w:r>
+            <w:r>
+              <w:rPr>
+                <w:rFonts w:hint="default" w:ascii="Consolas" w:hAnsi="Consolas" w:eastAsia="Consolas" w:cs="Consolas"/>
+                <w:b w:val="0"/>
+                <w:bCs w:val="0"/>
+                <w:color w:val="A5D6FF"/>
+                <w:kern w:val="0"/>
+                <w:sz w:val="21"/>
+                <w:szCs w:val="21"/>
+                <w:shd w:val="clear" w:fill="121314"/>
+                <w:lang w:val="en-US" w:eastAsia="zh-CN" w:bidi="ar"/>
+              </w:rPr>
+              <w:t>"+"</w:t>
+            </w:r>
+            <w:r>
+              <w:rPr>
+                <w:rFonts w:hint="default" w:ascii="Consolas" w:hAnsi="Consolas" w:eastAsia="Consolas" w:cs="Consolas"/>
+                <w:b w:val="0"/>
+                <w:bCs w:val="0"/>
+                <w:color w:val="BBBEBF"/>
+                <w:kern w:val="0"/>
+                <w:sz w:val="21"/>
+                <w:szCs w:val="21"/>
+                <w:shd w:val="clear" w:fill="121314"/>
+                <w:lang w:val="en-US" w:eastAsia="zh-CN" w:bidi="ar"/>
+              </w:rPr>
+              <w:t xml:space="preserve">, </w:t>
+            </w:r>
+            <w:r>
+              <w:rPr>
+                <w:rFonts w:hint="default" w:ascii="Consolas" w:hAnsi="Consolas" w:eastAsia="Consolas" w:cs="Consolas"/>
+                <w:b w:val="0"/>
+                <w:bCs w:val="0"/>
+                <w:color w:val="A5D6FF"/>
+                <w:kern w:val="0"/>
+                <w:sz w:val="21"/>
+                <w:szCs w:val="21"/>
+                <w:shd w:val="clear" w:fill="121314"/>
+                <w:lang w:val="en-US" w:eastAsia="zh-CN" w:bidi="ar"/>
+              </w:rPr>
+              <w:t>"-"</w:t>
+            </w:r>
+            <w:r>
+              <w:rPr>
+                <w:rFonts w:hint="default" w:ascii="Consolas" w:hAnsi="Consolas" w:eastAsia="Consolas" w:cs="Consolas"/>
+                <w:b w:val="0"/>
+                <w:bCs w:val="0"/>
+                <w:color w:val="BBBEBF"/>
+                <w:kern w:val="0"/>
+                <w:sz w:val="21"/>
+                <w:szCs w:val="21"/>
+                <w:shd w:val="clear" w:fill="121314"/>
+                <w:lang w:val="en-US" w:eastAsia="zh-CN" w:bidi="ar"/>
+              </w:rPr>
+              <w:t xml:space="preserve">, </w:t>
+            </w:r>
+            <w:r>
+              <w:rPr>
+                <w:rFonts w:hint="default" w:ascii="Consolas" w:hAnsi="Consolas" w:eastAsia="Consolas" w:cs="Consolas"/>
+                <w:b w:val="0"/>
+                <w:bCs w:val="0"/>
+                <w:color w:val="A5D6FF"/>
+                <w:kern w:val="0"/>
+                <w:sz w:val="21"/>
+                <w:szCs w:val="21"/>
+                <w:shd w:val="clear" w:fill="121314"/>
+                <w:lang w:val="en-US" w:eastAsia="zh-CN" w:bidi="ar"/>
+              </w:rPr>
+              <w:t>"*"</w:t>
+            </w:r>
+            <w:r>
+              <w:rPr>
+                <w:rFonts w:hint="default" w:ascii="Consolas" w:hAnsi="Consolas" w:eastAsia="Consolas" w:cs="Consolas"/>
+                <w:b w:val="0"/>
+                <w:bCs w:val="0"/>
+                <w:color w:val="BBBEBF"/>
+                <w:kern w:val="0"/>
+                <w:sz w:val="21"/>
+                <w:szCs w:val="21"/>
+                <w:shd w:val="clear" w:fill="121314"/>
+                <w:lang w:val="en-US" w:eastAsia="zh-CN" w:bidi="ar"/>
+              </w:rPr>
+              <w:t xml:space="preserve">, </w:t>
+            </w:r>
+            <w:r>
+              <w:rPr>
+                <w:rFonts w:hint="default" w:ascii="Consolas" w:hAnsi="Consolas" w:eastAsia="Consolas" w:cs="Consolas"/>
+                <w:b w:val="0"/>
+                <w:bCs w:val="0"/>
+                <w:color w:val="A5D6FF"/>
+                <w:kern w:val="0"/>
+                <w:sz w:val="21"/>
+                <w:szCs w:val="21"/>
+                <w:shd w:val="clear" w:fill="121314"/>
+                <w:lang w:val="en-US" w:eastAsia="zh-CN" w:bidi="ar"/>
+              </w:rPr>
+              <w:t>"/"</w:t>
+            </w:r>
+            <w:r>
+              <w:rPr>
+                <w:rFonts w:hint="default" w:ascii="Consolas" w:hAnsi="Consolas" w:eastAsia="Consolas" w:cs="Consolas"/>
+                <w:b w:val="0"/>
+                <w:bCs w:val="0"/>
+                <w:color w:val="BBBEBF"/>
+                <w:kern w:val="0"/>
+                <w:sz w:val="21"/>
+                <w:szCs w:val="21"/>
+                <w:shd w:val="clear" w:fill="121314"/>
+                <w:lang w:val="en-US" w:eastAsia="zh-CN" w:bidi="ar"/>
+              </w:rPr>
+              <w:t>):</w:t>
+            </w:r>
+          </w:p>
+          <w:p>
+            <w:pPr>
+              <w:keepNext w:val="0"/>
+              <w:keepLines w:val="0"/>
+              <w:widowControl/>
+              <w:suppressLineNumbers w:val="0"/>
+              <w:shd w:val="clear" w:fill="121314"/>
+              <w:spacing w:line="285" w:lineRule="atLeast"/>
+              <w:jc w:val="left"/>
+              <w:rPr>
+                <w:rFonts w:hint="default" w:ascii="Consolas" w:hAnsi="Consolas" w:eastAsia="Consolas" w:cs="Consolas"/>
+                <w:b w:val="0"/>
+                <w:bCs w:val="0"/>
+                <w:color w:val="BBBEBF"/>
+                <w:sz w:val="21"/>
+                <w:szCs w:val="21"/>
+              </w:rPr>
+            </w:pPr>
+            <w:r>
+              <w:rPr>
+                <w:rFonts w:hint="default" w:ascii="Consolas" w:hAnsi="Consolas" w:eastAsia="Consolas" w:cs="Consolas"/>
+                <w:b w:val="0"/>
+                <w:bCs w:val="0"/>
+                <w:color w:val="BBBEBF"/>
+                <w:kern w:val="0"/>
+                <w:sz w:val="21"/>
+                <w:szCs w:val="21"/>
+                <w:shd w:val="clear" w:fill="121314"/>
+                <w:lang w:val="en-US" w:eastAsia="zh-CN" w:bidi="ar"/>
+              </w:rPr>
+              <w:t xml:space="preserve">        </w:t>
+            </w:r>
+            <w:r>
+              <w:rPr>
+                <w:rFonts w:hint="default" w:ascii="Consolas" w:hAnsi="Consolas" w:eastAsia="Consolas" w:cs="Consolas"/>
+                <w:b w:val="0"/>
+                <w:bCs w:val="0"/>
+                <w:color w:val="D2A8FF"/>
+                <w:kern w:val="0"/>
+                <w:sz w:val="21"/>
+                <w:szCs w:val="21"/>
+                <w:shd w:val="clear" w:fill="121314"/>
+                <w:lang w:val="en-US" w:eastAsia="zh-CN" w:bidi="ar"/>
+              </w:rPr>
+              <w:t>print</w:t>
+            </w:r>
+            <w:r>
+              <w:rPr>
+                <w:rFonts w:hint="default" w:ascii="Consolas" w:hAnsi="Consolas" w:eastAsia="Consolas" w:cs="Consolas"/>
+                <w:b w:val="0"/>
+                <w:bCs w:val="0"/>
+                <w:color w:val="BBBEBF"/>
+                <w:kern w:val="0"/>
+                <w:sz w:val="21"/>
+                <w:szCs w:val="21"/>
+                <w:shd w:val="clear" w:fill="121314"/>
+                <w:lang w:val="en-US" w:eastAsia="zh-CN" w:bidi="ar"/>
+              </w:rPr>
+              <w:t>(</w:t>
+            </w:r>
+            <w:r>
+              <w:rPr>
+                <w:rFonts w:hint="default" w:ascii="Consolas" w:hAnsi="Consolas" w:eastAsia="Consolas" w:cs="Consolas"/>
+                <w:b w:val="0"/>
+                <w:bCs w:val="0"/>
+                <w:color w:val="A5D6FF"/>
+                <w:kern w:val="0"/>
+                <w:sz w:val="21"/>
+                <w:szCs w:val="21"/>
+                <w:shd w:val="clear" w:fill="121314"/>
+                <w:lang w:val="en-US" w:eastAsia="zh-CN" w:bidi="ar"/>
+              </w:rPr>
+              <w:t>"Помилка: невідома операція."</w:t>
+            </w:r>
+            <w:r>
+              <w:rPr>
+                <w:rFonts w:hint="default" w:ascii="Consolas" w:hAnsi="Consolas" w:eastAsia="Consolas" w:cs="Consolas"/>
+                <w:b w:val="0"/>
+                <w:bCs w:val="0"/>
+                <w:color w:val="BBBEBF"/>
+                <w:kern w:val="0"/>
+                <w:sz w:val="21"/>
+                <w:szCs w:val="21"/>
+                <w:shd w:val="clear" w:fill="121314"/>
+                <w:lang w:val="en-US" w:eastAsia="zh-CN" w:bidi="ar"/>
+              </w:rPr>
+              <w:t>)</w:t>
+            </w:r>
+          </w:p>
+          <w:p>
+            <w:pPr>
+              <w:keepNext w:val="0"/>
+              <w:keepLines w:val="0"/>
+              <w:widowControl/>
+              <w:suppressLineNumbers w:val="0"/>
+              <w:shd w:val="clear" w:fill="121314"/>
+              <w:spacing w:line="285" w:lineRule="atLeast"/>
+              <w:jc w:val="left"/>
+            </w:pPr>
+            <w:r>
+              <w:rPr>
+                <w:rFonts w:hint="default" w:ascii="Consolas" w:hAnsi="Consolas" w:eastAsia="Consolas" w:cs="Consolas"/>
+                <w:b w:val="0"/>
+                <w:bCs w:val="0"/>
+                <w:color w:val="BBBEBF"/>
+                <w:kern w:val="0"/>
+                <w:sz w:val="21"/>
+                <w:szCs w:val="21"/>
+                <w:shd w:val="clear" w:fill="121314"/>
+                <w:lang w:val="en-US" w:eastAsia="zh-CN" w:bidi="ar"/>
+              </w:rPr>
+              <w:t xml:space="preserve">        </w:t>
+            </w:r>
+            <w:r>
+              <w:rPr>
+                <w:rFonts w:hint="default" w:ascii="Consolas" w:hAnsi="Consolas" w:eastAsia="Consolas" w:cs="Consolas"/>
+                <w:b w:val="0"/>
+                <w:bCs w:val="0"/>
+                <w:color w:val="C586C0"/>
+                <w:kern w:val="0"/>
+                <w:sz w:val="21"/>
+                <w:szCs w:val="21"/>
+                <w:shd w:val="clear" w:fill="121314"/>
+                <w:lang w:val="en-US" w:eastAsia="zh-CN" w:bidi="ar"/>
+              </w:rPr>
+              <w:t>continue</w:t>
+            </w:r>
+          </w:p>
+          <w:p>
+            <w:pPr>
+              <w:keepNext w:val="0"/>
+              <w:keepLines w:val="0"/>
+              <w:widowControl/>
+              <w:suppressLineNumbers w:val="0"/>
+              <w:shd w:val="clear" w:fill="121314"/>
+              <w:spacing w:line="285" w:lineRule="atLeast"/>
+              <w:jc w:val="left"/>
+              <w:rPr>
+                <w:rFonts w:hint="default" w:ascii="Consolas" w:hAnsi="Consolas" w:eastAsia="Consolas" w:cs="Consolas"/>
+                <w:b w:val="0"/>
+                <w:bCs w:val="0"/>
+                <w:color w:val="BBBEBF"/>
+                <w:sz w:val="21"/>
+                <w:szCs w:val="21"/>
+              </w:rPr>
+            </w:pPr>
+            <w:r>
+              <w:rPr>
+                <w:rFonts w:hint="default" w:ascii="Consolas" w:hAnsi="Consolas" w:eastAsia="Consolas" w:cs="Consolas"/>
+                <w:b w:val="0"/>
+                <w:bCs w:val="0"/>
+                <w:color w:val="BBBEBF"/>
+                <w:kern w:val="0"/>
+                <w:sz w:val="21"/>
+                <w:szCs w:val="21"/>
+                <w:shd w:val="clear" w:fill="121314"/>
+                <w:lang w:val="en-US" w:eastAsia="zh-CN" w:bidi="ar"/>
+              </w:rPr>
+              <w:t xml:space="preserve">    </w:t>
+            </w:r>
+            <w:r>
+              <w:rPr>
+                <w:rFonts w:hint="default" w:ascii="Consolas" w:hAnsi="Consolas" w:eastAsia="Consolas" w:cs="Consolas"/>
+                <w:b w:val="0"/>
+                <w:bCs w:val="0"/>
+                <w:color w:val="C586C0"/>
+                <w:kern w:val="0"/>
+                <w:sz w:val="21"/>
+                <w:szCs w:val="21"/>
+                <w:shd w:val="clear" w:fill="121314"/>
+                <w:lang w:val="en-US" w:eastAsia="zh-CN" w:bidi="ar"/>
+              </w:rPr>
+              <w:t>try</w:t>
+            </w:r>
+            <w:r>
+              <w:rPr>
+                <w:rFonts w:hint="default" w:ascii="Consolas" w:hAnsi="Consolas" w:eastAsia="Consolas" w:cs="Consolas"/>
+                <w:b w:val="0"/>
+                <w:bCs w:val="0"/>
+                <w:color w:val="BBBEBF"/>
+                <w:kern w:val="0"/>
+                <w:sz w:val="21"/>
+                <w:szCs w:val="21"/>
+                <w:shd w:val="clear" w:fill="121314"/>
+                <w:lang w:val="en-US" w:eastAsia="zh-CN" w:bidi="ar"/>
+              </w:rPr>
+              <w:t>:</w:t>
+            </w:r>
+          </w:p>
+          <w:p>
+            <w:pPr>
+              <w:keepNext w:val="0"/>
+              <w:keepLines w:val="0"/>
+              <w:widowControl/>
+              <w:suppressLineNumbers w:val="0"/>
+              <w:shd w:val="clear" w:fill="121314"/>
+              <w:spacing w:line="285" w:lineRule="atLeast"/>
+              <w:jc w:val="left"/>
+              <w:rPr>
+                <w:rFonts w:hint="default" w:ascii="Consolas" w:hAnsi="Consolas" w:eastAsia="Consolas" w:cs="Consolas"/>
+                <w:b w:val="0"/>
+                <w:bCs w:val="0"/>
+                <w:color w:val="BBBEBF"/>
+                <w:sz w:val="21"/>
+                <w:szCs w:val="21"/>
+              </w:rPr>
+            </w:pPr>
+            <w:r>
+              <w:rPr>
+                <w:rFonts w:hint="default" w:ascii="Consolas" w:hAnsi="Consolas" w:eastAsia="Consolas" w:cs="Consolas"/>
+                <w:b w:val="0"/>
+                <w:bCs w:val="0"/>
+                <w:color w:val="BBBEBF"/>
+                <w:kern w:val="0"/>
+                <w:sz w:val="21"/>
+                <w:szCs w:val="21"/>
+                <w:shd w:val="clear" w:fill="121314"/>
+                <w:lang w:val="en-US" w:eastAsia="zh-CN" w:bidi="ar"/>
+              </w:rPr>
+              <w:t xml:space="preserve">        </w:t>
+            </w:r>
+            <w:r>
+              <w:rPr>
+                <w:rFonts w:hint="default" w:ascii="Consolas" w:hAnsi="Consolas" w:eastAsia="Consolas" w:cs="Consolas"/>
+                <w:b w:val="0"/>
+                <w:bCs w:val="0"/>
+                <w:color w:val="C9D1D9"/>
+                <w:kern w:val="0"/>
+                <w:sz w:val="21"/>
+                <w:szCs w:val="21"/>
+                <w:shd w:val="clear" w:fill="121314"/>
+                <w:lang w:val="en-US" w:eastAsia="zh-CN" w:bidi="ar"/>
+              </w:rPr>
+              <w:t>a</w:t>
+            </w:r>
+            <w:r>
+              <w:rPr>
+                <w:rFonts w:hint="default" w:ascii="Consolas" w:hAnsi="Consolas" w:eastAsia="Consolas" w:cs="Consolas"/>
+                <w:b w:val="0"/>
+                <w:bCs w:val="0"/>
+                <w:color w:val="BBBEBF"/>
+                <w:kern w:val="0"/>
+                <w:sz w:val="21"/>
+                <w:szCs w:val="21"/>
+                <w:shd w:val="clear" w:fill="121314"/>
+                <w:lang w:val="en-US" w:eastAsia="zh-CN" w:bidi="ar"/>
+              </w:rPr>
+              <w:t xml:space="preserve"> </w:t>
+            </w:r>
+            <w:r>
+              <w:rPr>
+                <w:rFonts w:hint="default" w:ascii="Consolas" w:hAnsi="Consolas" w:eastAsia="Consolas" w:cs="Consolas"/>
+                <w:b w:val="0"/>
+                <w:bCs w:val="0"/>
+                <w:color w:val="D4D4D4"/>
+                <w:kern w:val="0"/>
+                <w:sz w:val="21"/>
+                <w:szCs w:val="21"/>
+                <w:shd w:val="clear" w:fill="121314"/>
+                <w:lang w:val="en-US" w:eastAsia="zh-CN" w:bidi="ar"/>
+              </w:rPr>
+              <w:t>=</w:t>
+            </w:r>
+            <w:r>
+              <w:rPr>
+                <w:rFonts w:hint="default" w:ascii="Consolas" w:hAnsi="Consolas" w:eastAsia="Consolas" w:cs="Consolas"/>
+                <w:b w:val="0"/>
+                <w:bCs w:val="0"/>
+                <w:color w:val="BBBEBF"/>
+                <w:kern w:val="0"/>
+                <w:sz w:val="21"/>
+                <w:szCs w:val="21"/>
+                <w:shd w:val="clear" w:fill="121314"/>
+                <w:lang w:val="en-US" w:eastAsia="zh-CN" w:bidi="ar"/>
+              </w:rPr>
+              <w:t xml:space="preserve"> </w:t>
+            </w:r>
+            <w:r>
+              <w:rPr>
+                <w:rFonts w:hint="default" w:ascii="Consolas" w:hAnsi="Consolas" w:eastAsia="Consolas" w:cs="Consolas"/>
+                <w:b w:val="0"/>
+                <w:bCs w:val="0"/>
+                <w:color w:val="4EC9B0"/>
+                <w:kern w:val="0"/>
+                <w:sz w:val="21"/>
+                <w:szCs w:val="21"/>
+                <w:shd w:val="clear" w:fill="121314"/>
+                <w:lang w:val="en-US" w:eastAsia="zh-CN" w:bidi="ar"/>
+              </w:rPr>
+              <w:t>float</w:t>
+            </w:r>
+            <w:r>
+              <w:rPr>
+                <w:rFonts w:hint="default" w:ascii="Consolas" w:hAnsi="Consolas" w:eastAsia="Consolas" w:cs="Consolas"/>
+                <w:b w:val="0"/>
+                <w:bCs w:val="0"/>
+                <w:color w:val="BBBEBF"/>
+                <w:kern w:val="0"/>
+                <w:sz w:val="21"/>
+                <w:szCs w:val="21"/>
+                <w:shd w:val="clear" w:fill="121314"/>
+                <w:lang w:val="en-US" w:eastAsia="zh-CN" w:bidi="ar"/>
+              </w:rPr>
+              <w:t>(</w:t>
+            </w:r>
+            <w:r>
+              <w:rPr>
+                <w:rFonts w:hint="default" w:ascii="Consolas" w:hAnsi="Consolas" w:eastAsia="Consolas" w:cs="Consolas"/>
+                <w:b w:val="0"/>
+                <w:bCs w:val="0"/>
+                <w:color w:val="D2A8FF"/>
+                <w:kern w:val="0"/>
+                <w:sz w:val="21"/>
+                <w:szCs w:val="21"/>
+                <w:shd w:val="clear" w:fill="121314"/>
+                <w:lang w:val="en-US" w:eastAsia="zh-CN" w:bidi="ar"/>
+              </w:rPr>
+              <w:t>input</w:t>
+            </w:r>
+            <w:r>
+              <w:rPr>
+                <w:rFonts w:hint="default" w:ascii="Consolas" w:hAnsi="Consolas" w:eastAsia="Consolas" w:cs="Consolas"/>
+                <w:b w:val="0"/>
+                <w:bCs w:val="0"/>
+                <w:color w:val="BBBEBF"/>
+                <w:kern w:val="0"/>
+                <w:sz w:val="21"/>
+                <w:szCs w:val="21"/>
+                <w:shd w:val="clear" w:fill="121314"/>
+                <w:lang w:val="en-US" w:eastAsia="zh-CN" w:bidi="ar"/>
+              </w:rPr>
+              <w:t>(</w:t>
+            </w:r>
+            <w:r>
+              <w:rPr>
+                <w:rFonts w:hint="default" w:ascii="Consolas" w:hAnsi="Consolas" w:eastAsia="Consolas" w:cs="Consolas"/>
+                <w:b w:val="0"/>
+                <w:bCs w:val="0"/>
+                <w:color w:val="A5D6FF"/>
+                <w:kern w:val="0"/>
+                <w:sz w:val="21"/>
+                <w:szCs w:val="21"/>
+                <w:shd w:val="clear" w:fill="121314"/>
+                <w:lang w:val="en-US" w:eastAsia="zh-CN" w:bidi="ar"/>
+              </w:rPr>
+              <w:t>"Введіть перше число: "</w:t>
+            </w:r>
+            <w:r>
+              <w:rPr>
+                <w:rFonts w:hint="default" w:ascii="Consolas" w:hAnsi="Consolas" w:eastAsia="Consolas" w:cs="Consolas"/>
+                <w:b w:val="0"/>
+                <w:bCs w:val="0"/>
+                <w:color w:val="BBBEBF"/>
+                <w:kern w:val="0"/>
+                <w:sz w:val="21"/>
+                <w:szCs w:val="21"/>
+                <w:shd w:val="clear" w:fill="121314"/>
+                <w:lang w:val="en-US" w:eastAsia="zh-CN" w:bidi="ar"/>
+              </w:rPr>
+              <w:t>))</w:t>
+            </w:r>
+          </w:p>
+          <w:p>
+            <w:pPr>
+              <w:keepNext w:val="0"/>
+              <w:keepLines w:val="0"/>
+              <w:widowControl/>
+              <w:suppressLineNumbers w:val="0"/>
+              <w:shd w:val="clear" w:fill="121314"/>
+              <w:spacing w:line="285" w:lineRule="atLeast"/>
+              <w:jc w:val="left"/>
+            </w:pPr>
+            <w:r>
+              <w:rPr>
+                <w:rFonts w:hint="default" w:ascii="Consolas" w:hAnsi="Consolas" w:eastAsia="Consolas" w:cs="Consolas"/>
+                <w:b w:val="0"/>
+                <w:bCs w:val="0"/>
+                <w:color w:val="BBBEBF"/>
+                <w:kern w:val="0"/>
+                <w:sz w:val="21"/>
+                <w:szCs w:val="21"/>
+                <w:shd w:val="clear" w:fill="121314"/>
+                <w:lang w:val="en-US" w:eastAsia="zh-CN" w:bidi="ar"/>
+              </w:rPr>
+              <w:t xml:space="preserve">        </w:t>
+            </w:r>
+            <w:r>
+              <w:rPr>
+                <w:rFonts w:hint="default" w:ascii="Consolas" w:hAnsi="Consolas" w:eastAsia="Consolas" w:cs="Consolas"/>
+                <w:b w:val="0"/>
+                <w:bCs w:val="0"/>
+                <w:color w:val="C9D1D9"/>
+                <w:kern w:val="0"/>
+                <w:sz w:val="21"/>
+                <w:szCs w:val="21"/>
+                <w:shd w:val="clear" w:fill="121314"/>
+                <w:lang w:val="en-US" w:eastAsia="zh-CN" w:bidi="ar"/>
+              </w:rPr>
+              <w:t>b</w:t>
+            </w:r>
+            <w:r>
+              <w:rPr>
+                <w:rFonts w:hint="default" w:ascii="Consolas" w:hAnsi="Consolas" w:eastAsia="Consolas" w:cs="Consolas"/>
+                <w:b w:val="0"/>
+                <w:bCs w:val="0"/>
+                <w:color w:val="BBBEBF"/>
+                <w:kern w:val="0"/>
+                <w:sz w:val="21"/>
+                <w:szCs w:val="21"/>
+                <w:shd w:val="clear" w:fill="121314"/>
+                <w:lang w:val="en-US" w:eastAsia="zh-CN" w:bidi="ar"/>
+              </w:rPr>
+              <w:t xml:space="preserve"> </w:t>
+            </w:r>
+            <w:r>
+              <w:rPr>
+                <w:rFonts w:hint="default" w:ascii="Consolas" w:hAnsi="Consolas" w:eastAsia="Consolas" w:cs="Consolas"/>
+                <w:b w:val="0"/>
+                <w:bCs w:val="0"/>
+                <w:color w:val="D4D4D4"/>
+                <w:kern w:val="0"/>
+                <w:sz w:val="21"/>
+                <w:szCs w:val="21"/>
+                <w:shd w:val="clear" w:fill="121314"/>
+                <w:lang w:val="en-US" w:eastAsia="zh-CN" w:bidi="ar"/>
+              </w:rPr>
+              <w:t>=</w:t>
+            </w:r>
+            <w:r>
+              <w:rPr>
+                <w:rFonts w:hint="default" w:ascii="Consolas" w:hAnsi="Consolas" w:eastAsia="Consolas" w:cs="Consolas"/>
+                <w:b w:val="0"/>
+                <w:bCs w:val="0"/>
+                <w:color w:val="BBBEBF"/>
+                <w:kern w:val="0"/>
+                <w:sz w:val="21"/>
+                <w:szCs w:val="21"/>
+                <w:shd w:val="clear" w:fill="121314"/>
+                <w:lang w:val="en-US" w:eastAsia="zh-CN" w:bidi="ar"/>
+              </w:rPr>
+              <w:t xml:space="preserve"> </w:t>
+            </w:r>
+            <w:r>
+              <w:rPr>
+                <w:rFonts w:hint="default" w:ascii="Consolas" w:hAnsi="Consolas" w:eastAsia="Consolas" w:cs="Consolas"/>
+                <w:b w:val="0"/>
+                <w:bCs w:val="0"/>
+                <w:color w:val="4EC9B0"/>
+                <w:kern w:val="0"/>
+                <w:sz w:val="21"/>
+                <w:szCs w:val="21"/>
+                <w:shd w:val="clear" w:fill="121314"/>
+                <w:lang w:val="en-US" w:eastAsia="zh-CN" w:bidi="ar"/>
+              </w:rPr>
+              <w:t>float</w:t>
+            </w:r>
+            <w:r>
+              <w:rPr>
+                <w:rFonts w:hint="default" w:ascii="Consolas" w:hAnsi="Consolas" w:eastAsia="Consolas" w:cs="Consolas"/>
+                <w:b w:val="0"/>
+                <w:bCs w:val="0"/>
+                <w:color w:val="BBBEBF"/>
+                <w:kern w:val="0"/>
+                <w:sz w:val="21"/>
+                <w:szCs w:val="21"/>
+                <w:shd w:val="clear" w:fill="121314"/>
+                <w:lang w:val="en-US" w:eastAsia="zh-CN" w:bidi="ar"/>
+              </w:rPr>
+              <w:t>(</w:t>
+            </w:r>
+            <w:r>
+              <w:rPr>
+                <w:rFonts w:hint="default" w:ascii="Consolas" w:hAnsi="Consolas" w:eastAsia="Consolas" w:cs="Consolas"/>
+                <w:b w:val="0"/>
+                <w:bCs w:val="0"/>
+                <w:color w:val="D2A8FF"/>
+                <w:kern w:val="0"/>
+                <w:sz w:val="21"/>
+                <w:szCs w:val="21"/>
+                <w:shd w:val="clear" w:fill="121314"/>
+                <w:lang w:val="en-US" w:eastAsia="zh-CN" w:bidi="ar"/>
+              </w:rPr>
+              <w:t>input</w:t>
+            </w:r>
+            <w:r>
+              <w:rPr>
+                <w:rFonts w:hint="default" w:ascii="Consolas" w:hAnsi="Consolas" w:eastAsia="Consolas" w:cs="Consolas"/>
+                <w:b w:val="0"/>
+                <w:bCs w:val="0"/>
+                <w:color w:val="BBBEBF"/>
+                <w:kern w:val="0"/>
+                <w:sz w:val="21"/>
+                <w:szCs w:val="21"/>
+                <w:shd w:val="clear" w:fill="121314"/>
+                <w:lang w:val="en-US" w:eastAsia="zh-CN" w:bidi="ar"/>
+              </w:rPr>
+              <w:t>(</w:t>
+            </w:r>
+            <w:r>
+              <w:rPr>
+                <w:rFonts w:hint="default" w:ascii="Consolas" w:hAnsi="Consolas" w:eastAsia="Consolas" w:cs="Consolas"/>
+                <w:b w:val="0"/>
+                <w:bCs w:val="0"/>
+                <w:color w:val="A5D6FF"/>
+                <w:kern w:val="0"/>
+                <w:sz w:val="21"/>
+                <w:szCs w:val="21"/>
+                <w:shd w:val="clear" w:fill="121314"/>
+                <w:lang w:val="en-US" w:eastAsia="zh-CN" w:bidi="ar"/>
+              </w:rPr>
+              <w:t>"Введіть друге число: "</w:t>
+            </w:r>
+            <w:r>
+              <w:rPr>
+                <w:rFonts w:hint="default" w:ascii="Consolas" w:hAnsi="Consolas" w:eastAsia="Consolas" w:cs="Consolas"/>
+                <w:b w:val="0"/>
+                <w:bCs w:val="0"/>
+                <w:color w:val="BBBEBF"/>
+                <w:kern w:val="0"/>
+                <w:sz w:val="21"/>
+                <w:szCs w:val="21"/>
+                <w:shd w:val="clear" w:fill="121314"/>
+                <w:lang w:val="en-US" w:eastAsia="zh-CN" w:bidi="ar"/>
+              </w:rPr>
+              <w:t>))</w:t>
+            </w:r>
+          </w:p>
+          <w:p>
+            <w:pPr>
+              <w:keepNext w:val="0"/>
+              <w:keepLines w:val="0"/>
+              <w:widowControl/>
+              <w:suppressLineNumbers w:val="0"/>
+              <w:shd w:val="clear" w:fill="121314"/>
+              <w:spacing w:line="285" w:lineRule="atLeast"/>
+              <w:jc w:val="left"/>
+              <w:rPr>
+                <w:rFonts w:hint="default" w:ascii="Consolas" w:hAnsi="Consolas" w:eastAsia="Consolas" w:cs="Consolas"/>
+                <w:b w:val="0"/>
+                <w:bCs w:val="0"/>
+                <w:color w:val="BBBEBF"/>
+                <w:sz w:val="21"/>
+                <w:szCs w:val="21"/>
+              </w:rPr>
+            </w:pPr>
+            <w:r>
+              <w:rPr>
+                <w:rFonts w:hint="default" w:ascii="Consolas" w:hAnsi="Consolas" w:eastAsia="Consolas" w:cs="Consolas"/>
+                <w:b w:val="0"/>
+                <w:bCs w:val="0"/>
+                <w:color w:val="BBBEBF"/>
+                <w:kern w:val="0"/>
+                <w:sz w:val="21"/>
+                <w:szCs w:val="21"/>
+                <w:shd w:val="clear" w:fill="121314"/>
+                <w:lang w:val="en-US" w:eastAsia="zh-CN" w:bidi="ar"/>
+              </w:rPr>
+              <w:t xml:space="preserve">        </w:t>
+            </w:r>
+            <w:r>
+              <w:rPr>
+                <w:rFonts w:hint="default" w:ascii="Consolas" w:hAnsi="Consolas" w:eastAsia="Consolas" w:cs="Consolas"/>
+                <w:b w:val="0"/>
+                <w:bCs w:val="0"/>
+                <w:color w:val="C586C0"/>
+                <w:kern w:val="0"/>
+                <w:sz w:val="21"/>
+                <w:szCs w:val="21"/>
+                <w:shd w:val="clear" w:fill="121314"/>
+                <w:lang w:val="en-US" w:eastAsia="zh-CN" w:bidi="ar"/>
+              </w:rPr>
+              <w:t>match</w:t>
+            </w:r>
+            <w:r>
+              <w:rPr>
+                <w:rFonts w:hint="default" w:ascii="Consolas" w:hAnsi="Consolas" w:eastAsia="Consolas" w:cs="Consolas"/>
+                <w:b w:val="0"/>
+                <w:bCs w:val="0"/>
+                <w:color w:val="BBBEBF"/>
+                <w:kern w:val="0"/>
+                <w:sz w:val="21"/>
+                <w:szCs w:val="21"/>
+                <w:shd w:val="clear" w:fill="121314"/>
+                <w:lang w:val="en-US" w:eastAsia="zh-CN" w:bidi="ar"/>
+              </w:rPr>
+              <w:t xml:space="preserve"> </w:t>
+            </w:r>
+            <w:r>
+              <w:rPr>
+                <w:rFonts w:hint="default" w:ascii="Consolas" w:hAnsi="Consolas" w:eastAsia="Consolas" w:cs="Consolas"/>
+                <w:b w:val="0"/>
+                <w:bCs w:val="0"/>
+                <w:color w:val="C9D1D9"/>
+                <w:kern w:val="0"/>
+                <w:sz w:val="21"/>
+                <w:szCs w:val="21"/>
+                <w:shd w:val="clear" w:fill="121314"/>
+                <w:lang w:val="en-US" w:eastAsia="zh-CN" w:bidi="ar"/>
+              </w:rPr>
+              <w:t>operation</w:t>
+            </w:r>
+            <w:r>
+              <w:rPr>
+                <w:rFonts w:hint="default" w:ascii="Consolas" w:hAnsi="Consolas" w:eastAsia="Consolas" w:cs="Consolas"/>
+                <w:b w:val="0"/>
+                <w:bCs w:val="0"/>
+                <w:color w:val="BBBEBF"/>
+                <w:kern w:val="0"/>
+                <w:sz w:val="21"/>
+                <w:szCs w:val="21"/>
+                <w:shd w:val="clear" w:fill="121314"/>
+                <w:lang w:val="en-US" w:eastAsia="zh-CN" w:bidi="ar"/>
+              </w:rPr>
+              <w:t>:</w:t>
+            </w:r>
+          </w:p>
+          <w:p>
+            <w:pPr>
+              <w:keepNext w:val="0"/>
+              <w:keepLines w:val="0"/>
+              <w:widowControl/>
+              <w:suppressLineNumbers w:val="0"/>
+              <w:shd w:val="clear" w:fill="121314"/>
+              <w:spacing w:line="285" w:lineRule="atLeast"/>
+              <w:jc w:val="left"/>
+              <w:rPr>
+                <w:rFonts w:hint="default" w:ascii="Consolas" w:hAnsi="Consolas" w:eastAsia="Consolas" w:cs="Consolas"/>
+                <w:b w:val="0"/>
+                <w:bCs w:val="0"/>
+                <w:color w:val="BBBEBF"/>
+                <w:sz w:val="21"/>
+                <w:szCs w:val="21"/>
+              </w:rPr>
+            </w:pPr>
+            <w:r>
+              <w:rPr>
+                <w:rFonts w:hint="default" w:ascii="Consolas" w:hAnsi="Consolas" w:eastAsia="Consolas" w:cs="Consolas"/>
+                <w:b w:val="0"/>
+                <w:bCs w:val="0"/>
+                <w:color w:val="BBBEBF"/>
+                <w:kern w:val="0"/>
+                <w:sz w:val="21"/>
+                <w:szCs w:val="21"/>
+                <w:shd w:val="clear" w:fill="121314"/>
+                <w:lang w:val="en-US" w:eastAsia="zh-CN" w:bidi="ar"/>
+              </w:rPr>
+              <w:t xml:space="preserve">            </w:t>
+            </w:r>
+            <w:r>
+              <w:rPr>
+                <w:rFonts w:hint="default" w:ascii="Consolas" w:hAnsi="Consolas" w:eastAsia="Consolas" w:cs="Consolas"/>
+                <w:b w:val="0"/>
+                <w:bCs w:val="0"/>
+                <w:color w:val="C586C0"/>
+                <w:kern w:val="0"/>
+                <w:sz w:val="21"/>
+                <w:szCs w:val="21"/>
+                <w:shd w:val="clear" w:fill="121314"/>
+                <w:lang w:val="en-US" w:eastAsia="zh-CN" w:bidi="ar"/>
+              </w:rPr>
+              <w:t>case</w:t>
+            </w:r>
+            <w:r>
+              <w:rPr>
+                <w:rFonts w:hint="default" w:ascii="Consolas" w:hAnsi="Consolas" w:eastAsia="Consolas" w:cs="Consolas"/>
+                <w:b w:val="0"/>
+                <w:bCs w:val="0"/>
+                <w:color w:val="BBBEBF"/>
+                <w:kern w:val="0"/>
+                <w:sz w:val="21"/>
+                <w:szCs w:val="21"/>
+                <w:shd w:val="clear" w:fill="121314"/>
+                <w:lang w:val="en-US" w:eastAsia="zh-CN" w:bidi="ar"/>
+              </w:rPr>
+              <w:t xml:space="preserve"> </w:t>
+            </w:r>
+            <w:r>
+              <w:rPr>
+                <w:rFonts w:hint="default" w:ascii="Consolas" w:hAnsi="Consolas" w:eastAsia="Consolas" w:cs="Consolas"/>
+                <w:b w:val="0"/>
+                <w:bCs w:val="0"/>
+                <w:color w:val="A5D6FF"/>
+                <w:kern w:val="0"/>
+                <w:sz w:val="21"/>
+                <w:szCs w:val="21"/>
+                <w:shd w:val="clear" w:fill="121314"/>
+                <w:lang w:val="en-US" w:eastAsia="zh-CN" w:bidi="ar"/>
+              </w:rPr>
+              <w:t>"+"</w:t>
+            </w:r>
+            <w:r>
+              <w:rPr>
+                <w:rFonts w:hint="default" w:ascii="Consolas" w:hAnsi="Consolas" w:eastAsia="Consolas" w:cs="Consolas"/>
+                <w:b w:val="0"/>
+                <w:bCs w:val="0"/>
+                <w:color w:val="BBBEBF"/>
+                <w:kern w:val="0"/>
+                <w:sz w:val="21"/>
+                <w:szCs w:val="21"/>
+                <w:shd w:val="clear" w:fill="121314"/>
+                <w:lang w:val="en-US" w:eastAsia="zh-CN" w:bidi="ar"/>
+              </w:rPr>
+              <w:t>:</w:t>
+            </w:r>
+          </w:p>
+          <w:p>
+            <w:pPr>
+              <w:keepNext w:val="0"/>
+              <w:keepLines w:val="0"/>
+              <w:widowControl/>
+              <w:suppressLineNumbers w:val="0"/>
+              <w:shd w:val="clear" w:fill="121314"/>
+              <w:spacing w:line="285" w:lineRule="atLeast"/>
+              <w:jc w:val="left"/>
+              <w:rPr>
+                <w:rFonts w:hint="default" w:ascii="Consolas" w:hAnsi="Consolas" w:eastAsia="Consolas" w:cs="Consolas"/>
+                <w:b w:val="0"/>
+                <w:bCs w:val="0"/>
+                <w:color w:val="BBBEBF"/>
+                <w:sz w:val="21"/>
+                <w:szCs w:val="21"/>
+              </w:rPr>
+            </w:pPr>
+            <w:r>
+              <w:rPr>
+                <w:rFonts w:hint="default" w:ascii="Consolas" w:hAnsi="Consolas" w:eastAsia="Consolas" w:cs="Consolas"/>
+                <w:b w:val="0"/>
+                <w:bCs w:val="0"/>
+                <w:color w:val="BBBEBF"/>
+                <w:kern w:val="0"/>
+                <w:sz w:val="21"/>
+                <w:szCs w:val="21"/>
+                <w:shd w:val="clear" w:fill="121314"/>
+                <w:lang w:val="en-US" w:eastAsia="zh-CN" w:bidi="ar"/>
+              </w:rPr>
+              <w:t xml:space="preserve">                </w:t>
+            </w:r>
+            <w:r>
+              <w:rPr>
+                <w:rFonts w:hint="default" w:ascii="Consolas" w:hAnsi="Consolas" w:eastAsia="Consolas" w:cs="Consolas"/>
+                <w:b w:val="0"/>
+                <w:bCs w:val="0"/>
+                <w:color w:val="C9D1D9"/>
+                <w:kern w:val="0"/>
+                <w:sz w:val="21"/>
+                <w:szCs w:val="21"/>
+                <w:shd w:val="clear" w:fill="121314"/>
+                <w:lang w:val="en-US" w:eastAsia="zh-CN" w:bidi="ar"/>
+              </w:rPr>
+              <w:t>result</w:t>
+            </w:r>
+            <w:r>
+              <w:rPr>
+                <w:rFonts w:hint="default" w:ascii="Consolas" w:hAnsi="Consolas" w:eastAsia="Consolas" w:cs="Consolas"/>
+                <w:b w:val="0"/>
+                <w:bCs w:val="0"/>
+                <w:color w:val="BBBEBF"/>
+                <w:kern w:val="0"/>
+                <w:sz w:val="21"/>
+                <w:szCs w:val="21"/>
+                <w:shd w:val="clear" w:fill="121314"/>
+                <w:lang w:val="en-US" w:eastAsia="zh-CN" w:bidi="ar"/>
+              </w:rPr>
+              <w:t xml:space="preserve"> </w:t>
+            </w:r>
+            <w:r>
+              <w:rPr>
+                <w:rFonts w:hint="default" w:ascii="Consolas" w:hAnsi="Consolas" w:eastAsia="Consolas" w:cs="Consolas"/>
+                <w:b w:val="0"/>
+                <w:bCs w:val="0"/>
+                <w:color w:val="D4D4D4"/>
+                <w:kern w:val="0"/>
+                <w:sz w:val="21"/>
+                <w:szCs w:val="21"/>
+                <w:shd w:val="clear" w:fill="121314"/>
+                <w:lang w:val="en-US" w:eastAsia="zh-CN" w:bidi="ar"/>
+              </w:rPr>
+              <w:t>=</w:t>
+            </w:r>
+            <w:r>
+              <w:rPr>
+                <w:rFonts w:hint="default" w:ascii="Consolas" w:hAnsi="Consolas" w:eastAsia="Consolas" w:cs="Consolas"/>
+                <w:b w:val="0"/>
+                <w:bCs w:val="0"/>
+                <w:color w:val="BBBEBF"/>
+                <w:kern w:val="0"/>
+                <w:sz w:val="21"/>
+                <w:szCs w:val="21"/>
+                <w:shd w:val="clear" w:fill="121314"/>
+                <w:lang w:val="en-US" w:eastAsia="zh-CN" w:bidi="ar"/>
+              </w:rPr>
+              <w:t xml:space="preserve"> </w:t>
+            </w:r>
+            <w:r>
+              <w:rPr>
+                <w:rFonts w:hint="default" w:ascii="Consolas" w:hAnsi="Consolas" w:eastAsia="Consolas" w:cs="Consolas"/>
+                <w:b w:val="0"/>
+                <w:bCs w:val="0"/>
+                <w:color w:val="D2A8FF"/>
+                <w:kern w:val="0"/>
+                <w:sz w:val="21"/>
+                <w:szCs w:val="21"/>
+                <w:shd w:val="clear" w:fill="121314"/>
+                <w:lang w:val="en-US" w:eastAsia="zh-CN" w:bidi="ar"/>
+              </w:rPr>
+              <w:t>add</w:t>
+            </w:r>
+            <w:r>
+              <w:rPr>
+                <w:rFonts w:hint="default" w:ascii="Consolas" w:hAnsi="Consolas" w:eastAsia="Consolas" w:cs="Consolas"/>
+                <w:b w:val="0"/>
+                <w:bCs w:val="0"/>
+                <w:color w:val="BBBEBF"/>
+                <w:kern w:val="0"/>
+                <w:sz w:val="21"/>
+                <w:szCs w:val="21"/>
+                <w:shd w:val="clear" w:fill="121314"/>
+                <w:lang w:val="en-US" w:eastAsia="zh-CN" w:bidi="ar"/>
+              </w:rPr>
+              <w:t>(</w:t>
+            </w:r>
+            <w:r>
+              <w:rPr>
+                <w:rFonts w:hint="default" w:ascii="Consolas" w:hAnsi="Consolas" w:eastAsia="Consolas" w:cs="Consolas"/>
+                <w:b w:val="0"/>
+                <w:bCs w:val="0"/>
+                <w:color w:val="C9D1D9"/>
+                <w:kern w:val="0"/>
+                <w:sz w:val="21"/>
+                <w:szCs w:val="21"/>
+                <w:shd w:val="clear" w:fill="121314"/>
+                <w:lang w:val="en-US" w:eastAsia="zh-CN" w:bidi="ar"/>
+              </w:rPr>
+              <w:t>a</w:t>
+            </w:r>
+            <w:r>
+              <w:rPr>
+                <w:rFonts w:hint="default" w:ascii="Consolas" w:hAnsi="Consolas" w:eastAsia="Consolas" w:cs="Consolas"/>
+                <w:b w:val="0"/>
+                <w:bCs w:val="0"/>
+                <w:color w:val="BBBEBF"/>
+                <w:kern w:val="0"/>
+                <w:sz w:val="21"/>
+                <w:szCs w:val="21"/>
+                <w:shd w:val="clear" w:fill="121314"/>
+                <w:lang w:val="en-US" w:eastAsia="zh-CN" w:bidi="ar"/>
+              </w:rPr>
+              <w:t xml:space="preserve">, </w:t>
+            </w:r>
+            <w:r>
+              <w:rPr>
+                <w:rFonts w:hint="default" w:ascii="Consolas" w:hAnsi="Consolas" w:eastAsia="Consolas" w:cs="Consolas"/>
+                <w:b w:val="0"/>
+                <w:bCs w:val="0"/>
+                <w:color w:val="C9D1D9"/>
+                <w:kern w:val="0"/>
+                <w:sz w:val="21"/>
+                <w:szCs w:val="21"/>
+                <w:shd w:val="clear" w:fill="121314"/>
+                <w:lang w:val="en-US" w:eastAsia="zh-CN" w:bidi="ar"/>
+              </w:rPr>
+              <w:t>b</w:t>
+            </w:r>
+            <w:r>
+              <w:rPr>
+                <w:rFonts w:hint="default" w:ascii="Consolas" w:hAnsi="Consolas" w:eastAsia="Consolas" w:cs="Consolas"/>
+                <w:b w:val="0"/>
+                <w:bCs w:val="0"/>
+                <w:color w:val="BBBEBF"/>
+                <w:kern w:val="0"/>
+                <w:sz w:val="21"/>
+                <w:szCs w:val="21"/>
+                <w:shd w:val="clear" w:fill="121314"/>
+                <w:lang w:val="en-US" w:eastAsia="zh-CN" w:bidi="ar"/>
+              </w:rPr>
+              <w:t>)</w:t>
+            </w:r>
+          </w:p>
+          <w:p>
+            <w:pPr>
+              <w:keepNext w:val="0"/>
+              <w:keepLines w:val="0"/>
+              <w:widowControl/>
+              <w:suppressLineNumbers w:val="0"/>
+              <w:shd w:val="clear" w:fill="121314"/>
+              <w:spacing w:line="285" w:lineRule="atLeast"/>
+              <w:jc w:val="left"/>
+              <w:rPr>
+                <w:rFonts w:hint="default" w:ascii="Consolas" w:hAnsi="Consolas" w:eastAsia="Consolas" w:cs="Consolas"/>
+                <w:b w:val="0"/>
+                <w:bCs w:val="0"/>
+                <w:color w:val="BBBEBF"/>
+                <w:sz w:val="21"/>
+                <w:szCs w:val="21"/>
+              </w:rPr>
+            </w:pPr>
+            <w:r>
+              <w:rPr>
+                <w:rFonts w:hint="default" w:ascii="Consolas" w:hAnsi="Consolas" w:eastAsia="Consolas" w:cs="Consolas"/>
+                <w:b w:val="0"/>
+                <w:bCs w:val="0"/>
+                <w:color w:val="BBBEBF"/>
+                <w:kern w:val="0"/>
+                <w:sz w:val="21"/>
+                <w:szCs w:val="21"/>
+                <w:shd w:val="clear" w:fill="121314"/>
+                <w:lang w:val="en-US" w:eastAsia="zh-CN" w:bidi="ar"/>
+              </w:rPr>
+              <w:t xml:space="preserve">            </w:t>
+            </w:r>
+            <w:r>
+              <w:rPr>
+                <w:rFonts w:hint="default" w:ascii="Consolas" w:hAnsi="Consolas" w:eastAsia="Consolas" w:cs="Consolas"/>
+                <w:b w:val="0"/>
+                <w:bCs w:val="0"/>
+                <w:color w:val="C586C0"/>
+                <w:kern w:val="0"/>
+                <w:sz w:val="21"/>
+                <w:szCs w:val="21"/>
+                <w:shd w:val="clear" w:fill="121314"/>
+                <w:lang w:val="en-US" w:eastAsia="zh-CN" w:bidi="ar"/>
+              </w:rPr>
+              <w:t>case</w:t>
+            </w:r>
+            <w:r>
+              <w:rPr>
+                <w:rFonts w:hint="default" w:ascii="Consolas" w:hAnsi="Consolas" w:eastAsia="Consolas" w:cs="Consolas"/>
+                <w:b w:val="0"/>
+                <w:bCs w:val="0"/>
+                <w:color w:val="BBBEBF"/>
+                <w:kern w:val="0"/>
+                <w:sz w:val="21"/>
+                <w:szCs w:val="21"/>
+                <w:shd w:val="clear" w:fill="121314"/>
+                <w:lang w:val="en-US" w:eastAsia="zh-CN" w:bidi="ar"/>
+              </w:rPr>
+              <w:t xml:space="preserve"> </w:t>
+            </w:r>
+            <w:r>
+              <w:rPr>
+                <w:rFonts w:hint="default" w:ascii="Consolas" w:hAnsi="Consolas" w:eastAsia="Consolas" w:cs="Consolas"/>
+                <w:b w:val="0"/>
+                <w:bCs w:val="0"/>
+                <w:color w:val="A5D6FF"/>
+                <w:kern w:val="0"/>
+                <w:sz w:val="21"/>
+                <w:szCs w:val="21"/>
+                <w:shd w:val="clear" w:fill="121314"/>
+                <w:lang w:val="en-US" w:eastAsia="zh-CN" w:bidi="ar"/>
+              </w:rPr>
+              <w:t>"-"</w:t>
+            </w:r>
+            <w:r>
+              <w:rPr>
+                <w:rFonts w:hint="default" w:ascii="Consolas" w:hAnsi="Consolas" w:eastAsia="Consolas" w:cs="Consolas"/>
+                <w:b w:val="0"/>
+                <w:bCs w:val="0"/>
+                <w:color w:val="BBBEBF"/>
+                <w:kern w:val="0"/>
+                <w:sz w:val="21"/>
+                <w:szCs w:val="21"/>
+                <w:shd w:val="clear" w:fill="121314"/>
+                <w:lang w:val="en-US" w:eastAsia="zh-CN" w:bidi="ar"/>
+              </w:rPr>
+              <w:t>:</w:t>
+            </w:r>
+          </w:p>
+          <w:p>
+            <w:pPr>
+              <w:keepNext w:val="0"/>
+              <w:keepLines w:val="0"/>
+              <w:widowControl/>
+              <w:suppressLineNumbers w:val="0"/>
+              <w:shd w:val="clear" w:fill="121314"/>
+              <w:spacing w:line="285" w:lineRule="atLeast"/>
+              <w:jc w:val="left"/>
+              <w:rPr>
+                <w:rFonts w:hint="default" w:ascii="Consolas" w:hAnsi="Consolas" w:eastAsia="Consolas" w:cs="Consolas"/>
+                <w:b w:val="0"/>
+                <w:bCs w:val="0"/>
+                <w:color w:val="BBBEBF"/>
+                <w:sz w:val="21"/>
+                <w:szCs w:val="21"/>
+              </w:rPr>
+            </w:pPr>
+            <w:r>
+              <w:rPr>
+                <w:rFonts w:hint="default" w:ascii="Consolas" w:hAnsi="Consolas" w:eastAsia="Consolas" w:cs="Consolas"/>
+                <w:b w:val="0"/>
+                <w:bCs w:val="0"/>
+                <w:color w:val="BBBEBF"/>
+                <w:kern w:val="0"/>
+                <w:sz w:val="21"/>
+                <w:szCs w:val="21"/>
+                <w:shd w:val="clear" w:fill="121314"/>
+                <w:lang w:val="en-US" w:eastAsia="zh-CN" w:bidi="ar"/>
+              </w:rPr>
+              <w:t xml:space="preserve">                </w:t>
+            </w:r>
+            <w:r>
+              <w:rPr>
+                <w:rFonts w:hint="default" w:ascii="Consolas" w:hAnsi="Consolas" w:eastAsia="Consolas" w:cs="Consolas"/>
+                <w:b w:val="0"/>
+                <w:bCs w:val="0"/>
+                <w:color w:val="C9D1D9"/>
+                <w:kern w:val="0"/>
+                <w:sz w:val="21"/>
+                <w:szCs w:val="21"/>
+                <w:shd w:val="clear" w:fill="121314"/>
+                <w:lang w:val="en-US" w:eastAsia="zh-CN" w:bidi="ar"/>
+              </w:rPr>
+              <w:t>result</w:t>
+            </w:r>
+            <w:r>
+              <w:rPr>
+                <w:rFonts w:hint="default" w:ascii="Consolas" w:hAnsi="Consolas" w:eastAsia="Consolas" w:cs="Consolas"/>
+                <w:b w:val="0"/>
+                <w:bCs w:val="0"/>
+                <w:color w:val="BBBEBF"/>
+                <w:kern w:val="0"/>
+                <w:sz w:val="21"/>
+                <w:szCs w:val="21"/>
+                <w:shd w:val="clear" w:fill="121314"/>
+                <w:lang w:val="en-US" w:eastAsia="zh-CN" w:bidi="ar"/>
+              </w:rPr>
+              <w:t xml:space="preserve"> </w:t>
+            </w:r>
+            <w:r>
+              <w:rPr>
+                <w:rFonts w:hint="default" w:ascii="Consolas" w:hAnsi="Consolas" w:eastAsia="Consolas" w:cs="Consolas"/>
+                <w:b w:val="0"/>
+                <w:bCs w:val="0"/>
+                <w:color w:val="D4D4D4"/>
+                <w:kern w:val="0"/>
+                <w:sz w:val="21"/>
+                <w:szCs w:val="21"/>
+                <w:shd w:val="clear" w:fill="121314"/>
+                <w:lang w:val="en-US" w:eastAsia="zh-CN" w:bidi="ar"/>
+              </w:rPr>
+              <w:t>=</w:t>
+            </w:r>
+            <w:r>
+              <w:rPr>
+                <w:rFonts w:hint="default" w:ascii="Consolas" w:hAnsi="Consolas" w:eastAsia="Consolas" w:cs="Consolas"/>
+                <w:b w:val="0"/>
+                <w:bCs w:val="0"/>
+                <w:color w:val="BBBEBF"/>
+                <w:kern w:val="0"/>
+                <w:sz w:val="21"/>
+                <w:szCs w:val="21"/>
+                <w:shd w:val="clear" w:fill="121314"/>
+                <w:lang w:val="en-US" w:eastAsia="zh-CN" w:bidi="ar"/>
+              </w:rPr>
+              <w:t xml:space="preserve"> </w:t>
+            </w:r>
+            <w:r>
+              <w:rPr>
+                <w:rFonts w:hint="default" w:ascii="Consolas" w:hAnsi="Consolas" w:eastAsia="Consolas" w:cs="Consolas"/>
+                <w:b w:val="0"/>
+                <w:bCs w:val="0"/>
+                <w:color w:val="D2A8FF"/>
+                <w:kern w:val="0"/>
+                <w:sz w:val="21"/>
+                <w:szCs w:val="21"/>
+                <w:shd w:val="clear" w:fill="121314"/>
+                <w:lang w:val="en-US" w:eastAsia="zh-CN" w:bidi="ar"/>
+              </w:rPr>
+              <w:t>subtract</w:t>
+            </w:r>
+            <w:r>
+              <w:rPr>
+                <w:rFonts w:hint="default" w:ascii="Consolas" w:hAnsi="Consolas" w:eastAsia="Consolas" w:cs="Consolas"/>
+                <w:b w:val="0"/>
+                <w:bCs w:val="0"/>
+                <w:color w:val="BBBEBF"/>
+                <w:kern w:val="0"/>
+                <w:sz w:val="21"/>
+                <w:szCs w:val="21"/>
+                <w:shd w:val="clear" w:fill="121314"/>
+                <w:lang w:val="en-US" w:eastAsia="zh-CN" w:bidi="ar"/>
+              </w:rPr>
+              <w:t>(</w:t>
+            </w:r>
+            <w:r>
+              <w:rPr>
+                <w:rFonts w:hint="default" w:ascii="Consolas" w:hAnsi="Consolas" w:eastAsia="Consolas" w:cs="Consolas"/>
+                <w:b w:val="0"/>
+                <w:bCs w:val="0"/>
+                <w:color w:val="C9D1D9"/>
+                <w:kern w:val="0"/>
+                <w:sz w:val="21"/>
+                <w:szCs w:val="21"/>
+                <w:shd w:val="clear" w:fill="121314"/>
+                <w:lang w:val="en-US" w:eastAsia="zh-CN" w:bidi="ar"/>
+              </w:rPr>
+              <w:t>a</w:t>
+            </w:r>
+            <w:r>
+              <w:rPr>
+                <w:rFonts w:hint="default" w:ascii="Consolas" w:hAnsi="Consolas" w:eastAsia="Consolas" w:cs="Consolas"/>
+                <w:b w:val="0"/>
+                <w:bCs w:val="0"/>
+                <w:color w:val="BBBEBF"/>
+                <w:kern w:val="0"/>
+                <w:sz w:val="21"/>
+                <w:szCs w:val="21"/>
+                <w:shd w:val="clear" w:fill="121314"/>
+                <w:lang w:val="en-US" w:eastAsia="zh-CN" w:bidi="ar"/>
+              </w:rPr>
+              <w:t xml:space="preserve">, </w:t>
+            </w:r>
+            <w:r>
+              <w:rPr>
+                <w:rFonts w:hint="default" w:ascii="Consolas" w:hAnsi="Consolas" w:eastAsia="Consolas" w:cs="Consolas"/>
+                <w:b w:val="0"/>
+                <w:bCs w:val="0"/>
+                <w:color w:val="C9D1D9"/>
+                <w:kern w:val="0"/>
+                <w:sz w:val="21"/>
+                <w:szCs w:val="21"/>
+                <w:shd w:val="clear" w:fill="121314"/>
+                <w:lang w:val="en-US" w:eastAsia="zh-CN" w:bidi="ar"/>
+              </w:rPr>
+              <w:t>b</w:t>
+            </w:r>
+            <w:r>
+              <w:rPr>
+                <w:rFonts w:hint="default" w:ascii="Consolas" w:hAnsi="Consolas" w:eastAsia="Consolas" w:cs="Consolas"/>
+                <w:b w:val="0"/>
+                <w:bCs w:val="0"/>
+                <w:color w:val="BBBEBF"/>
+                <w:kern w:val="0"/>
+                <w:sz w:val="21"/>
+                <w:szCs w:val="21"/>
+                <w:shd w:val="clear" w:fill="121314"/>
+                <w:lang w:val="en-US" w:eastAsia="zh-CN" w:bidi="ar"/>
+              </w:rPr>
+              <w:t>)</w:t>
+            </w:r>
+          </w:p>
+          <w:p>
+            <w:pPr>
+              <w:keepNext w:val="0"/>
+              <w:keepLines w:val="0"/>
+              <w:widowControl/>
+              <w:suppressLineNumbers w:val="0"/>
+              <w:shd w:val="clear" w:fill="121314"/>
+              <w:spacing w:line="285" w:lineRule="atLeast"/>
+              <w:jc w:val="left"/>
+              <w:rPr>
+                <w:rFonts w:hint="default" w:ascii="Consolas" w:hAnsi="Consolas" w:eastAsia="Consolas" w:cs="Consolas"/>
+                <w:b w:val="0"/>
+                <w:bCs w:val="0"/>
+                <w:color w:val="BBBEBF"/>
+                <w:sz w:val="21"/>
+                <w:szCs w:val="21"/>
+              </w:rPr>
+            </w:pPr>
+            <w:r>
+              <w:rPr>
+                <w:rFonts w:hint="default" w:ascii="Consolas" w:hAnsi="Consolas" w:eastAsia="Consolas" w:cs="Consolas"/>
+                <w:b w:val="0"/>
+                <w:bCs w:val="0"/>
+                <w:color w:val="BBBEBF"/>
+                <w:kern w:val="0"/>
+                <w:sz w:val="21"/>
+                <w:szCs w:val="21"/>
+                <w:shd w:val="clear" w:fill="121314"/>
+                <w:lang w:val="en-US" w:eastAsia="zh-CN" w:bidi="ar"/>
+              </w:rPr>
+              <w:t xml:space="preserve">            </w:t>
+            </w:r>
+            <w:r>
+              <w:rPr>
+                <w:rFonts w:hint="default" w:ascii="Consolas" w:hAnsi="Consolas" w:eastAsia="Consolas" w:cs="Consolas"/>
+                <w:b w:val="0"/>
+                <w:bCs w:val="0"/>
+                <w:color w:val="C586C0"/>
+                <w:kern w:val="0"/>
+                <w:sz w:val="21"/>
+                <w:szCs w:val="21"/>
+                <w:shd w:val="clear" w:fill="121314"/>
+                <w:lang w:val="en-US" w:eastAsia="zh-CN" w:bidi="ar"/>
+              </w:rPr>
+              <w:t>case</w:t>
+            </w:r>
+            <w:r>
+              <w:rPr>
+                <w:rFonts w:hint="default" w:ascii="Consolas" w:hAnsi="Consolas" w:eastAsia="Consolas" w:cs="Consolas"/>
+                <w:b w:val="0"/>
+                <w:bCs w:val="0"/>
+                <w:color w:val="BBBEBF"/>
+                <w:kern w:val="0"/>
+                <w:sz w:val="21"/>
+                <w:szCs w:val="21"/>
+                <w:shd w:val="clear" w:fill="121314"/>
+                <w:lang w:val="en-US" w:eastAsia="zh-CN" w:bidi="ar"/>
+              </w:rPr>
+              <w:t xml:space="preserve"> </w:t>
+            </w:r>
+            <w:r>
+              <w:rPr>
+                <w:rFonts w:hint="default" w:ascii="Consolas" w:hAnsi="Consolas" w:eastAsia="Consolas" w:cs="Consolas"/>
+                <w:b w:val="0"/>
+                <w:bCs w:val="0"/>
+                <w:color w:val="A5D6FF"/>
+                <w:kern w:val="0"/>
+                <w:sz w:val="21"/>
+                <w:szCs w:val="21"/>
+                <w:shd w:val="clear" w:fill="121314"/>
+                <w:lang w:val="en-US" w:eastAsia="zh-CN" w:bidi="ar"/>
+              </w:rPr>
+              <w:t>"*"</w:t>
+            </w:r>
+            <w:r>
+              <w:rPr>
+                <w:rFonts w:hint="default" w:ascii="Consolas" w:hAnsi="Consolas" w:eastAsia="Consolas" w:cs="Consolas"/>
+                <w:b w:val="0"/>
+                <w:bCs w:val="0"/>
+                <w:color w:val="BBBEBF"/>
+                <w:kern w:val="0"/>
+                <w:sz w:val="21"/>
+                <w:szCs w:val="21"/>
+                <w:shd w:val="clear" w:fill="121314"/>
+                <w:lang w:val="en-US" w:eastAsia="zh-CN" w:bidi="ar"/>
+              </w:rPr>
+              <w:t>:</w:t>
+            </w:r>
+          </w:p>
+          <w:p>
+            <w:pPr>
+              <w:keepNext w:val="0"/>
+              <w:keepLines w:val="0"/>
+              <w:widowControl/>
+              <w:suppressLineNumbers w:val="0"/>
+              <w:shd w:val="clear" w:fill="121314"/>
+              <w:spacing w:line="285" w:lineRule="atLeast"/>
+              <w:jc w:val="left"/>
+              <w:rPr>
+                <w:rFonts w:hint="default" w:ascii="Consolas" w:hAnsi="Consolas" w:eastAsia="Consolas" w:cs="Consolas"/>
+                <w:b w:val="0"/>
+                <w:bCs w:val="0"/>
+                <w:color w:val="BBBEBF"/>
+                <w:sz w:val="21"/>
+                <w:szCs w:val="21"/>
+              </w:rPr>
+            </w:pPr>
+            <w:r>
+              <w:rPr>
+                <w:rFonts w:hint="default" w:ascii="Consolas" w:hAnsi="Consolas" w:eastAsia="Consolas" w:cs="Consolas"/>
+                <w:b w:val="0"/>
+                <w:bCs w:val="0"/>
+                <w:color w:val="BBBEBF"/>
+                <w:kern w:val="0"/>
+                <w:sz w:val="21"/>
+                <w:szCs w:val="21"/>
+                <w:shd w:val="clear" w:fill="121314"/>
+                <w:lang w:val="en-US" w:eastAsia="zh-CN" w:bidi="ar"/>
+              </w:rPr>
+              <w:t xml:space="preserve">                </w:t>
+            </w:r>
+            <w:r>
+              <w:rPr>
+                <w:rFonts w:hint="default" w:ascii="Consolas" w:hAnsi="Consolas" w:eastAsia="Consolas" w:cs="Consolas"/>
+                <w:b w:val="0"/>
+                <w:bCs w:val="0"/>
+                <w:color w:val="C9D1D9"/>
+                <w:kern w:val="0"/>
+                <w:sz w:val="21"/>
+                <w:szCs w:val="21"/>
+                <w:shd w:val="clear" w:fill="121314"/>
+                <w:lang w:val="en-US" w:eastAsia="zh-CN" w:bidi="ar"/>
+              </w:rPr>
+              <w:t>result</w:t>
+            </w:r>
+            <w:r>
+              <w:rPr>
+                <w:rFonts w:hint="default" w:ascii="Consolas" w:hAnsi="Consolas" w:eastAsia="Consolas" w:cs="Consolas"/>
+                <w:b w:val="0"/>
+                <w:bCs w:val="0"/>
+                <w:color w:val="BBBEBF"/>
+                <w:kern w:val="0"/>
+                <w:sz w:val="21"/>
+                <w:szCs w:val="21"/>
+                <w:shd w:val="clear" w:fill="121314"/>
+                <w:lang w:val="en-US" w:eastAsia="zh-CN" w:bidi="ar"/>
+              </w:rPr>
+              <w:t xml:space="preserve"> </w:t>
+            </w:r>
+            <w:r>
+              <w:rPr>
+                <w:rFonts w:hint="default" w:ascii="Consolas" w:hAnsi="Consolas" w:eastAsia="Consolas" w:cs="Consolas"/>
+                <w:b w:val="0"/>
+                <w:bCs w:val="0"/>
+                <w:color w:val="D4D4D4"/>
+                <w:kern w:val="0"/>
+                <w:sz w:val="21"/>
+                <w:szCs w:val="21"/>
+                <w:shd w:val="clear" w:fill="121314"/>
+                <w:lang w:val="en-US" w:eastAsia="zh-CN" w:bidi="ar"/>
+              </w:rPr>
+              <w:t>=</w:t>
+            </w:r>
+            <w:r>
+              <w:rPr>
+                <w:rFonts w:hint="default" w:ascii="Consolas" w:hAnsi="Consolas" w:eastAsia="Consolas" w:cs="Consolas"/>
+                <w:b w:val="0"/>
+                <w:bCs w:val="0"/>
+                <w:color w:val="BBBEBF"/>
+                <w:kern w:val="0"/>
+                <w:sz w:val="21"/>
+                <w:szCs w:val="21"/>
+                <w:shd w:val="clear" w:fill="121314"/>
+                <w:lang w:val="en-US" w:eastAsia="zh-CN" w:bidi="ar"/>
+              </w:rPr>
+              <w:t xml:space="preserve"> </w:t>
+            </w:r>
+            <w:r>
+              <w:rPr>
+                <w:rFonts w:hint="default" w:ascii="Consolas" w:hAnsi="Consolas" w:eastAsia="Consolas" w:cs="Consolas"/>
+                <w:b w:val="0"/>
+                <w:bCs w:val="0"/>
+                <w:color w:val="D2A8FF"/>
+                <w:kern w:val="0"/>
+                <w:sz w:val="21"/>
+                <w:szCs w:val="21"/>
+                <w:shd w:val="clear" w:fill="121314"/>
+                <w:lang w:val="en-US" w:eastAsia="zh-CN" w:bidi="ar"/>
+              </w:rPr>
+              <w:t>multiply</w:t>
+            </w:r>
+            <w:r>
+              <w:rPr>
+                <w:rFonts w:hint="default" w:ascii="Consolas" w:hAnsi="Consolas" w:eastAsia="Consolas" w:cs="Consolas"/>
+                <w:b w:val="0"/>
+                <w:bCs w:val="0"/>
+                <w:color w:val="BBBEBF"/>
+                <w:kern w:val="0"/>
+                <w:sz w:val="21"/>
+                <w:szCs w:val="21"/>
+                <w:shd w:val="clear" w:fill="121314"/>
+                <w:lang w:val="en-US" w:eastAsia="zh-CN" w:bidi="ar"/>
+              </w:rPr>
+              <w:t>(</w:t>
+            </w:r>
+            <w:r>
+              <w:rPr>
+                <w:rFonts w:hint="default" w:ascii="Consolas" w:hAnsi="Consolas" w:eastAsia="Consolas" w:cs="Consolas"/>
+                <w:b w:val="0"/>
+                <w:bCs w:val="0"/>
+                <w:color w:val="C9D1D9"/>
+                <w:kern w:val="0"/>
+                <w:sz w:val="21"/>
+                <w:szCs w:val="21"/>
+                <w:shd w:val="clear" w:fill="121314"/>
+                <w:lang w:val="en-US" w:eastAsia="zh-CN" w:bidi="ar"/>
+              </w:rPr>
+              <w:t>a</w:t>
+            </w:r>
+            <w:r>
+              <w:rPr>
+                <w:rFonts w:hint="default" w:ascii="Consolas" w:hAnsi="Consolas" w:eastAsia="Consolas" w:cs="Consolas"/>
+                <w:b w:val="0"/>
+                <w:bCs w:val="0"/>
+                <w:color w:val="BBBEBF"/>
+                <w:kern w:val="0"/>
+                <w:sz w:val="21"/>
+                <w:szCs w:val="21"/>
+                <w:shd w:val="clear" w:fill="121314"/>
+                <w:lang w:val="en-US" w:eastAsia="zh-CN" w:bidi="ar"/>
+              </w:rPr>
+              <w:t xml:space="preserve">, </w:t>
+            </w:r>
+            <w:r>
+              <w:rPr>
+                <w:rFonts w:hint="default" w:ascii="Consolas" w:hAnsi="Consolas" w:eastAsia="Consolas" w:cs="Consolas"/>
+                <w:b w:val="0"/>
+                <w:bCs w:val="0"/>
+                <w:color w:val="C9D1D9"/>
+                <w:kern w:val="0"/>
+                <w:sz w:val="21"/>
+                <w:szCs w:val="21"/>
+                <w:shd w:val="clear" w:fill="121314"/>
+                <w:lang w:val="en-US" w:eastAsia="zh-CN" w:bidi="ar"/>
+              </w:rPr>
+              <w:t>b</w:t>
+            </w:r>
+            <w:r>
+              <w:rPr>
+                <w:rFonts w:hint="default" w:ascii="Consolas" w:hAnsi="Consolas" w:eastAsia="Consolas" w:cs="Consolas"/>
+                <w:b w:val="0"/>
+                <w:bCs w:val="0"/>
+                <w:color w:val="BBBEBF"/>
+                <w:kern w:val="0"/>
+                <w:sz w:val="21"/>
+                <w:szCs w:val="21"/>
+                <w:shd w:val="clear" w:fill="121314"/>
+                <w:lang w:val="en-US" w:eastAsia="zh-CN" w:bidi="ar"/>
+              </w:rPr>
+              <w:t>)</w:t>
+            </w:r>
+          </w:p>
+          <w:p>
+            <w:pPr>
+              <w:keepNext w:val="0"/>
+              <w:keepLines w:val="0"/>
+              <w:widowControl/>
+              <w:suppressLineNumbers w:val="0"/>
+              <w:shd w:val="clear" w:fill="121314"/>
+              <w:spacing w:line="285" w:lineRule="atLeast"/>
+              <w:jc w:val="left"/>
+              <w:rPr>
+                <w:rFonts w:hint="default" w:ascii="Consolas" w:hAnsi="Consolas" w:eastAsia="Consolas" w:cs="Consolas"/>
+                <w:b w:val="0"/>
+                <w:bCs w:val="0"/>
+                <w:color w:val="BBBEBF"/>
+                <w:sz w:val="21"/>
+                <w:szCs w:val="21"/>
+              </w:rPr>
+            </w:pPr>
+            <w:r>
+              <w:rPr>
+                <w:rFonts w:hint="default" w:ascii="Consolas" w:hAnsi="Consolas" w:eastAsia="Consolas" w:cs="Consolas"/>
+                <w:b w:val="0"/>
+                <w:bCs w:val="0"/>
+                <w:color w:val="BBBEBF"/>
+                <w:kern w:val="0"/>
+                <w:sz w:val="21"/>
+                <w:szCs w:val="21"/>
+                <w:shd w:val="clear" w:fill="121314"/>
+                <w:lang w:val="en-US" w:eastAsia="zh-CN" w:bidi="ar"/>
+              </w:rPr>
+              <w:t xml:space="preserve">            </w:t>
+            </w:r>
+            <w:r>
+              <w:rPr>
+                <w:rFonts w:hint="default" w:ascii="Consolas" w:hAnsi="Consolas" w:eastAsia="Consolas" w:cs="Consolas"/>
+                <w:b w:val="0"/>
+                <w:bCs w:val="0"/>
+                <w:color w:val="C586C0"/>
+                <w:kern w:val="0"/>
+                <w:sz w:val="21"/>
+                <w:szCs w:val="21"/>
+                <w:shd w:val="clear" w:fill="121314"/>
+                <w:lang w:val="en-US" w:eastAsia="zh-CN" w:bidi="ar"/>
+              </w:rPr>
+              <w:t>case</w:t>
+            </w:r>
+            <w:r>
+              <w:rPr>
+                <w:rFonts w:hint="default" w:ascii="Consolas" w:hAnsi="Consolas" w:eastAsia="Consolas" w:cs="Consolas"/>
+                <w:b w:val="0"/>
+                <w:bCs w:val="0"/>
+                <w:color w:val="BBBEBF"/>
+                <w:kern w:val="0"/>
+                <w:sz w:val="21"/>
+                <w:szCs w:val="21"/>
+                <w:shd w:val="clear" w:fill="121314"/>
+                <w:lang w:val="en-US" w:eastAsia="zh-CN" w:bidi="ar"/>
+              </w:rPr>
+              <w:t xml:space="preserve"> </w:t>
+            </w:r>
+            <w:r>
+              <w:rPr>
+                <w:rFonts w:hint="default" w:ascii="Consolas" w:hAnsi="Consolas" w:eastAsia="Consolas" w:cs="Consolas"/>
+                <w:b w:val="0"/>
+                <w:bCs w:val="0"/>
+                <w:color w:val="A5D6FF"/>
+                <w:kern w:val="0"/>
+                <w:sz w:val="21"/>
+                <w:szCs w:val="21"/>
+                <w:shd w:val="clear" w:fill="121314"/>
+                <w:lang w:val="en-US" w:eastAsia="zh-CN" w:bidi="ar"/>
+              </w:rPr>
+              <w:t>"/"</w:t>
+            </w:r>
+            <w:r>
+              <w:rPr>
+                <w:rFonts w:hint="default" w:ascii="Consolas" w:hAnsi="Consolas" w:eastAsia="Consolas" w:cs="Consolas"/>
+                <w:b w:val="0"/>
+                <w:bCs w:val="0"/>
+                <w:color w:val="BBBEBF"/>
+                <w:kern w:val="0"/>
+                <w:sz w:val="21"/>
+                <w:szCs w:val="21"/>
+                <w:shd w:val="clear" w:fill="121314"/>
+                <w:lang w:val="en-US" w:eastAsia="zh-CN" w:bidi="ar"/>
+              </w:rPr>
+              <w:t>:</w:t>
+            </w:r>
+          </w:p>
+          <w:p>
+            <w:pPr>
+              <w:keepNext w:val="0"/>
+              <w:keepLines w:val="0"/>
+              <w:widowControl/>
+              <w:suppressLineNumbers w:val="0"/>
+              <w:shd w:val="clear" w:fill="121314"/>
+              <w:spacing w:line="285" w:lineRule="atLeast"/>
+              <w:jc w:val="left"/>
+            </w:pPr>
+            <w:r>
+              <w:rPr>
+                <w:rFonts w:hint="default" w:ascii="Consolas" w:hAnsi="Consolas" w:eastAsia="Consolas" w:cs="Consolas"/>
+                <w:b w:val="0"/>
+                <w:bCs w:val="0"/>
+                <w:color w:val="BBBEBF"/>
+                <w:kern w:val="0"/>
+                <w:sz w:val="21"/>
+                <w:szCs w:val="21"/>
+                <w:shd w:val="clear" w:fill="121314"/>
+                <w:lang w:val="en-US" w:eastAsia="zh-CN" w:bidi="ar"/>
+              </w:rPr>
+              <w:t xml:space="preserve">                </w:t>
+            </w:r>
+            <w:r>
+              <w:rPr>
+                <w:rFonts w:hint="default" w:ascii="Consolas" w:hAnsi="Consolas" w:eastAsia="Consolas" w:cs="Consolas"/>
+                <w:b w:val="0"/>
+                <w:bCs w:val="0"/>
+                <w:color w:val="C9D1D9"/>
+                <w:kern w:val="0"/>
+                <w:sz w:val="21"/>
+                <w:szCs w:val="21"/>
+                <w:shd w:val="clear" w:fill="121314"/>
+                <w:lang w:val="en-US" w:eastAsia="zh-CN" w:bidi="ar"/>
+              </w:rPr>
+              <w:t>result</w:t>
+            </w:r>
+            <w:r>
+              <w:rPr>
+                <w:rFonts w:hint="default" w:ascii="Consolas" w:hAnsi="Consolas" w:eastAsia="Consolas" w:cs="Consolas"/>
+                <w:b w:val="0"/>
+                <w:bCs w:val="0"/>
+                <w:color w:val="BBBEBF"/>
+                <w:kern w:val="0"/>
+                <w:sz w:val="21"/>
+                <w:szCs w:val="21"/>
+                <w:shd w:val="clear" w:fill="121314"/>
+                <w:lang w:val="en-US" w:eastAsia="zh-CN" w:bidi="ar"/>
+              </w:rPr>
+              <w:t xml:space="preserve"> </w:t>
+            </w:r>
+            <w:r>
+              <w:rPr>
+                <w:rFonts w:hint="default" w:ascii="Consolas" w:hAnsi="Consolas" w:eastAsia="Consolas" w:cs="Consolas"/>
+                <w:b w:val="0"/>
+                <w:bCs w:val="0"/>
+                <w:color w:val="D4D4D4"/>
+                <w:kern w:val="0"/>
+                <w:sz w:val="21"/>
+                <w:szCs w:val="21"/>
+                <w:shd w:val="clear" w:fill="121314"/>
+                <w:lang w:val="en-US" w:eastAsia="zh-CN" w:bidi="ar"/>
+              </w:rPr>
+              <w:t>=</w:t>
+            </w:r>
+            <w:r>
+              <w:rPr>
+                <w:rFonts w:hint="default" w:ascii="Consolas" w:hAnsi="Consolas" w:eastAsia="Consolas" w:cs="Consolas"/>
+                <w:b w:val="0"/>
+                <w:bCs w:val="0"/>
+                <w:color w:val="BBBEBF"/>
+                <w:kern w:val="0"/>
+                <w:sz w:val="21"/>
+                <w:szCs w:val="21"/>
+                <w:shd w:val="clear" w:fill="121314"/>
+                <w:lang w:val="en-US" w:eastAsia="zh-CN" w:bidi="ar"/>
+              </w:rPr>
+              <w:t xml:space="preserve"> </w:t>
+            </w:r>
+            <w:r>
+              <w:rPr>
+                <w:rFonts w:hint="default" w:ascii="Consolas" w:hAnsi="Consolas" w:eastAsia="Consolas" w:cs="Consolas"/>
+                <w:b w:val="0"/>
+                <w:bCs w:val="0"/>
+                <w:color w:val="D2A8FF"/>
+                <w:kern w:val="0"/>
+                <w:sz w:val="21"/>
+                <w:szCs w:val="21"/>
+                <w:shd w:val="clear" w:fill="121314"/>
+                <w:lang w:val="en-US" w:eastAsia="zh-CN" w:bidi="ar"/>
+              </w:rPr>
+              <w:t>divide</w:t>
+            </w:r>
+            <w:r>
+              <w:rPr>
+                <w:rFonts w:hint="default" w:ascii="Consolas" w:hAnsi="Consolas" w:eastAsia="Consolas" w:cs="Consolas"/>
+                <w:b w:val="0"/>
+                <w:bCs w:val="0"/>
+                <w:color w:val="BBBEBF"/>
+                <w:kern w:val="0"/>
+                <w:sz w:val="21"/>
+                <w:szCs w:val="21"/>
+                <w:shd w:val="clear" w:fill="121314"/>
+                <w:lang w:val="en-US" w:eastAsia="zh-CN" w:bidi="ar"/>
+              </w:rPr>
+              <w:t>(</w:t>
+            </w:r>
+            <w:r>
+              <w:rPr>
+                <w:rFonts w:hint="default" w:ascii="Consolas" w:hAnsi="Consolas" w:eastAsia="Consolas" w:cs="Consolas"/>
+                <w:b w:val="0"/>
+                <w:bCs w:val="0"/>
+                <w:color w:val="C9D1D9"/>
+                <w:kern w:val="0"/>
+                <w:sz w:val="21"/>
+                <w:szCs w:val="21"/>
+                <w:shd w:val="clear" w:fill="121314"/>
+                <w:lang w:val="en-US" w:eastAsia="zh-CN" w:bidi="ar"/>
+              </w:rPr>
+              <w:t>a</w:t>
+            </w:r>
+            <w:r>
+              <w:rPr>
+                <w:rFonts w:hint="default" w:ascii="Consolas" w:hAnsi="Consolas" w:eastAsia="Consolas" w:cs="Consolas"/>
+                <w:b w:val="0"/>
+                <w:bCs w:val="0"/>
+                <w:color w:val="BBBEBF"/>
+                <w:kern w:val="0"/>
+                <w:sz w:val="21"/>
+                <w:szCs w:val="21"/>
+                <w:shd w:val="clear" w:fill="121314"/>
+                <w:lang w:val="en-US" w:eastAsia="zh-CN" w:bidi="ar"/>
+              </w:rPr>
+              <w:t xml:space="preserve">, </w:t>
+            </w:r>
+            <w:r>
+              <w:rPr>
+                <w:rFonts w:hint="default" w:ascii="Consolas" w:hAnsi="Consolas" w:eastAsia="Consolas" w:cs="Consolas"/>
+                <w:b w:val="0"/>
+                <w:bCs w:val="0"/>
+                <w:color w:val="C9D1D9"/>
+                <w:kern w:val="0"/>
+                <w:sz w:val="21"/>
+                <w:szCs w:val="21"/>
+                <w:shd w:val="clear" w:fill="121314"/>
+                <w:lang w:val="en-US" w:eastAsia="zh-CN" w:bidi="ar"/>
+              </w:rPr>
+              <w:t>b</w:t>
+            </w:r>
+            <w:r>
+              <w:rPr>
+                <w:rFonts w:hint="default" w:ascii="Consolas" w:hAnsi="Consolas" w:eastAsia="Consolas" w:cs="Consolas"/>
+                <w:b w:val="0"/>
+                <w:bCs w:val="0"/>
+                <w:color w:val="BBBEBF"/>
+                <w:kern w:val="0"/>
+                <w:sz w:val="21"/>
+                <w:szCs w:val="21"/>
+                <w:shd w:val="clear" w:fill="121314"/>
+                <w:lang w:val="en-US" w:eastAsia="zh-CN" w:bidi="ar"/>
+              </w:rPr>
+              <w:t>)</w:t>
+            </w:r>
+          </w:p>
+          <w:p>
+            <w:pPr>
+              <w:keepNext w:val="0"/>
+              <w:keepLines w:val="0"/>
+              <w:widowControl/>
+              <w:suppressLineNumbers w:val="0"/>
+              <w:shd w:val="clear" w:fill="121314"/>
+              <w:spacing w:line="285" w:lineRule="atLeast"/>
+              <w:jc w:val="left"/>
+            </w:pPr>
+            <w:r>
+              <w:rPr>
+                <w:rFonts w:hint="default" w:ascii="Consolas" w:hAnsi="Consolas" w:eastAsia="Consolas" w:cs="Consolas"/>
+                <w:b w:val="0"/>
+                <w:bCs w:val="0"/>
+                <w:color w:val="BBBEBF"/>
+                <w:kern w:val="0"/>
+                <w:sz w:val="21"/>
+                <w:szCs w:val="21"/>
+                <w:shd w:val="clear" w:fill="121314"/>
+                <w:lang w:val="en-US" w:eastAsia="zh-CN" w:bidi="ar"/>
+              </w:rPr>
+              <w:t xml:space="preserve">        </w:t>
+            </w:r>
+            <w:r>
+              <w:rPr>
+                <w:rFonts w:hint="default" w:ascii="Consolas" w:hAnsi="Consolas" w:eastAsia="Consolas" w:cs="Consolas"/>
+                <w:b w:val="0"/>
+                <w:bCs w:val="0"/>
+                <w:color w:val="D2A8FF"/>
+                <w:kern w:val="0"/>
+                <w:sz w:val="21"/>
+                <w:szCs w:val="21"/>
+                <w:shd w:val="clear" w:fill="121314"/>
+                <w:lang w:val="en-US" w:eastAsia="zh-CN" w:bidi="ar"/>
+              </w:rPr>
+              <w:t>print</w:t>
+            </w:r>
+            <w:r>
+              <w:rPr>
+                <w:rFonts w:hint="default" w:ascii="Consolas" w:hAnsi="Consolas" w:eastAsia="Consolas" w:cs="Consolas"/>
+                <w:b w:val="0"/>
+                <w:bCs w:val="0"/>
+                <w:color w:val="BBBEBF"/>
+                <w:kern w:val="0"/>
+                <w:sz w:val="21"/>
+                <w:szCs w:val="21"/>
+                <w:shd w:val="clear" w:fill="121314"/>
+                <w:lang w:val="en-US" w:eastAsia="zh-CN" w:bidi="ar"/>
+              </w:rPr>
+              <w:t>(</w:t>
+            </w:r>
+            <w:r>
+              <w:rPr>
+                <w:rFonts w:hint="default" w:ascii="Consolas" w:hAnsi="Consolas" w:eastAsia="Consolas" w:cs="Consolas"/>
+                <w:b w:val="0"/>
+                <w:bCs w:val="0"/>
+                <w:color w:val="A5D6FF"/>
+                <w:kern w:val="0"/>
+                <w:sz w:val="21"/>
+                <w:szCs w:val="21"/>
+                <w:shd w:val="clear" w:fill="121314"/>
+                <w:lang w:val="en-US" w:eastAsia="zh-CN" w:bidi="ar"/>
+              </w:rPr>
+              <w:t>"Результат:"</w:t>
+            </w:r>
+            <w:r>
+              <w:rPr>
+                <w:rFonts w:hint="default" w:ascii="Consolas" w:hAnsi="Consolas" w:eastAsia="Consolas" w:cs="Consolas"/>
+                <w:b w:val="0"/>
+                <w:bCs w:val="0"/>
+                <w:color w:val="BBBEBF"/>
+                <w:kern w:val="0"/>
+                <w:sz w:val="21"/>
+                <w:szCs w:val="21"/>
+                <w:shd w:val="clear" w:fill="121314"/>
+                <w:lang w:val="en-US" w:eastAsia="zh-CN" w:bidi="ar"/>
+              </w:rPr>
+              <w:t xml:space="preserve">, </w:t>
+            </w:r>
+            <w:r>
+              <w:rPr>
+                <w:rFonts w:hint="default" w:ascii="Consolas" w:hAnsi="Consolas" w:eastAsia="Consolas" w:cs="Consolas"/>
+                <w:b w:val="0"/>
+                <w:bCs w:val="0"/>
+                <w:color w:val="C9D1D9"/>
+                <w:kern w:val="0"/>
+                <w:sz w:val="21"/>
+                <w:szCs w:val="21"/>
+                <w:shd w:val="clear" w:fill="121314"/>
+                <w:lang w:val="en-US" w:eastAsia="zh-CN" w:bidi="ar"/>
+              </w:rPr>
+              <w:t>result</w:t>
+            </w:r>
+            <w:r>
+              <w:rPr>
+                <w:rFonts w:hint="default" w:ascii="Consolas" w:hAnsi="Consolas" w:eastAsia="Consolas" w:cs="Consolas"/>
+                <w:b w:val="0"/>
+                <w:bCs w:val="0"/>
+                <w:color w:val="BBBEBF"/>
+                <w:kern w:val="0"/>
+                <w:sz w:val="21"/>
+                <w:szCs w:val="21"/>
+                <w:shd w:val="clear" w:fill="121314"/>
+                <w:lang w:val="en-US" w:eastAsia="zh-CN" w:bidi="ar"/>
+              </w:rPr>
+              <w:t>)</w:t>
+            </w:r>
+          </w:p>
+          <w:p>
+            <w:pPr>
+              <w:keepNext w:val="0"/>
+              <w:keepLines w:val="0"/>
+              <w:widowControl/>
+              <w:suppressLineNumbers w:val="0"/>
+              <w:shd w:val="clear" w:fill="121314"/>
+              <w:spacing w:line="285" w:lineRule="atLeast"/>
+              <w:jc w:val="left"/>
+              <w:rPr>
+                <w:rFonts w:hint="default" w:ascii="Consolas" w:hAnsi="Consolas" w:eastAsia="Consolas" w:cs="Consolas"/>
+                <w:b w:val="0"/>
+                <w:bCs w:val="0"/>
+                <w:color w:val="BBBEBF"/>
+                <w:sz w:val="21"/>
+                <w:szCs w:val="21"/>
+              </w:rPr>
+            </w:pPr>
+            <w:r>
+              <w:rPr>
+                <w:rFonts w:hint="default" w:ascii="Consolas" w:hAnsi="Consolas" w:eastAsia="Consolas" w:cs="Consolas"/>
+                <w:b w:val="0"/>
+                <w:bCs w:val="0"/>
+                <w:color w:val="BBBEBF"/>
+                <w:kern w:val="0"/>
+                <w:sz w:val="21"/>
+                <w:szCs w:val="21"/>
+                <w:shd w:val="clear" w:fill="121314"/>
+                <w:lang w:val="en-US" w:eastAsia="zh-CN" w:bidi="ar"/>
+              </w:rPr>
+              <w:t xml:space="preserve">    </w:t>
+            </w:r>
+            <w:r>
+              <w:rPr>
+                <w:rFonts w:hint="default" w:ascii="Consolas" w:hAnsi="Consolas" w:eastAsia="Consolas" w:cs="Consolas"/>
+                <w:b w:val="0"/>
+                <w:bCs w:val="0"/>
+                <w:color w:val="C586C0"/>
+                <w:kern w:val="0"/>
+                <w:sz w:val="21"/>
+                <w:szCs w:val="21"/>
+                <w:shd w:val="clear" w:fill="121314"/>
+                <w:lang w:val="en-US" w:eastAsia="zh-CN" w:bidi="ar"/>
+              </w:rPr>
+              <w:t>except</w:t>
+            </w:r>
+            <w:r>
+              <w:rPr>
+                <w:rFonts w:hint="default" w:ascii="Consolas" w:hAnsi="Consolas" w:eastAsia="Consolas" w:cs="Consolas"/>
+                <w:b w:val="0"/>
+                <w:bCs w:val="0"/>
+                <w:color w:val="BBBEBF"/>
+                <w:kern w:val="0"/>
+                <w:sz w:val="21"/>
+                <w:szCs w:val="21"/>
+                <w:shd w:val="clear" w:fill="121314"/>
+                <w:lang w:val="en-US" w:eastAsia="zh-CN" w:bidi="ar"/>
+              </w:rPr>
+              <w:t xml:space="preserve"> </w:t>
+            </w:r>
+            <w:r>
+              <w:rPr>
+                <w:rFonts w:hint="default" w:ascii="Consolas" w:hAnsi="Consolas" w:eastAsia="Consolas" w:cs="Consolas"/>
+                <w:b w:val="0"/>
+                <w:bCs w:val="0"/>
+                <w:color w:val="4EC9B0"/>
+                <w:kern w:val="0"/>
+                <w:sz w:val="21"/>
+                <w:szCs w:val="21"/>
+                <w:shd w:val="clear" w:fill="121314"/>
+                <w:lang w:val="en-US" w:eastAsia="zh-CN" w:bidi="ar"/>
+              </w:rPr>
+              <w:t>ValueError</w:t>
+            </w:r>
+            <w:r>
+              <w:rPr>
+                <w:rFonts w:hint="default" w:ascii="Consolas" w:hAnsi="Consolas" w:eastAsia="Consolas" w:cs="Consolas"/>
+                <w:b w:val="0"/>
+                <w:bCs w:val="0"/>
+                <w:color w:val="BBBEBF"/>
+                <w:kern w:val="0"/>
+                <w:sz w:val="21"/>
+                <w:szCs w:val="21"/>
+                <w:shd w:val="clear" w:fill="121314"/>
+                <w:lang w:val="en-US" w:eastAsia="zh-CN" w:bidi="ar"/>
+              </w:rPr>
+              <w:t>:</w:t>
+            </w:r>
+          </w:p>
+          <w:p>
+            <w:pPr>
+              <w:keepNext w:val="0"/>
+              <w:keepLines w:val="0"/>
+              <w:widowControl/>
+              <w:suppressLineNumbers w:val="0"/>
+              <w:shd w:val="clear" w:fill="121314"/>
+              <w:spacing w:line="285" w:lineRule="atLeast"/>
+              <w:jc w:val="left"/>
+            </w:pPr>
+            <w:r>
+              <w:rPr>
+                <w:rFonts w:hint="default" w:ascii="Consolas" w:hAnsi="Consolas" w:eastAsia="Consolas" w:cs="Consolas"/>
+                <w:b w:val="0"/>
+                <w:bCs w:val="0"/>
+                <w:color w:val="BBBEBF"/>
+                <w:kern w:val="0"/>
+                <w:sz w:val="21"/>
+                <w:szCs w:val="21"/>
+                <w:shd w:val="clear" w:fill="121314"/>
+                <w:lang w:val="en-US" w:eastAsia="zh-CN" w:bidi="ar"/>
+              </w:rPr>
+              <w:t xml:space="preserve">        </w:t>
+            </w:r>
+            <w:r>
+              <w:rPr>
+                <w:rFonts w:hint="default" w:ascii="Consolas" w:hAnsi="Consolas" w:eastAsia="Consolas" w:cs="Consolas"/>
+                <w:b w:val="0"/>
+                <w:bCs w:val="0"/>
+                <w:color w:val="D2A8FF"/>
+                <w:kern w:val="0"/>
+                <w:sz w:val="21"/>
+                <w:szCs w:val="21"/>
+                <w:shd w:val="clear" w:fill="121314"/>
+                <w:lang w:val="en-US" w:eastAsia="zh-CN" w:bidi="ar"/>
+              </w:rPr>
+              <w:t>print</w:t>
+            </w:r>
+            <w:r>
+              <w:rPr>
+                <w:rFonts w:hint="default" w:ascii="Consolas" w:hAnsi="Consolas" w:eastAsia="Consolas" w:cs="Consolas"/>
+                <w:b w:val="0"/>
+                <w:bCs w:val="0"/>
+                <w:color w:val="BBBEBF"/>
+                <w:kern w:val="0"/>
+                <w:sz w:val="21"/>
+                <w:szCs w:val="21"/>
+                <w:shd w:val="clear" w:fill="121314"/>
+                <w:lang w:val="en-US" w:eastAsia="zh-CN" w:bidi="ar"/>
+              </w:rPr>
+              <w:t>(</w:t>
+            </w:r>
+            <w:r>
+              <w:rPr>
+                <w:rFonts w:hint="default" w:ascii="Consolas" w:hAnsi="Consolas" w:eastAsia="Consolas" w:cs="Consolas"/>
+                <w:b w:val="0"/>
+                <w:bCs w:val="0"/>
+                <w:color w:val="A5D6FF"/>
+                <w:kern w:val="0"/>
+                <w:sz w:val="21"/>
+                <w:szCs w:val="21"/>
+                <w:shd w:val="clear" w:fill="121314"/>
+                <w:lang w:val="en-US" w:eastAsia="zh-CN" w:bidi="ar"/>
+              </w:rPr>
+              <w:t>"Помилка: потрібно вводити числа."</w:t>
+            </w:r>
+            <w:r>
+              <w:rPr>
+                <w:rFonts w:hint="default" w:ascii="Consolas" w:hAnsi="Consolas" w:eastAsia="Consolas" w:cs="Consolas"/>
+                <w:b w:val="0"/>
+                <w:bCs w:val="0"/>
+                <w:color w:val="BBBEBF"/>
+                <w:kern w:val="0"/>
+                <w:sz w:val="21"/>
+                <w:szCs w:val="21"/>
+                <w:shd w:val="clear" w:fill="121314"/>
+                <w:lang w:val="en-US" w:eastAsia="zh-CN" w:bidi="ar"/>
+              </w:rPr>
+              <w:t>)</w:t>
+            </w:r>
+          </w:p>
+          <w:p>
+            <w:pPr>
+              <w:keepNext w:val="0"/>
+              <w:keepLines w:val="0"/>
+              <w:widowControl/>
+              <w:suppressLineNumbers w:val="0"/>
+              <w:shd w:val="clear" w:fill="121314"/>
+              <w:spacing w:line="285" w:lineRule="atLeast"/>
+              <w:jc w:val="left"/>
+              <w:rPr>
+                <w:rFonts w:hint="default" w:ascii="Consolas" w:hAnsi="Consolas" w:eastAsia="Consolas" w:cs="Consolas"/>
+                <w:b w:val="0"/>
+                <w:bCs w:val="0"/>
+                <w:color w:val="BBBEBF"/>
+                <w:sz w:val="21"/>
+                <w:szCs w:val="21"/>
+              </w:rPr>
+            </w:pPr>
+            <w:r>
+              <w:rPr>
+                <w:rFonts w:hint="default" w:ascii="Consolas" w:hAnsi="Consolas" w:eastAsia="Consolas" w:cs="Consolas"/>
+                <w:b w:val="0"/>
+                <w:bCs w:val="0"/>
+                <w:color w:val="BBBEBF"/>
+                <w:kern w:val="0"/>
+                <w:sz w:val="21"/>
+                <w:szCs w:val="21"/>
+                <w:shd w:val="clear" w:fill="121314"/>
+                <w:lang w:val="en-US" w:eastAsia="zh-CN" w:bidi="ar"/>
+              </w:rPr>
+              <w:t xml:space="preserve">    </w:t>
+            </w:r>
+            <w:r>
+              <w:rPr>
+                <w:rFonts w:hint="default" w:ascii="Consolas" w:hAnsi="Consolas" w:eastAsia="Consolas" w:cs="Consolas"/>
+                <w:b w:val="0"/>
+                <w:bCs w:val="0"/>
+                <w:color w:val="C586C0"/>
+                <w:kern w:val="0"/>
+                <w:sz w:val="21"/>
+                <w:szCs w:val="21"/>
+                <w:shd w:val="clear" w:fill="121314"/>
+                <w:lang w:val="en-US" w:eastAsia="zh-CN" w:bidi="ar"/>
+              </w:rPr>
+              <w:t>except</w:t>
+            </w:r>
+            <w:r>
+              <w:rPr>
+                <w:rFonts w:hint="default" w:ascii="Consolas" w:hAnsi="Consolas" w:eastAsia="Consolas" w:cs="Consolas"/>
+                <w:b w:val="0"/>
+                <w:bCs w:val="0"/>
+                <w:color w:val="BBBEBF"/>
+                <w:kern w:val="0"/>
+                <w:sz w:val="21"/>
+                <w:szCs w:val="21"/>
+                <w:shd w:val="clear" w:fill="121314"/>
+                <w:lang w:val="en-US" w:eastAsia="zh-CN" w:bidi="ar"/>
+              </w:rPr>
+              <w:t xml:space="preserve"> </w:t>
+            </w:r>
+            <w:r>
+              <w:rPr>
+                <w:rFonts w:hint="default" w:ascii="Consolas" w:hAnsi="Consolas" w:eastAsia="Consolas" w:cs="Consolas"/>
+                <w:b w:val="0"/>
+                <w:bCs w:val="0"/>
+                <w:color w:val="4EC9B0"/>
+                <w:kern w:val="0"/>
+                <w:sz w:val="21"/>
+                <w:szCs w:val="21"/>
+                <w:shd w:val="clear" w:fill="121314"/>
+                <w:lang w:val="en-US" w:eastAsia="zh-CN" w:bidi="ar"/>
+              </w:rPr>
+              <w:t>ZeroDivisionError</w:t>
+            </w:r>
+            <w:r>
+              <w:rPr>
+                <w:rFonts w:hint="default" w:ascii="Consolas" w:hAnsi="Consolas" w:eastAsia="Consolas" w:cs="Consolas"/>
+                <w:b w:val="0"/>
+                <w:bCs w:val="0"/>
+                <w:color w:val="BBBEBF"/>
+                <w:kern w:val="0"/>
+                <w:sz w:val="21"/>
+                <w:szCs w:val="21"/>
+                <w:shd w:val="clear" w:fill="121314"/>
+                <w:lang w:val="en-US" w:eastAsia="zh-CN" w:bidi="ar"/>
+              </w:rPr>
+              <w:t xml:space="preserve"> </w:t>
+            </w:r>
+            <w:r>
+              <w:rPr>
+                <w:rFonts w:hint="default" w:ascii="Consolas" w:hAnsi="Consolas" w:eastAsia="Consolas" w:cs="Consolas"/>
+                <w:b w:val="0"/>
+                <w:bCs w:val="0"/>
+                <w:color w:val="C586C0"/>
+                <w:kern w:val="0"/>
+                <w:sz w:val="21"/>
+                <w:szCs w:val="21"/>
+                <w:shd w:val="clear" w:fill="121314"/>
+                <w:lang w:val="en-US" w:eastAsia="zh-CN" w:bidi="ar"/>
+              </w:rPr>
+              <w:t>as</w:t>
+            </w:r>
+            <w:r>
+              <w:rPr>
+                <w:rFonts w:hint="default" w:ascii="Consolas" w:hAnsi="Consolas" w:eastAsia="Consolas" w:cs="Consolas"/>
+                <w:b w:val="0"/>
+                <w:bCs w:val="0"/>
+                <w:color w:val="BBBEBF"/>
+                <w:kern w:val="0"/>
+                <w:sz w:val="21"/>
+                <w:szCs w:val="21"/>
+                <w:shd w:val="clear" w:fill="121314"/>
+                <w:lang w:val="en-US" w:eastAsia="zh-CN" w:bidi="ar"/>
+              </w:rPr>
+              <w:t xml:space="preserve"> </w:t>
+            </w:r>
+            <w:r>
+              <w:rPr>
+                <w:rFonts w:hint="default" w:ascii="Consolas" w:hAnsi="Consolas" w:eastAsia="Consolas" w:cs="Consolas"/>
+                <w:b w:val="0"/>
+                <w:bCs w:val="0"/>
+                <w:color w:val="C9D1D9"/>
+                <w:kern w:val="0"/>
+                <w:sz w:val="21"/>
+                <w:szCs w:val="21"/>
+                <w:shd w:val="clear" w:fill="121314"/>
+                <w:lang w:val="en-US" w:eastAsia="zh-CN" w:bidi="ar"/>
+              </w:rPr>
+              <w:t>error</w:t>
+            </w:r>
+            <w:r>
+              <w:rPr>
+                <w:rFonts w:hint="default" w:ascii="Consolas" w:hAnsi="Consolas" w:eastAsia="Consolas" w:cs="Consolas"/>
+                <w:b w:val="0"/>
+                <w:bCs w:val="0"/>
+                <w:color w:val="BBBEBF"/>
+                <w:kern w:val="0"/>
+                <w:sz w:val="21"/>
+                <w:szCs w:val="21"/>
+                <w:shd w:val="clear" w:fill="121314"/>
+                <w:lang w:val="en-US" w:eastAsia="zh-CN" w:bidi="ar"/>
+              </w:rPr>
+              <w:t>:</w:t>
+            </w:r>
+          </w:p>
+          <w:p>
+            <w:pPr>
+              <w:keepNext w:val="0"/>
+              <w:keepLines w:val="0"/>
+              <w:widowControl/>
+              <w:suppressLineNumbers w:val="0"/>
+              <w:shd w:val="clear" w:fill="121314"/>
+              <w:spacing w:line="285" w:lineRule="atLeast"/>
+              <w:jc w:val="left"/>
+              <w:rPr>
+                <w:rFonts w:hint="default"/>
+                <w:b w:val="0"/>
+                <w:bCs w:val="0"/>
+                <w:vertAlign w:val="baseline"/>
+                <w:lang w:val="en-US"/>
+              </w:rPr>
+            </w:pPr>
+            <w:r>
+              <w:rPr>
+                <w:rFonts w:hint="default" w:ascii="Consolas" w:hAnsi="Consolas" w:eastAsia="Consolas" w:cs="Consolas"/>
+                <w:b w:val="0"/>
+                <w:bCs w:val="0"/>
+                <w:color w:val="BBBEBF"/>
+                <w:kern w:val="0"/>
+                <w:sz w:val="21"/>
+                <w:szCs w:val="21"/>
+                <w:shd w:val="clear" w:fill="121314"/>
+                <w:lang w:val="en-US" w:eastAsia="zh-CN" w:bidi="ar"/>
+              </w:rPr>
+              <w:t xml:space="preserve">        </w:t>
+            </w:r>
+            <w:r>
+              <w:rPr>
+                <w:rFonts w:hint="default" w:ascii="Consolas" w:hAnsi="Consolas" w:eastAsia="Consolas" w:cs="Consolas"/>
+                <w:b w:val="0"/>
+                <w:bCs w:val="0"/>
+                <w:color w:val="D2A8FF"/>
+                <w:kern w:val="0"/>
+                <w:sz w:val="21"/>
+                <w:szCs w:val="21"/>
+                <w:shd w:val="clear" w:fill="121314"/>
+                <w:lang w:val="en-US" w:eastAsia="zh-CN" w:bidi="ar"/>
+              </w:rPr>
+              <w:t>print</w:t>
+            </w:r>
+            <w:r>
+              <w:rPr>
+                <w:rFonts w:hint="default" w:ascii="Consolas" w:hAnsi="Consolas" w:eastAsia="Consolas" w:cs="Consolas"/>
+                <w:b w:val="0"/>
+                <w:bCs w:val="0"/>
+                <w:color w:val="BBBEBF"/>
+                <w:kern w:val="0"/>
+                <w:sz w:val="21"/>
+                <w:szCs w:val="21"/>
+                <w:shd w:val="clear" w:fill="121314"/>
+                <w:lang w:val="en-US" w:eastAsia="zh-CN" w:bidi="ar"/>
+              </w:rPr>
+              <w:t>(</w:t>
+            </w:r>
+            <w:r>
+              <w:rPr>
+                <w:rFonts w:hint="default" w:ascii="Consolas" w:hAnsi="Consolas" w:eastAsia="Consolas" w:cs="Consolas"/>
+                <w:b w:val="0"/>
+                <w:bCs w:val="0"/>
+                <w:color w:val="A5D6FF"/>
+                <w:kern w:val="0"/>
+                <w:sz w:val="21"/>
+                <w:szCs w:val="21"/>
+                <w:shd w:val="clear" w:fill="121314"/>
+                <w:lang w:val="en-US" w:eastAsia="zh-CN" w:bidi="ar"/>
+              </w:rPr>
+              <w:t>"Помилка:"</w:t>
+            </w:r>
+            <w:r>
+              <w:rPr>
+                <w:rFonts w:hint="default" w:ascii="Consolas" w:hAnsi="Consolas" w:eastAsia="Consolas" w:cs="Consolas"/>
+                <w:b w:val="0"/>
+                <w:bCs w:val="0"/>
+                <w:color w:val="BBBEBF"/>
+                <w:kern w:val="0"/>
+                <w:sz w:val="21"/>
+                <w:szCs w:val="21"/>
+                <w:shd w:val="clear" w:fill="121314"/>
+                <w:lang w:val="en-US" w:eastAsia="zh-CN" w:bidi="ar"/>
+              </w:rPr>
+              <w:t xml:space="preserve">, </w:t>
+            </w:r>
+            <w:r>
+              <w:rPr>
+                <w:rFonts w:hint="default" w:ascii="Consolas" w:hAnsi="Consolas" w:eastAsia="Consolas" w:cs="Consolas"/>
+                <w:b w:val="0"/>
+                <w:bCs w:val="0"/>
+                <w:color w:val="C9D1D9"/>
+                <w:kern w:val="0"/>
+                <w:sz w:val="21"/>
+                <w:szCs w:val="21"/>
+                <w:shd w:val="clear" w:fill="121314"/>
+                <w:lang w:val="en-US" w:eastAsia="zh-CN" w:bidi="ar"/>
+              </w:rPr>
+              <w:t>error</w:t>
+            </w:r>
+            <w:r>
+              <w:rPr>
+                <w:rFonts w:hint="default" w:ascii="Consolas" w:hAnsi="Consolas" w:eastAsia="Consolas" w:cs="Consolas"/>
+                <w:b w:val="0"/>
+                <w:bCs w:val="0"/>
+                <w:color w:val="BBBEBF"/>
+                <w:kern w:val="0"/>
+                <w:sz w:val="21"/>
+                <w:szCs w:val="21"/>
+                <w:shd w:val="clear" w:fill="121314"/>
+                <w:lang w:val="en-US" w:eastAsia="zh-CN" w:bidi="ar"/>
+              </w:rPr>
+              <w:t>)</w:t>
+            </w:r>
+          </w:p>
+        </w:tc>
+      </w:tr>
+    </w:tbl>
+    <w:p>
+      <w:pPr>
+        <w:numPr>
+          <w:ilvl w:val="0"/>
+          <w:numId w:val="0"/>
+        </w:numPr>
+        <w:ind w:leftChars="0" w:firstLine="720" w:firstLineChars="0"/>
+        <w:jc w:val="both"/>
+        <w:rPr>
+          <w:rFonts w:hint="default"/>
+          <w:b w:val="0"/>
+          <w:bCs w:val="0"/>
           <w:lang w:val="en-US"/>
         </w:rPr>
       </w:pPr>
@@ -25401,6 +29880,213 @@
         <w:ind w:leftChars="0" w:firstLine="720" w:firstLineChars="0"/>
         <w:jc w:val="both"/>
         <w:rPr>
+          <w:rFonts w:hint="default"/>
+          <w:b w:val="0"/>
+          <w:bCs w:val="0"/>
+          <w:lang w:val="uk-UA"/>
+        </w:rPr>
+      </w:pPr>
+      <w:r>
+        <w:rPr>
+          <w:lang w:val="uk-UA"/>
+        </w:rPr>
+        <w:t xml:space="preserve">Посилання на </w:t>
+      </w:r>
+      <w:r>
+        <w:t>github</w:t>
+      </w:r>
+      <w:r>
+        <w:rPr>
+          <w:lang w:val="ru-RU"/>
+        </w:rPr>
+        <w:t>:</w:t>
+      </w:r>
+      <w:r>
+        <w:rPr>
+          <w:rFonts w:hint="default"/>
+          <w:lang w:val="uk-UA"/>
+        </w:rPr>
+        <w:t xml:space="preserve"> </w:t>
+      </w:r>
+      <w:r>
+        <w:rPr>
+          <w:rFonts w:hint="default"/>
+          <w:lang w:val="uk-UA"/>
+        </w:rPr>
+        <w:fldChar w:fldCharType="begin"/>
+      </w:r>
+      <w:r>
+        <w:rPr>
+          <w:rFonts w:hint="default"/>
+          <w:lang w:val="uk-UA"/>
+        </w:rPr>
+        <w:instrText xml:space="preserve"> HYPERLINK "https://github.com/valeriiakosaia/TP-KB-251-Valeriia-Kosaia/blob/main/topic_04/task1.py" </w:instrText>
+      </w:r>
+      <w:r>
+        <w:rPr>
+          <w:rFonts w:hint="default"/>
+          <w:lang w:val="uk-UA"/>
+        </w:rPr>
+        <w:fldChar w:fldCharType="separate"/>
+      </w:r>
+      <w:r>
+        <w:rPr>
+          <w:rStyle w:val="5"/>
+          <w:rFonts w:hint="default"/>
+          <w:lang w:val="uk-UA"/>
+        </w:rPr>
+        <w:t>https://github.com/valeriiakosaia/TP-KB-251-Valeriia-Kosaia/blob/main/topic_04/task1.py</w:t>
+      </w:r>
+      <w:r>
+        <w:rPr>
+          <w:rFonts w:hint="default"/>
+          <w:lang w:val="uk-UA"/>
+        </w:rPr>
+        <w:fldChar w:fldCharType="end"/>
+      </w:r>
+      <w:r>
+        <w:rPr>
+          <w:rFonts w:hint="default"/>
+          <w:lang w:val="uk-UA"/>
+        </w:rPr>
+        <w:t xml:space="preserve"> </w:t>
+      </w:r>
+      <w:bookmarkStart w:id="0" w:name="_GoBack"/>
+      <w:bookmarkEnd w:id="0"/>
+    </w:p>
+    <w:p>
+      <w:pPr>
+        <w:rPr>
+          <w:rFonts w:hint="default"/>
+          <w:b w:val="0"/>
+          <w:bCs w:val="0"/>
+          <w:lang w:val="en-US"/>
+        </w:rPr>
+      </w:pPr>
+      <w:r>
+        <w:rPr>
+          <w:lang w:val="uk-UA"/>
+        </w:rPr>
+        <w:t xml:space="preserve">Знімок екрану з посилання на </w:t>
+      </w:r>
+      <w:r>
+        <w:t>github</w:t>
+      </w:r>
+      <w:r>
+        <w:rPr>
+          <w:lang w:val="ru-RU"/>
+        </w:rPr>
+        <w:t>:</w:t>
+      </w:r>
+      <w:r>
+        <w:rPr>
+          <w:rFonts w:hint="default"/>
+          <w:lang w:val="uk-UA"/>
+        </w:rPr>
+        <w:t xml:space="preserve"> </w:t>
+      </w:r>
+    </w:p>
+    <w:p>
+      <w:pPr>
+        <w:rPr>
+          <w:rFonts w:hint="default"/>
+          <w:lang w:val="uk-UA"/>
+        </w:rPr>
+      </w:pPr>
+      <w:r>
+        <w:rPr>
+          <w:rFonts w:hint="default"/>
+          <w:b w:val="0"/>
+          <w:bCs w:val="0"/>
+          <w:lang w:val="en-US"/>
+        </w:rPr>
+        <w:drawing>
+          <wp:inline distT="0" distB="0" distL="114300" distR="114300">
+            <wp:extent cx="5939155" cy="5078730"/>
+            <wp:effectExtent l="0" t="0" r="4445" b="7620"/>
+            <wp:docPr id="12" name="Изображение 12" descr="{EB6497BB-CEF6-4D5C-83A6-36EEB7969DEB}"/>
+            <wp:cNvGraphicFramePr>
+              <a:graphicFrameLocks xmlns:a="http://schemas.openxmlformats.org/drawingml/2006/main" noChangeAspect="1"/>
+            </wp:cNvGraphicFramePr>
+            <a:graphic xmlns:a="http://schemas.openxmlformats.org/drawingml/2006/main">
+              <a:graphicData uri="http://schemas.openxmlformats.org/drawingml/2006/picture">
+                <pic:pic xmlns:pic="http://schemas.openxmlformats.org/drawingml/2006/picture">
+                  <pic:nvPicPr>
+                    <pic:cNvPr id="12" name="Изображение 12" descr="{EB6497BB-CEF6-4D5C-83A6-36EEB7969DEB}"/>
+                    <pic:cNvPicPr>
+                      <a:picLocks noChangeAspect="1"/>
+                    </pic:cNvPicPr>
+                  </pic:nvPicPr>
+                  <pic:blipFill>
+                    <a:blip r:embed="rId18"/>
+                    <a:stretch>
+                      <a:fillRect/>
+                    </a:stretch>
+                  </pic:blipFill>
+                  <pic:spPr>
+                    <a:xfrm>
+                      <a:off x="0" y="0"/>
+                      <a:ext cx="5939155" cy="5078730"/>
+                    </a:xfrm>
+                    <a:prstGeom prst="rect">
+                      <a:avLst/>
+                    </a:prstGeom>
+                  </pic:spPr>
+                </pic:pic>
+              </a:graphicData>
+            </a:graphic>
+          </wp:inline>
+        </w:drawing>
+      </w:r>
+    </w:p>
+    <w:p>
+      <w:pPr>
+        <w:numPr>
+          <w:ilvl w:val="0"/>
+          <w:numId w:val="0"/>
+        </w:numPr>
+        <w:ind w:leftChars="0" w:firstLine="720" w:firstLineChars="0"/>
+        <w:jc w:val="both"/>
+        <w:rPr>
+          <w:rFonts w:hint="default" w:ascii="Times New Roman" w:hAnsi="Times New Roman" w:cs="Times New Roman"/>
+          <w:b/>
+          <w:bCs/>
+          <w:sz w:val="28"/>
+          <w:szCs w:val="28"/>
+          <w:lang w:val="en-US"/>
+        </w:rPr>
+      </w:pPr>
+      <w:r>
+        <w:rPr>
+          <w:rFonts w:hint="default" w:ascii="Times New Roman" w:hAnsi="Times New Roman" w:eastAsia="SimSun" w:cs="Times New Roman"/>
+          <w:b/>
+          <w:bCs/>
+          <w:sz w:val="28"/>
+          <w:szCs w:val="28"/>
+        </w:rPr>
+        <w:t>Висновок</w:t>
+      </w:r>
+      <w:r>
+        <w:rPr>
+          <w:rFonts w:hint="default" w:eastAsia="SimSun" w:cs="Times New Roman"/>
+          <w:b/>
+          <w:bCs/>
+          <w:sz w:val="28"/>
+          <w:szCs w:val="28"/>
+          <w:lang w:val="en-US"/>
+        </w:rPr>
+        <w:t>:</w:t>
+      </w:r>
+    </w:p>
+    <w:p>
+      <w:pPr>
+        <w:numPr>
+          <w:ilvl w:val="0"/>
+          <w:numId w:val="0"/>
+        </w:numPr>
+        <w:ind w:leftChars="0" w:firstLine="720" w:firstLineChars="0"/>
+        <w:jc w:val="both"/>
+        <w:rPr>
           <w:rFonts w:hint="default" w:ascii="Times New Roman" w:hAnsi="Times New Roman" w:cs="Times New Roman"/>
           <w:b w:val="0"/>
           <w:bCs w:val="0"/>
@@ -25409,6 +30095,17 @@
           <w:lang w:val="uk-UA"/>
         </w:rPr>
       </w:pPr>
+      <w:r>
+        <w:rPr>
+          <w:rFonts w:hint="default" w:ascii="Times New Roman" w:hAnsi="Times New Roman" w:cs="Times New Roman"/>
+          <w:b w:val="0"/>
+          <w:bCs w:val="0"/>
+          <w:sz w:val="28"/>
+          <w:szCs w:val="28"/>
+          <w:lang w:val="uk-UA"/>
+        </w:rPr>
+        <w:t>У ході самостійної роботи було вдосконалено програму калькулятора мовою Python. Додано обробку виняткових ситуацій за допомогою конструкції try-except. Проведено тестування арифметичних операцій, ділення на нуль, некоректного введення даних та завершення програми. Усі перевірені ситуації обробляються правильно, програма продовжує працювати після виникнення помилок.</w:t>
+      </w:r>
     </w:p>
     <w:sectPr>
       <w:headerReference r:id="rId5" w:type="default"/>
@@ -25495,6 +30192,26 @@
 <file path=word/numbering.xml><?xml version="1.0" encoding="utf-8"?>
 <w:numbering xmlns:wpc="http://schemas.microsoft.com/office/word/2010/wordprocessingCanvas" xmlns:mc="http://schemas.openxmlformats.org/markup-compatibility/2006" xmlns:o="urn:schemas-microsoft-com:office:office" xmlns:r="http://schemas.openxmlformats.org/officeDocument/2006/relationships" xmlns:m="http://schemas.openxmlformats.org/officeDocument/2006/math" xmlns:v="urn:schemas-microsoft-com:vml" xmlns:wp14="http://schemas.microsoft.com/office/word/2010/wordprocessingDrawing" xmlns:wp="http://schemas.openxmlformats.org/drawingml/2006/wordprocessingDrawing" xmlns:w10="urn:schemas-microsoft-com:office:word" xmlns:w="http://schemas.openxmlformats.org/wordprocessingml/2006/main" xmlns:w14="http://schemas.microsoft.com/office/word/2010/wordml" xmlns:wpg="http://schemas.microsoft.com/office/word/2010/wordprocessingGroup" xmlns:wpi="http://schemas.microsoft.com/office/word/2010/wordprocessingInk" xmlns:wne="http://schemas.microsoft.com/office/word/2006/wordml" xmlns:wps="http://schemas.microsoft.com/office/word/2010/wordprocessingShape" xmlns:wpsCustomData="http://www.wps.cn/officeDocument/2013/wpsCustomData" mc:Ignorable="w14 wp14">
   <w:abstractNum w:abstractNumId="0">
+    <w:nsid w:val="FC3B3231"/>
+    <w:multiLevelType w:val="singleLevel"/>
+    <w:tmpl w:val="FC3B3231"/>
+    <w:lvl w:ilvl="0" w:tentative="0">
+      <w:start w:val="1"/>
+      <w:numFmt w:val="bullet"/>
+      <w:lvlText w:val=""/>
+      <w:lvlJc w:val="left"/>
+      <w:pPr>
+        <w:tabs>
+          <w:tab w:val="left" w:pos="420"/>
+        </w:tabs>
+        <w:ind w:left="420" w:leftChars="0" w:hanging="420" w:firstLineChars="0"/>
+      </w:pPr>
+      <w:rPr>
+        <w:rFonts w:hint="default" w:ascii="Wingdings" w:hAnsi="Wingdings"/>
+      </w:rPr>
+    </w:lvl>
+  </w:abstractNum>
+  <w:abstractNum w:abstractNumId="1">
     <w:nsid w:val="04B690B4"/>
     <w:multiLevelType w:val="singleLevel"/>
     <w:tmpl w:val="04B690B4"/>
@@ -25514,7 +30231,7 @@
       </w:rPr>
     </w:lvl>
   </w:abstractNum>
-  <w:abstractNum w:abstractNumId="1">
+  <w:abstractNum w:abstractNumId="2">
     <w:nsid w:val="61597136"/>
     <w:multiLevelType w:val="multilevel"/>
     <w:tmpl w:val="61597136"/>
@@ -25603,7 +30320,7 @@
       </w:pPr>
     </w:lvl>
   </w:abstractNum>
-  <w:abstractNum w:abstractNumId="2">
+  <w:abstractNum w:abstractNumId="3">
     <w:nsid w:val="6CE54FE5"/>
     <w:multiLevelType w:val="multilevel"/>
     <w:tmpl w:val="6CE54FE5"/>
@@ -25693,13 +30410,16 @@
     </w:lvl>
   </w:abstractNum>
   <w:num w:numId="1">
-    <w:abstractNumId w:val="0"/>
+    <w:abstractNumId w:val="1"/>
   </w:num>
   <w:num w:numId="2">
-    <w:abstractNumId w:val="1"/>
+    <w:abstractNumId w:val="2"/>
   </w:num>
   <w:num w:numId="3">
-    <w:abstractNumId w:val="2"/>
+    <w:abstractNumId w:val="3"/>
+  </w:num>
+  <w:num w:numId="4">
+    <w:abstractNumId w:val="0"/>
   </w:num>
 </w:numbering>
 </file>
